--- a/docs/РП ИИ/Б1.В.07 РП МехСплошСред 01.03.04 САКоролев.docx
+++ b/docs/РП ИИ/Б1.В.07 РП МехСплошСред 01.03.04 САКоролев.docx
@@ -210,7 +210,7 @@
     </w:p>
     <w:p>
       <w:pPr>
-        <w:spacing w:before="0" w:after="1440" w:line="240" w:lineRule="auto"/>
+        <w:spacing w:before="0" w:after="2880" w:line="240" w:lineRule="auto"/>
         <w:jc w:val="center"/>
       </w:pPr>
       <w:r>
@@ -250,6 +250,7 @@
     <w:p>
       <w:pPr>
         <w:spacing w:before="0" w:after="360" w:line="240" w:lineRule="auto"/>
+        <w:jc w:val="both"/>
       </w:pPr>
       <w:r>
         <w:rPr>
@@ -266,6 +267,7 @@
     <w:p>
       <w:pPr>
         <w:spacing w:before="0" w:after="240" w:line="240" w:lineRule="auto"/>
+        <w:jc w:val="both"/>
       </w:pPr>
       <w:r>
         <w:rPr>
@@ -282,11 +284,13 @@
     <w:p>
       <w:pPr>
         <w:spacing w:before="0" w:after="240" w:line="240" w:lineRule="auto"/>
+        <w:jc w:val="both"/>
       </w:pPr>
     </w:p>
     <w:p>
       <w:pPr>
         <w:spacing w:before="0" w:after="120" w:line="240" w:lineRule="auto"/>
+        <w:jc w:val="both"/>
       </w:pPr>
       <w:r>
         <w:rPr>
@@ -303,6 +307,7 @@
     <w:p>
       <w:pPr>
         <w:spacing w:before="0" w:after="480" w:line="240" w:lineRule="auto"/>
+        <w:jc w:val="both"/>
       </w:pPr>
       <w:r>
         <w:rPr>
@@ -319,6 +324,7 @@
     <w:p>
       <w:pPr>
         <w:spacing w:before="0" w:after="480" w:line="240" w:lineRule="auto"/>
+        <w:jc w:val="both"/>
       </w:pPr>
       <w:r>
         <w:rPr>
@@ -335,6 +341,7 @@
     <w:p>
       <w:pPr>
         <w:spacing w:before="0" w:after="240" w:line="240" w:lineRule="auto"/>
+        <w:jc w:val="both"/>
       </w:pPr>
       <w:r>
         <w:rPr>
@@ -351,6 +358,7 @@
     <w:p>
       <w:pPr>
         <w:spacing w:before="0" w:after="360" w:line="240" w:lineRule="auto"/>
+        <w:jc w:val="both"/>
       </w:pPr>
       <w:r>
         <w:rPr>
@@ -367,6 +375,7 @@
     <w:p>
       <w:pPr>
         <w:spacing w:before="0" w:after="480" w:line="240" w:lineRule="auto"/>
+        <w:jc w:val="both"/>
       </w:pPr>
       <w:r>
         <w:rPr>
@@ -379,12 +388,14 @@
         </w:rPr>
         <w:t>Протокол заседания учебно-методической комиссии по УГСН</w:t>
         <w:br/>
+        <w:br/>
         <w:t>01.00.00 «Математика и механика» от «____» _______________ 2026 г. №_______</w:t>
       </w:r>
     </w:p>
     <w:p>
       <w:pPr>
         <w:spacing w:before="0" w:after="480" w:line="240" w:lineRule="auto"/>
+        <w:jc w:val="both"/>
       </w:pPr>
       <w:r>
         <w:rPr>
@@ -397,12 +408,14 @@
         </w:rPr>
         <w:t>Председатель учебно-методической комиссии по УГСН</w:t>
         <w:br/>
-        <w:t>01.00.00 «Математика и механика» _______________________ В.Г. Суфиянов</w:t>
+        <w:br/>
+        <w:t>01.00.00 «Математика и механика» _________________ В.Г. Суфиянов</w:t>
       </w:r>
     </w:p>
     <w:p>
       <w:pPr>
         <w:spacing w:before="0" w:after="120" w:line="240" w:lineRule="auto"/>
+        <w:jc w:val="both"/>
       </w:pPr>
       <w:r>
         <w:rPr>
@@ -413,7 +426,7 @@
           <w:sz w:val="28"/>
           <w:rFonts w:ascii="Times New Roman" w:hAnsi="Times New Roman" w:cs="Times New Roman" w:eastAsia="Times New Roman"/>
         </w:rPr>
-        <w:t>Руководитель образовательной программы _______________________ С.А. Королев</w:t>
+        <w:t>Руководитель образовательной программы _________________ С.А. Королев</w:t>
       </w:r>
     </w:p>
     <w:p>
@@ -467,7 +480,7 @@
           <w:p>
             <w:pPr>
               <w:spacing w:before="0" w:after="0" w:line="240" w:lineRule="auto"/>
-              <w:jc w:val="left"/>
+              <w:jc w:val="both"/>
             </w:pPr>
             <w:r/>
             <w:r>
@@ -497,7 +510,7 @@
           <w:p>
             <w:pPr>
               <w:spacing w:before="0" w:after="0" w:line="240" w:lineRule="auto"/>
-              <w:jc w:val="left"/>
+              <w:jc w:val="both"/>
             </w:pPr>
             <w:r/>
             <w:r>
@@ -532,7 +545,7 @@
           <w:p>
             <w:pPr>
               <w:spacing w:before="0" w:after="0" w:line="240" w:lineRule="auto"/>
-              <w:jc w:val="left"/>
+              <w:jc w:val="both"/>
             </w:pPr>
             <w:r/>
             <w:r>
@@ -562,7 +575,7 @@
           <w:p>
             <w:pPr>
               <w:spacing w:before="0" w:after="0" w:line="240" w:lineRule="auto"/>
-              <w:jc w:val="left"/>
+              <w:jc w:val="both"/>
             </w:pPr>
             <w:r/>
             <w:r>
@@ -597,7 +610,7 @@
           <w:p>
             <w:pPr>
               <w:spacing w:before="0" w:after="0" w:line="240" w:lineRule="auto"/>
-              <w:jc w:val="left"/>
+              <w:jc w:val="both"/>
             </w:pPr>
             <w:r/>
             <w:r>
@@ -627,7 +640,7 @@
           <w:p>
             <w:pPr>
               <w:spacing w:before="0" w:after="0" w:line="240" w:lineRule="auto"/>
-              <w:jc w:val="left"/>
+              <w:jc w:val="both"/>
             </w:pPr>
             <w:r/>
             <w:r>
@@ -662,7 +675,7 @@
           <w:p>
             <w:pPr>
               <w:spacing w:before="0" w:after="0" w:line="240" w:lineRule="auto"/>
-              <w:jc w:val="left"/>
+              <w:jc w:val="both"/>
             </w:pPr>
             <w:r/>
             <w:r>
@@ -692,7 +705,7 @@
           <w:p>
             <w:pPr>
               <w:spacing w:before="0" w:after="0" w:line="240" w:lineRule="auto"/>
-              <w:jc w:val="left"/>
+              <w:jc w:val="both"/>
             </w:pPr>
             <w:r/>
             <w:r>
@@ -727,7 +740,7 @@
           <w:p>
             <w:pPr>
               <w:spacing w:before="0" w:after="0" w:line="240" w:lineRule="auto"/>
-              <w:jc w:val="left"/>
+              <w:jc w:val="both"/>
             </w:pPr>
             <w:r/>
             <w:r>
@@ -757,7 +770,7 @@
           <w:p>
             <w:pPr>
               <w:spacing w:before="0" w:after="0" w:line="240" w:lineRule="auto"/>
-              <w:jc w:val="left"/>
+              <w:jc w:val="both"/>
             </w:pPr>
             <w:r/>
             <w:r>
@@ -769,7 +782,7 @@
                 <w:sz w:val="22"/>
                 <w:rFonts w:ascii="Times New Roman" w:hAnsi="Times New Roman" w:cs="Times New Roman" w:eastAsia="Times New Roman"/>
               </w:rPr>
-              <w:t>6 з.е. / 209 часов</w:t>
+              <w:t>6 з.е. / 216 часов</w:t>
             </w:r>
           </w:p>
         </w:tc>
@@ -792,7 +805,7 @@
           <w:p>
             <w:pPr>
               <w:spacing w:before="0" w:after="0" w:line="240" w:lineRule="auto"/>
-              <w:jc w:val="left"/>
+              <w:jc w:val="both"/>
             </w:pPr>
             <w:r/>
             <w:r>
@@ -822,7 +835,7 @@
           <w:p>
             <w:pPr>
               <w:spacing w:before="0" w:after="0" w:line="240" w:lineRule="auto"/>
-              <w:jc w:val="left"/>
+              <w:jc w:val="both"/>
             </w:pPr>
             <w:r/>
             <w:r>
@@ -857,7 +870,7 @@
           <w:p>
             <w:pPr>
               <w:spacing w:before="0" w:after="0" w:line="240" w:lineRule="auto"/>
-              <w:jc w:val="left"/>
+              <w:jc w:val="both"/>
             </w:pPr>
             <w:r/>
             <w:r>
@@ -887,7 +900,7 @@
           <w:p>
             <w:pPr>
               <w:spacing w:before="0" w:after="0" w:line="240" w:lineRule="auto"/>
-              <w:jc w:val="left"/>
+              <w:jc w:val="both"/>
             </w:pPr>
             <w:r/>
             <w:r>
@@ -924,7 +937,7 @@
           <w:p>
             <w:pPr>
               <w:spacing w:before="0" w:after="0" w:line="240" w:lineRule="auto"/>
-              <w:jc w:val="left"/>
+              <w:jc w:val="both"/>
             </w:pPr>
             <w:r/>
             <w:r>
@@ -954,7 +967,7 @@
           <w:p>
             <w:pPr>
               <w:spacing w:before="0" w:after="0" w:line="240" w:lineRule="auto"/>
-              <w:jc w:val="left"/>
+              <w:jc w:val="both"/>
             </w:pPr>
             <w:r/>
             <w:r>
@@ -991,7 +1004,7 @@
           <w:p>
             <w:pPr>
               <w:spacing w:before="0" w:after="0" w:line="240" w:lineRule="auto"/>
-              <w:jc w:val="left"/>
+              <w:jc w:val="both"/>
             </w:pPr>
             <w:r/>
             <w:r>
@@ -1021,7 +1034,7 @@
           <w:p>
             <w:pPr>
               <w:spacing w:before="0" w:after="0" w:line="240" w:lineRule="auto"/>
-              <w:jc w:val="left"/>
+              <w:jc w:val="both"/>
             </w:pPr>
             <w:r/>
             <w:r>
@@ -1047,6 +1060,7 @@
     <w:p>
       <w:pPr>
         <w:spacing w:before="0" w:after="240" w:line="240" w:lineRule="auto"/>
+        <w:jc w:val="both"/>
       </w:pPr>
       <w:r>
         <w:rPr>
@@ -1063,6 +1077,7 @@
     <w:p>
       <w:pPr>
         <w:spacing w:before="0" w:after="120" w:line="240" w:lineRule="auto"/>
+        <w:jc w:val="both"/>
       </w:pPr>
       <w:r>
         <w:rPr>
@@ -1079,6 +1094,7 @@
     <w:p>
       <w:pPr>
         <w:spacing w:before="0" w:after="120" w:line="240" w:lineRule="auto"/>
+        <w:jc w:val="both"/>
       </w:pPr>
       <w:r>
         <w:rPr>
@@ -1095,6 +1111,7 @@
     <w:p>
       <w:pPr>
         <w:spacing w:before="0" w:after="120" w:line="240" w:lineRule="auto"/>
+        <w:jc w:val="both"/>
       </w:pPr>
       <w:r>
         <w:rPr>
@@ -1111,6 +1128,7 @@
     <w:p>
       <w:pPr>
         <w:spacing w:before="0" w:after="120" w:line="240" w:lineRule="auto"/>
+        <w:jc w:val="both"/>
       </w:pPr>
       <w:r>
         <w:rPr>
@@ -1127,6 +1145,7 @@
     <w:p>
       <w:pPr>
         <w:spacing w:before="0" w:after="120" w:line="240" w:lineRule="auto"/>
+        <w:jc w:val="both"/>
       </w:pPr>
       <w:r>
         <w:rPr>
@@ -1143,6 +1162,7 @@
     <w:p>
       <w:pPr>
         <w:spacing w:before="0" w:after="240" w:line="240" w:lineRule="auto"/>
+        <w:jc w:val="both"/>
       </w:pPr>
       <w:r>
         <w:rPr>
@@ -1159,6 +1179,7 @@
     <w:p>
       <w:pPr>
         <w:spacing w:before="0" w:after="120" w:line="240" w:lineRule="auto"/>
+        <w:jc w:val="both"/>
       </w:pPr>
       <w:r>
         <w:rPr>
@@ -1174,7 +1195,8 @@
     </w:p>
     <w:p>
       <w:pPr>
-        <w:spacing w:before="0" w:after="120" w:line="240" w:lineRule="auto"/>
+        <w:spacing w:before="240" w:after="120" w:line="240" w:lineRule="auto"/>
+        <w:jc w:val="both"/>
       </w:pPr>
       <w:r>
         <w:rPr>
@@ -1188,57 +1210,281 @@
         <w:t>Знания, приобретаемые в ходе освоения дисциплины:</w:t>
       </w:r>
     </w:p>
+    <w:tbl>
+      <w:tblPr>
+        <w:tblStyle w:val="TableGrid"/>
+        <w:tblW w:type="auto" w:w="0"/>
+        <w:jc w:val="center"/>
+        <w:tblLook w:firstColumn="1" w:firstRow="1" w:lastColumn="0" w:lastRow="0" w:noHBand="0" w:noVBand="1" w:val="04A0"/>
+      </w:tblPr>
+      <w:tblGrid>
+        <w:gridCol w:w="4844"/>
+        <w:gridCol w:w="4844"/>
+      </w:tblGrid>
+      <w:tr>
+        <w:tc>
+          <w:tcPr>
+            <w:tcW w:type="dxa" w:w="850"/>
+            <w:vAlign w:val="center"/>
+            <w:tcMar>
+              <w:top w:w="100" w:type="dxa"/>
+              <w:bottom w:w="100" w:type="dxa"/>
+              <w:left w:w="120" w:type="dxa"/>
+              <w:right w:w="120" w:type="dxa"/>
+            </w:tcMar>
+            <w:shd w:val="clear" w:color="auto" w:fill="F2F2F2"/>
+          </w:tcPr>
+          <w:p>
+            <w:pPr>
+              <w:spacing w:before="0" w:after="0" w:line="240" w:lineRule="auto"/>
+              <w:jc w:val="center"/>
+            </w:pPr>
+            <w:r/>
+            <w:r>
+              <w:rPr>
+                <w:rFonts w:ascii="Times New Roman" w:hAnsi="Times New Roman"/>
+                <w:b/>
+                <w:i w:val="0"/>
+                <w:color w:val="000000"/>
+                <w:sz w:val="24"/>
+                <w:rFonts w:ascii="Times New Roman" w:hAnsi="Times New Roman" w:cs="Times New Roman" w:eastAsia="Times New Roman"/>
+              </w:rPr>
+              <w:t>№ п/п</w:t>
+            </w:r>
+          </w:p>
+        </w:tc>
+        <w:tc>
+          <w:tcPr>
+            <w:tcW w:type="dxa" w:w="8220"/>
+            <w:vAlign w:val="center"/>
+            <w:tcMar>
+              <w:top w:w="100" w:type="dxa"/>
+              <w:bottom w:w="100" w:type="dxa"/>
+              <w:left w:w="120" w:type="dxa"/>
+              <w:right w:w="120" w:type="dxa"/>
+            </w:tcMar>
+            <w:shd w:val="clear" w:color="auto" w:fill="F2F2F2"/>
+          </w:tcPr>
+          <w:p>
+            <w:pPr>
+              <w:spacing w:before="0" w:after="0" w:line="240" w:lineRule="auto"/>
+              <w:jc w:val="center"/>
+            </w:pPr>
+            <w:r/>
+            <w:r>
+              <w:rPr>
+                <w:rFonts w:ascii="Times New Roman" w:hAnsi="Times New Roman"/>
+                <w:b/>
+                <w:i w:val="0"/>
+                <w:color w:val="000000"/>
+                <w:sz w:val="24"/>
+                <w:rFonts w:ascii="Times New Roman" w:hAnsi="Times New Roman" w:cs="Times New Roman" w:eastAsia="Times New Roman"/>
+              </w:rPr>
+              <w:t>Знания</w:t>
+            </w:r>
+          </w:p>
+        </w:tc>
+      </w:tr>
+      <w:tr>
+        <w:trPr>
+          <w:cantSplit/>
+        </w:trPr>
+        <w:tc>
+          <w:tcPr>
+            <w:tcW w:type="dxa" w:w="850"/>
+            <w:vAlign w:val="center"/>
+            <w:tcMar>
+              <w:top w:w="100" w:type="dxa"/>
+              <w:bottom w:w="100" w:type="dxa"/>
+              <w:left w:w="120" w:type="dxa"/>
+              <w:right w:w="120" w:type="dxa"/>
+            </w:tcMar>
+          </w:tcPr>
+          <w:p>
+            <w:pPr>
+              <w:spacing w:before="0" w:after="0" w:line="240" w:lineRule="auto"/>
+              <w:jc w:val="center"/>
+            </w:pPr>
+            <w:r/>
+            <w:r>
+              <w:rPr>
+                <w:rFonts w:ascii="Times New Roman" w:hAnsi="Times New Roman"/>
+                <w:b w:val="0"/>
+                <w:i w:val="0"/>
+                <w:color w:val="000000"/>
+                <w:sz w:val="20"/>
+                <w:rFonts w:ascii="Times New Roman" w:hAnsi="Times New Roman" w:cs="Times New Roman" w:eastAsia="Times New Roman"/>
+              </w:rPr>
+              <w:t>1</w:t>
+            </w:r>
+          </w:p>
+        </w:tc>
+        <w:tc>
+          <w:tcPr>
+            <w:tcW w:type="dxa" w:w="8220"/>
+            <w:vAlign w:val="center"/>
+            <w:tcMar>
+              <w:top w:w="100" w:type="dxa"/>
+              <w:bottom w:w="100" w:type="dxa"/>
+              <w:left w:w="120" w:type="dxa"/>
+              <w:right w:w="120" w:type="dxa"/>
+            </w:tcMar>
+          </w:tcPr>
+          <w:p>
+            <w:pPr>
+              <w:spacing w:before="0" w:after="0" w:line="240" w:lineRule="auto"/>
+              <w:jc w:val="both"/>
+            </w:pPr>
+            <w:r/>
+            <w:r>
+              <w:rPr>
+                <w:rFonts w:ascii="Times New Roman" w:hAnsi="Times New Roman"/>
+                <w:b w:val="0"/>
+                <w:i w:val="0"/>
+                <w:color w:val="000000"/>
+                <w:sz w:val="20"/>
+                <w:rFonts w:ascii="Times New Roman" w:hAnsi="Times New Roman" w:cs="Times New Roman" w:eastAsia="Times New Roman"/>
+              </w:rPr>
+              <w:t>Синтаксис и семантика алгоритмического языка программирования, принципы и методология построения систем по курсу «Механика сплошных сред»</w:t>
+            </w:r>
+          </w:p>
+        </w:tc>
+      </w:tr>
+      <w:tr>
+        <w:trPr>
+          <w:cantSplit/>
+        </w:trPr>
+        <w:tc>
+          <w:tcPr>
+            <w:tcW w:type="dxa" w:w="850"/>
+            <w:vAlign w:val="center"/>
+            <w:tcMar>
+              <w:top w:w="100" w:type="dxa"/>
+              <w:bottom w:w="100" w:type="dxa"/>
+              <w:left w:w="120" w:type="dxa"/>
+              <w:right w:w="120" w:type="dxa"/>
+            </w:tcMar>
+          </w:tcPr>
+          <w:p>
+            <w:pPr>
+              <w:spacing w:before="0" w:after="0" w:line="240" w:lineRule="auto"/>
+              <w:jc w:val="center"/>
+            </w:pPr>
+            <w:r/>
+            <w:r>
+              <w:rPr>
+                <w:rFonts w:ascii="Times New Roman" w:hAnsi="Times New Roman"/>
+                <w:b w:val="0"/>
+                <w:i w:val="0"/>
+                <w:color w:val="000000"/>
+                <w:sz w:val="20"/>
+                <w:rFonts w:ascii="Times New Roman" w:hAnsi="Times New Roman" w:cs="Times New Roman" w:eastAsia="Times New Roman"/>
+              </w:rPr>
+              <w:t>2</w:t>
+            </w:r>
+          </w:p>
+        </w:tc>
+        <w:tc>
+          <w:tcPr>
+            <w:tcW w:type="dxa" w:w="8220"/>
+            <w:vAlign w:val="center"/>
+            <w:tcMar>
+              <w:top w:w="100" w:type="dxa"/>
+              <w:bottom w:w="100" w:type="dxa"/>
+              <w:left w:w="120" w:type="dxa"/>
+              <w:right w:w="120" w:type="dxa"/>
+            </w:tcMar>
+          </w:tcPr>
+          <w:p>
+            <w:pPr>
+              <w:spacing w:before="0" w:after="0" w:line="240" w:lineRule="auto"/>
+              <w:jc w:val="both"/>
+            </w:pPr>
+            <w:r/>
+            <w:r>
+              <w:rPr>
+                <w:rFonts w:ascii="Times New Roman" w:hAnsi="Times New Roman"/>
+                <w:b w:val="0"/>
+                <w:i w:val="0"/>
+                <w:color w:val="000000"/>
+                <w:sz w:val="20"/>
+                <w:rFonts w:ascii="Times New Roman" w:hAnsi="Times New Roman" w:cs="Times New Roman" w:eastAsia="Times New Roman"/>
+              </w:rPr>
+              <w:t>Концепции и идеи объектно-ориентированного программирования и проектирования программных решений</w:t>
+            </w:r>
+          </w:p>
+        </w:tc>
+      </w:tr>
+      <w:tr>
+        <w:trPr>
+          <w:cantSplit/>
+        </w:trPr>
+        <w:tc>
+          <w:tcPr>
+            <w:tcW w:type="dxa" w:w="850"/>
+            <w:vAlign w:val="center"/>
+            <w:tcMar>
+              <w:top w:w="100" w:type="dxa"/>
+              <w:bottom w:w="100" w:type="dxa"/>
+              <w:left w:w="120" w:type="dxa"/>
+              <w:right w:w="120" w:type="dxa"/>
+            </w:tcMar>
+          </w:tcPr>
+          <w:p>
+            <w:pPr>
+              <w:spacing w:before="0" w:after="0" w:line="240" w:lineRule="auto"/>
+              <w:jc w:val="center"/>
+            </w:pPr>
+            <w:r/>
+            <w:r>
+              <w:rPr>
+                <w:rFonts w:ascii="Times New Roman" w:hAnsi="Times New Roman"/>
+                <w:b w:val="0"/>
+                <w:i w:val="0"/>
+                <w:color w:val="000000"/>
+                <w:sz w:val="20"/>
+                <w:rFonts w:ascii="Times New Roman" w:hAnsi="Times New Roman" w:cs="Times New Roman" w:eastAsia="Times New Roman"/>
+              </w:rPr>
+              <w:t>3</w:t>
+            </w:r>
+          </w:p>
+        </w:tc>
+        <w:tc>
+          <w:tcPr>
+            <w:tcW w:type="dxa" w:w="8220"/>
+            <w:vAlign w:val="center"/>
+            <w:tcMar>
+              <w:top w:w="100" w:type="dxa"/>
+              <w:bottom w:w="100" w:type="dxa"/>
+              <w:left w:w="120" w:type="dxa"/>
+              <w:right w:w="120" w:type="dxa"/>
+            </w:tcMar>
+          </w:tcPr>
+          <w:p>
+            <w:pPr>
+              <w:spacing w:before="0" w:after="0" w:line="240" w:lineRule="auto"/>
+              <w:jc w:val="both"/>
+            </w:pPr>
+            <w:r/>
+            <w:r>
+              <w:rPr>
+                <w:rFonts w:ascii="Times New Roman" w:hAnsi="Times New Roman"/>
+                <w:b w:val="0"/>
+                <w:i w:val="0"/>
+                <w:color w:val="000000"/>
+                <w:sz w:val="20"/>
+                <w:rFonts w:ascii="Times New Roman" w:hAnsi="Times New Roman" w:cs="Times New Roman" w:eastAsia="Times New Roman"/>
+              </w:rPr>
+              <w:t>Технология работы на ПК в современных операционных средах, основные методы разработки эффективных структур данных</w:t>
+            </w:r>
+          </w:p>
+        </w:tc>
+      </w:tr>
+    </w:tbl>
     <w:p>
       <w:pPr>
-        <w:spacing w:before="0" w:after="120" w:line="240" w:lineRule="auto"/>
-      </w:pPr>
-      <w:r>
-        <w:rPr>
-          <w:rFonts w:ascii="Times New Roman" w:hAnsi="Times New Roman"/>
-          <w:b w:val="0"/>
-          <w:i w:val="0"/>
-          <w:color w:val="000000"/>
-          <w:sz w:val="28"/>
-          <w:rFonts w:ascii="Times New Roman" w:hAnsi="Times New Roman" w:cs="Times New Roman" w:eastAsia="Times New Roman"/>
-        </w:rPr>
-        <w:t>1. Знать базовые принципы и терминологию, относящиеся к ПК-4.2.</w:t>
-      </w:r>
-    </w:p>
-    <w:p>
-      <w:pPr>
-        <w:spacing w:before="0" w:after="120" w:line="240" w:lineRule="auto"/>
-      </w:pPr>
-      <w:r>
-        <w:rPr>
-          <w:rFonts w:ascii="Times New Roman" w:hAnsi="Times New Roman"/>
-          <w:b w:val="0"/>
-          <w:i w:val="0"/>
-          <w:color w:val="000000"/>
-          <w:sz w:val="28"/>
-          <w:rFonts w:ascii="Times New Roman" w:hAnsi="Times New Roman" w:cs="Times New Roman" w:eastAsia="Times New Roman"/>
-        </w:rPr>
-        <w:t>2. Знать базовые принципы и терминологию, относящиеся к ПК-4.1.</w:t>
-      </w:r>
-    </w:p>
-    <w:p>
-      <w:pPr>
-        <w:spacing w:before="0" w:after="120" w:line="240" w:lineRule="auto"/>
-      </w:pPr>
-      <w:r>
-        <w:rPr>
-          <w:rFonts w:ascii="Times New Roman" w:hAnsi="Times New Roman"/>
-          <w:b w:val="0"/>
-          <w:i w:val="0"/>
-          <w:color w:val="000000"/>
-          <w:sz w:val="28"/>
-          <w:rFonts w:ascii="Times New Roman" w:hAnsi="Times New Roman" w:cs="Times New Roman" w:eastAsia="Times New Roman"/>
-        </w:rPr>
-        <w:t>3. Знать базовые принципы и терминологию, относящиеся к ПК-5.2.</w:t>
-      </w:r>
-    </w:p>
-    <w:p>
-      <w:pPr>
-        <w:spacing w:before="0" w:after="120" w:line="240" w:lineRule="auto"/>
+        <w:spacing w:before="240" w:after="120" w:line="240" w:lineRule="auto"/>
+        <w:jc w:val="both"/>
       </w:pPr>
       <w:r>
         <w:rPr>
@@ -1252,57 +1498,281 @@
         <w:t>Умения, приобретаемые в ходе освоения дисциплины:</w:t>
       </w:r>
     </w:p>
+    <w:tbl>
+      <w:tblPr>
+        <w:tblStyle w:val="TableGrid"/>
+        <w:tblW w:type="auto" w:w="0"/>
+        <w:jc w:val="center"/>
+        <w:tblLook w:firstColumn="1" w:firstRow="1" w:lastColumn="0" w:lastRow="0" w:noHBand="0" w:noVBand="1" w:val="04A0"/>
+      </w:tblPr>
+      <w:tblGrid>
+        <w:gridCol w:w="4844"/>
+        <w:gridCol w:w="4844"/>
+      </w:tblGrid>
+      <w:tr>
+        <w:tc>
+          <w:tcPr>
+            <w:tcW w:type="dxa" w:w="850"/>
+            <w:vAlign w:val="center"/>
+            <w:tcMar>
+              <w:top w:w="100" w:type="dxa"/>
+              <w:bottom w:w="100" w:type="dxa"/>
+              <w:left w:w="120" w:type="dxa"/>
+              <w:right w:w="120" w:type="dxa"/>
+            </w:tcMar>
+            <w:shd w:val="clear" w:color="auto" w:fill="F2F2F2"/>
+          </w:tcPr>
+          <w:p>
+            <w:pPr>
+              <w:spacing w:before="0" w:after="0" w:line="240" w:lineRule="auto"/>
+              <w:jc w:val="center"/>
+            </w:pPr>
+            <w:r/>
+            <w:r>
+              <w:rPr>
+                <w:rFonts w:ascii="Times New Roman" w:hAnsi="Times New Roman"/>
+                <w:b/>
+                <w:i w:val="0"/>
+                <w:color w:val="000000"/>
+                <w:sz w:val="24"/>
+                <w:rFonts w:ascii="Times New Roman" w:hAnsi="Times New Roman" w:cs="Times New Roman" w:eastAsia="Times New Roman"/>
+              </w:rPr>
+              <w:t>№ п/п</w:t>
+            </w:r>
+          </w:p>
+        </w:tc>
+        <w:tc>
+          <w:tcPr>
+            <w:tcW w:type="dxa" w:w="8220"/>
+            <w:vAlign w:val="center"/>
+            <w:tcMar>
+              <w:top w:w="100" w:type="dxa"/>
+              <w:bottom w:w="100" w:type="dxa"/>
+              <w:left w:w="120" w:type="dxa"/>
+              <w:right w:w="120" w:type="dxa"/>
+            </w:tcMar>
+            <w:shd w:val="clear" w:color="auto" w:fill="F2F2F2"/>
+          </w:tcPr>
+          <w:p>
+            <w:pPr>
+              <w:spacing w:before="0" w:after="0" w:line="240" w:lineRule="auto"/>
+              <w:jc w:val="center"/>
+            </w:pPr>
+            <w:r/>
+            <w:r>
+              <w:rPr>
+                <w:rFonts w:ascii="Times New Roman" w:hAnsi="Times New Roman"/>
+                <w:b/>
+                <w:i w:val="0"/>
+                <w:color w:val="000000"/>
+                <w:sz w:val="24"/>
+                <w:rFonts w:ascii="Times New Roman" w:hAnsi="Times New Roman" w:cs="Times New Roman" w:eastAsia="Times New Roman"/>
+              </w:rPr>
+              <w:t>Умения</w:t>
+            </w:r>
+          </w:p>
+        </w:tc>
+      </w:tr>
+      <w:tr>
+        <w:trPr>
+          <w:cantSplit/>
+        </w:trPr>
+        <w:tc>
+          <w:tcPr>
+            <w:tcW w:type="dxa" w:w="850"/>
+            <w:vAlign w:val="center"/>
+            <w:tcMar>
+              <w:top w:w="100" w:type="dxa"/>
+              <w:bottom w:w="100" w:type="dxa"/>
+              <w:left w:w="120" w:type="dxa"/>
+              <w:right w:w="120" w:type="dxa"/>
+            </w:tcMar>
+          </w:tcPr>
+          <w:p>
+            <w:pPr>
+              <w:spacing w:before="0" w:after="0" w:line="240" w:lineRule="auto"/>
+              <w:jc w:val="center"/>
+            </w:pPr>
+            <w:r/>
+            <w:r>
+              <w:rPr>
+                <w:rFonts w:ascii="Times New Roman" w:hAnsi="Times New Roman"/>
+                <w:b w:val="0"/>
+                <w:i w:val="0"/>
+                <w:color w:val="000000"/>
+                <w:sz w:val="20"/>
+                <w:rFonts w:ascii="Times New Roman" w:hAnsi="Times New Roman" w:cs="Times New Roman" w:eastAsia="Times New Roman"/>
+              </w:rPr>
+              <w:t>1</w:t>
+            </w:r>
+          </w:p>
+        </w:tc>
+        <w:tc>
+          <w:tcPr>
+            <w:tcW w:type="dxa" w:w="8220"/>
+            <w:vAlign w:val="center"/>
+            <w:tcMar>
+              <w:top w:w="100" w:type="dxa"/>
+              <w:bottom w:w="100" w:type="dxa"/>
+              <w:left w:w="120" w:type="dxa"/>
+              <w:right w:w="120" w:type="dxa"/>
+            </w:tcMar>
+          </w:tcPr>
+          <w:p>
+            <w:pPr>
+              <w:spacing w:before="0" w:after="0" w:line="240" w:lineRule="auto"/>
+              <w:jc w:val="both"/>
+            </w:pPr>
+            <w:r/>
+            <w:r>
+              <w:rPr>
+                <w:rFonts w:ascii="Times New Roman" w:hAnsi="Times New Roman"/>
+                <w:b w:val="0"/>
+                <w:i w:val="0"/>
+                <w:color w:val="000000"/>
+                <w:sz w:val="20"/>
+                <w:rFonts w:ascii="Times New Roman" w:hAnsi="Times New Roman" w:cs="Times New Roman" w:eastAsia="Times New Roman"/>
+              </w:rPr>
+              <w:t>Формализовать прикладную задачу, выбирать для неё подходящие структуры данных и алгоритмы обработки в «Механика сплошных сред»</w:t>
+            </w:r>
+          </w:p>
+        </w:tc>
+      </w:tr>
+      <w:tr>
+        <w:trPr>
+          <w:cantSplit/>
+        </w:trPr>
+        <w:tc>
+          <w:tcPr>
+            <w:tcW w:type="dxa" w:w="850"/>
+            <w:vAlign w:val="center"/>
+            <w:tcMar>
+              <w:top w:w="100" w:type="dxa"/>
+              <w:bottom w:w="100" w:type="dxa"/>
+              <w:left w:w="120" w:type="dxa"/>
+              <w:right w:w="120" w:type="dxa"/>
+            </w:tcMar>
+          </w:tcPr>
+          <w:p>
+            <w:pPr>
+              <w:spacing w:before="0" w:after="0" w:line="240" w:lineRule="auto"/>
+              <w:jc w:val="center"/>
+            </w:pPr>
+            <w:r/>
+            <w:r>
+              <w:rPr>
+                <w:rFonts w:ascii="Times New Roman" w:hAnsi="Times New Roman"/>
+                <w:b w:val="0"/>
+                <w:i w:val="0"/>
+                <w:color w:val="000000"/>
+                <w:sz w:val="20"/>
+                <w:rFonts w:ascii="Times New Roman" w:hAnsi="Times New Roman" w:cs="Times New Roman" w:eastAsia="Times New Roman"/>
+              </w:rPr>
+              <w:t>2</w:t>
+            </w:r>
+          </w:p>
+        </w:tc>
+        <w:tc>
+          <w:tcPr>
+            <w:tcW w:type="dxa" w:w="8220"/>
+            <w:vAlign w:val="center"/>
+            <w:tcMar>
+              <w:top w:w="100" w:type="dxa"/>
+              <w:bottom w:w="100" w:type="dxa"/>
+              <w:left w:w="120" w:type="dxa"/>
+              <w:right w:w="120" w:type="dxa"/>
+            </w:tcMar>
+          </w:tcPr>
+          <w:p>
+            <w:pPr>
+              <w:spacing w:before="0" w:after="0" w:line="240" w:lineRule="auto"/>
+              <w:jc w:val="both"/>
+            </w:pPr>
+            <w:r/>
+            <w:r>
+              <w:rPr>
+                <w:rFonts w:ascii="Times New Roman" w:hAnsi="Times New Roman"/>
+                <w:b w:val="0"/>
+                <w:i w:val="0"/>
+                <w:color w:val="000000"/>
+                <w:sz w:val="20"/>
+                <w:rFonts w:ascii="Times New Roman" w:hAnsi="Times New Roman" w:cs="Times New Roman" w:eastAsia="Times New Roman"/>
+              </w:rPr>
+              <w:t>Программировать прикладные алгоритмы, используя программные средства языков высокого уровня; разрабатывать тесты</w:t>
+            </w:r>
+          </w:p>
+        </w:tc>
+      </w:tr>
+      <w:tr>
+        <w:trPr>
+          <w:cantSplit/>
+        </w:trPr>
+        <w:tc>
+          <w:tcPr>
+            <w:tcW w:type="dxa" w:w="850"/>
+            <w:vAlign w:val="center"/>
+            <w:tcMar>
+              <w:top w:w="100" w:type="dxa"/>
+              <w:bottom w:w="100" w:type="dxa"/>
+              <w:left w:w="120" w:type="dxa"/>
+              <w:right w:w="120" w:type="dxa"/>
+            </w:tcMar>
+          </w:tcPr>
+          <w:p>
+            <w:pPr>
+              <w:spacing w:before="0" w:after="0" w:line="240" w:lineRule="auto"/>
+              <w:jc w:val="center"/>
+            </w:pPr>
+            <w:r/>
+            <w:r>
+              <w:rPr>
+                <w:rFonts w:ascii="Times New Roman" w:hAnsi="Times New Roman"/>
+                <w:b w:val="0"/>
+                <w:i w:val="0"/>
+                <w:color w:val="000000"/>
+                <w:sz w:val="20"/>
+                <w:rFonts w:ascii="Times New Roman" w:hAnsi="Times New Roman" w:cs="Times New Roman" w:eastAsia="Times New Roman"/>
+              </w:rPr>
+              <w:t>3</w:t>
+            </w:r>
+          </w:p>
+        </w:tc>
+        <w:tc>
+          <w:tcPr>
+            <w:tcW w:type="dxa" w:w="8220"/>
+            <w:vAlign w:val="center"/>
+            <w:tcMar>
+              <w:top w:w="100" w:type="dxa"/>
+              <w:bottom w:w="100" w:type="dxa"/>
+              <w:left w:w="120" w:type="dxa"/>
+              <w:right w:w="120" w:type="dxa"/>
+            </w:tcMar>
+          </w:tcPr>
+          <w:p>
+            <w:pPr>
+              <w:spacing w:before="0" w:after="0" w:line="240" w:lineRule="auto"/>
+              <w:jc w:val="both"/>
+            </w:pPr>
+            <w:r/>
+            <w:r>
+              <w:rPr>
+                <w:rFonts w:ascii="Times New Roman" w:hAnsi="Times New Roman"/>
+                <w:b w:val="0"/>
+                <w:i w:val="0"/>
+                <w:color w:val="000000"/>
+                <w:sz w:val="20"/>
+                <w:rFonts w:ascii="Times New Roman" w:hAnsi="Times New Roman" w:cs="Times New Roman" w:eastAsia="Times New Roman"/>
+              </w:rPr>
+              <w:t>Проектировать программные компоненты IT-систем и модули обработки информации</w:t>
+            </w:r>
+          </w:p>
+        </w:tc>
+      </w:tr>
+    </w:tbl>
     <w:p>
       <w:pPr>
-        <w:spacing w:before="0" w:after="120" w:line="240" w:lineRule="auto"/>
-      </w:pPr>
-      <w:r>
-        <w:rPr>
-          <w:rFonts w:ascii="Times New Roman" w:hAnsi="Times New Roman"/>
-          <w:b w:val="0"/>
-          <w:i w:val="0"/>
-          <w:color w:val="000000"/>
-          <w:sz w:val="28"/>
-          <w:rFonts w:ascii="Times New Roman" w:hAnsi="Times New Roman" w:cs="Times New Roman" w:eastAsia="Times New Roman"/>
-        </w:rPr>
-        <w:t>1. Уметь использовать практические инструменты в контексте ПК-4.1.</w:t>
-      </w:r>
-    </w:p>
-    <w:p>
-      <w:pPr>
-        <w:spacing w:before="0" w:after="120" w:line="240" w:lineRule="auto"/>
-      </w:pPr>
-      <w:r>
-        <w:rPr>
-          <w:rFonts w:ascii="Times New Roman" w:hAnsi="Times New Roman"/>
-          <w:b w:val="0"/>
-          <w:i w:val="0"/>
-          <w:color w:val="000000"/>
-          <w:sz w:val="28"/>
-          <w:rFonts w:ascii="Times New Roman" w:hAnsi="Times New Roman" w:cs="Times New Roman" w:eastAsia="Times New Roman"/>
-        </w:rPr>
-        <w:t>2. Уметь использовать практические инструменты в контексте ПК-5.1.</w:t>
-      </w:r>
-    </w:p>
-    <w:p>
-      <w:pPr>
-        <w:spacing w:before="0" w:after="120" w:line="240" w:lineRule="auto"/>
-      </w:pPr>
-      <w:r>
-        <w:rPr>
-          <w:rFonts w:ascii="Times New Roman" w:hAnsi="Times New Roman"/>
-          <w:b w:val="0"/>
-          <w:i w:val="0"/>
-          <w:color w:val="000000"/>
-          <w:sz w:val="28"/>
-          <w:rFonts w:ascii="Times New Roman" w:hAnsi="Times New Roman" w:cs="Times New Roman" w:eastAsia="Times New Roman"/>
-        </w:rPr>
-        <w:t>3. Уметь использовать практические инструменты в контексте ПК-4.2.</w:t>
-      </w:r>
-    </w:p>
-    <w:p>
-      <w:pPr>
-        <w:spacing w:before="0" w:after="120" w:line="240" w:lineRule="auto"/>
+        <w:spacing w:before="240" w:after="120" w:line="240" w:lineRule="auto"/>
+        <w:jc w:val="both"/>
       </w:pPr>
       <w:r>
         <w:rPr>
@@ -1316,57 +1786,281 @@
         <w:t>Навыки, приобретаемые в ходе освоения дисциплины:</w:t>
       </w:r>
     </w:p>
+    <w:tbl>
+      <w:tblPr>
+        <w:tblStyle w:val="TableGrid"/>
+        <w:tblW w:type="auto" w:w="0"/>
+        <w:jc w:val="center"/>
+        <w:tblLook w:firstColumn="1" w:firstRow="1" w:lastColumn="0" w:lastRow="0" w:noHBand="0" w:noVBand="1" w:val="04A0"/>
+      </w:tblPr>
+      <w:tblGrid>
+        <w:gridCol w:w="4844"/>
+        <w:gridCol w:w="4844"/>
+      </w:tblGrid>
+      <w:tr>
+        <w:tc>
+          <w:tcPr>
+            <w:tcW w:type="dxa" w:w="850"/>
+            <w:vAlign w:val="center"/>
+            <w:tcMar>
+              <w:top w:w="100" w:type="dxa"/>
+              <w:bottom w:w="100" w:type="dxa"/>
+              <w:left w:w="120" w:type="dxa"/>
+              <w:right w:w="120" w:type="dxa"/>
+            </w:tcMar>
+            <w:shd w:val="clear" w:color="auto" w:fill="F2F2F2"/>
+          </w:tcPr>
+          <w:p>
+            <w:pPr>
+              <w:spacing w:before="0" w:after="0" w:line="240" w:lineRule="auto"/>
+              <w:jc w:val="center"/>
+            </w:pPr>
+            <w:r/>
+            <w:r>
+              <w:rPr>
+                <w:rFonts w:ascii="Times New Roman" w:hAnsi="Times New Roman"/>
+                <w:b/>
+                <w:i w:val="0"/>
+                <w:color w:val="000000"/>
+                <w:sz w:val="24"/>
+                <w:rFonts w:ascii="Times New Roman" w:hAnsi="Times New Roman" w:cs="Times New Roman" w:eastAsia="Times New Roman"/>
+              </w:rPr>
+              <w:t>№ п/п</w:t>
+            </w:r>
+          </w:p>
+        </w:tc>
+        <w:tc>
+          <w:tcPr>
+            <w:tcW w:type="dxa" w:w="8220"/>
+            <w:vAlign w:val="center"/>
+            <w:tcMar>
+              <w:top w:w="100" w:type="dxa"/>
+              <w:bottom w:w="100" w:type="dxa"/>
+              <w:left w:w="120" w:type="dxa"/>
+              <w:right w:w="120" w:type="dxa"/>
+            </w:tcMar>
+            <w:shd w:val="clear" w:color="auto" w:fill="F2F2F2"/>
+          </w:tcPr>
+          <w:p>
+            <w:pPr>
+              <w:spacing w:before="0" w:after="0" w:line="240" w:lineRule="auto"/>
+              <w:jc w:val="center"/>
+            </w:pPr>
+            <w:r/>
+            <w:r>
+              <w:rPr>
+                <w:rFonts w:ascii="Times New Roman" w:hAnsi="Times New Roman"/>
+                <w:b/>
+                <w:i w:val="0"/>
+                <w:color w:val="000000"/>
+                <w:sz w:val="24"/>
+                <w:rFonts w:ascii="Times New Roman" w:hAnsi="Times New Roman" w:cs="Times New Roman" w:eastAsia="Times New Roman"/>
+              </w:rPr>
+              <w:t>Навыки</w:t>
+            </w:r>
+          </w:p>
+        </w:tc>
+      </w:tr>
+      <w:tr>
+        <w:trPr>
+          <w:cantSplit/>
+        </w:trPr>
+        <w:tc>
+          <w:tcPr>
+            <w:tcW w:type="dxa" w:w="850"/>
+            <w:vAlign w:val="center"/>
+            <w:tcMar>
+              <w:top w:w="100" w:type="dxa"/>
+              <w:bottom w:w="100" w:type="dxa"/>
+              <w:left w:w="120" w:type="dxa"/>
+              <w:right w:w="120" w:type="dxa"/>
+            </w:tcMar>
+          </w:tcPr>
+          <w:p>
+            <w:pPr>
+              <w:spacing w:before="0" w:after="0" w:line="240" w:lineRule="auto"/>
+              <w:jc w:val="center"/>
+            </w:pPr>
+            <w:r/>
+            <w:r>
+              <w:rPr>
+                <w:rFonts w:ascii="Times New Roman" w:hAnsi="Times New Roman"/>
+                <w:b w:val="0"/>
+                <w:i w:val="0"/>
+                <w:color w:val="000000"/>
+                <w:sz w:val="20"/>
+                <w:rFonts w:ascii="Times New Roman" w:hAnsi="Times New Roman" w:cs="Times New Roman" w:eastAsia="Times New Roman"/>
+              </w:rPr>
+              <w:t>1</w:t>
+            </w:r>
+          </w:p>
+        </w:tc>
+        <w:tc>
+          <w:tcPr>
+            <w:tcW w:type="dxa" w:w="8220"/>
+            <w:vAlign w:val="center"/>
+            <w:tcMar>
+              <w:top w:w="100" w:type="dxa"/>
+              <w:bottom w:w="100" w:type="dxa"/>
+              <w:left w:w="120" w:type="dxa"/>
+              <w:right w:w="120" w:type="dxa"/>
+            </w:tcMar>
+          </w:tcPr>
+          <w:p>
+            <w:pPr>
+              <w:spacing w:before="0" w:after="0" w:line="240" w:lineRule="auto"/>
+              <w:jc w:val="both"/>
+            </w:pPr>
+            <w:r/>
+            <w:r>
+              <w:rPr>
+                <w:rFonts w:ascii="Times New Roman" w:hAnsi="Times New Roman"/>
+                <w:b w:val="0"/>
+                <w:i w:val="0"/>
+                <w:color w:val="000000"/>
+                <w:sz w:val="20"/>
+                <w:rFonts w:ascii="Times New Roman" w:hAnsi="Times New Roman" w:cs="Times New Roman" w:eastAsia="Times New Roman"/>
+              </w:rPr>
+              <w:t>Использовать современные математические методы и программные средства для решения задач науки, образования и бизнеса</w:t>
+            </w:r>
+          </w:p>
+        </w:tc>
+      </w:tr>
+      <w:tr>
+        <w:trPr>
+          <w:cantSplit/>
+        </w:trPr>
+        <w:tc>
+          <w:tcPr>
+            <w:tcW w:type="dxa" w:w="850"/>
+            <w:vAlign w:val="center"/>
+            <w:tcMar>
+              <w:top w:w="100" w:type="dxa"/>
+              <w:bottom w:w="100" w:type="dxa"/>
+              <w:left w:w="120" w:type="dxa"/>
+              <w:right w:w="120" w:type="dxa"/>
+            </w:tcMar>
+          </w:tcPr>
+          <w:p>
+            <w:pPr>
+              <w:spacing w:before="0" w:after="0" w:line="240" w:lineRule="auto"/>
+              <w:jc w:val="center"/>
+            </w:pPr>
+            <w:r/>
+            <w:r>
+              <w:rPr>
+                <w:rFonts w:ascii="Times New Roman" w:hAnsi="Times New Roman"/>
+                <w:b w:val="0"/>
+                <w:i w:val="0"/>
+                <w:color w:val="000000"/>
+                <w:sz w:val="20"/>
+                <w:rFonts w:ascii="Times New Roman" w:hAnsi="Times New Roman" w:cs="Times New Roman" w:eastAsia="Times New Roman"/>
+              </w:rPr>
+              <w:t>2</w:t>
+            </w:r>
+          </w:p>
+        </w:tc>
+        <w:tc>
+          <w:tcPr>
+            <w:tcW w:type="dxa" w:w="8220"/>
+            <w:vAlign w:val="center"/>
+            <w:tcMar>
+              <w:top w:w="100" w:type="dxa"/>
+              <w:bottom w:w="100" w:type="dxa"/>
+              <w:left w:w="120" w:type="dxa"/>
+              <w:right w:w="120" w:type="dxa"/>
+            </w:tcMar>
+          </w:tcPr>
+          <w:p>
+            <w:pPr>
+              <w:spacing w:before="0" w:after="0" w:line="240" w:lineRule="auto"/>
+              <w:jc w:val="both"/>
+            </w:pPr>
+            <w:r/>
+            <w:r>
+              <w:rPr>
+                <w:rFonts w:ascii="Times New Roman" w:hAnsi="Times New Roman"/>
+                <w:b w:val="0"/>
+                <w:i w:val="0"/>
+                <w:color w:val="000000"/>
+                <w:sz w:val="20"/>
+                <w:rFonts w:ascii="Times New Roman" w:hAnsi="Times New Roman" w:cs="Times New Roman" w:eastAsia="Times New Roman"/>
+              </w:rPr>
+              <w:t>Реализовать идеи объектно-ориентированного подхода и паттернов проектирования в предметной области «Механика сплошных сред»</w:t>
+            </w:r>
+          </w:p>
+        </w:tc>
+      </w:tr>
+      <w:tr>
+        <w:trPr>
+          <w:cantSplit/>
+        </w:trPr>
+        <w:tc>
+          <w:tcPr>
+            <w:tcW w:type="dxa" w:w="850"/>
+            <w:vAlign w:val="center"/>
+            <w:tcMar>
+              <w:top w:w="100" w:type="dxa"/>
+              <w:bottom w:w="100" w:type="dxa"/>
+              <w:left w:w="120" w:type="dxa"/>
+              <w:right w:w="120" w:type="dxa"/>
+            </w:tcMar>
+          </w:tcPr>
+          <w:p>
+            <w:pPr>
+              <w:spacing w:before="0" w:after="0" w:line="240" w:lineRule="auto"/>
+              <w:jc w:val="center"/>
+            </w:pPr>
+            <w:r/>
+            <w:r>
+              <w:rPr>
+                <w:rFonts w:ascii="Times New Roman" w:hAnsi="Times New Roman"/>
+                <w:b w:val="0"/>
+                <w:i w:val="0"/>
+                <w:color w:val="000000"/>
+                <w:sz w:val="20"/>
+                <w:rFonts w:ascii="Times New Roman" w:hAnsi="Times New Roman" w:cs="Times New Roman" w:eastAsia="Times New Roman"/>
+              </w:rPr>
+              <w:t>3</w:t>
+            </w:r>
+          </w:p>
+        </w:tc>
+        <w:tc>
+          <w:tcPr>
+            <w:tcW w:type="dxa" w:w="8220"/>
+            <w:vAlign w:val="center"/>
+            <w:tcMar>
+              <w:top w:w="100" w:type="dxa"/>
+              <w:bottom w:w="100" w:type="dxa"/>
+              <w:left w:w="120" w:type="dxa"/>
+              <w:right w:w="120" w:type="dxa"/>
+            </w:tcMar>
+          </w:tcPr>
+          <w:p>
+            <w:pPr>
+              <w:spacing w:before="0" w:after="0" w:line="240" w:lineRule="auto"/>
+              <w:jc w:val="both"/>
+            </w:pPr>
+            <w:r/>
+            <w:r>
+              <w:rPr>
+                <w:rFonts w:ascii="Times New Roman" w:hAnsi="Times New Roman"/>
+                <w:b w:val="0"/>
+                <w:i w:val="0"/>
+                <w:color w:val="000000"/>
+                <w:sz w:val="20"/>
+                <w:rFonts w:ascii="Times New Roman" w:hAnsi="Times New Roman" w:cs="Times New Roman" w:eastAsia="Times New Roman"/>
+              </w:rPr>
+              <w:t>Применять современные цифровые технологии моделирования, алгоритмизации и оптимизации бизнес-процессов</w:t>
+            </w:r>
+          </w:p>
+        </w:tc>
+      </w:tr>
+    </w:tbl>
     <w:p>
       <w:pPr>
-        <w:spacing w:before="0" w:after="120" w:line="240" w:lineRule="auto"/>
-      </w:pPr>
-      <w:r>
-        <w:rPr>
-          <w:rFonts w:ascii="Times New Roman" w:hAnsi="Times New Roman"/>
-          <w:b w:val="0"/>
-          <w:i w:val="0"/>
-          <w:color w:val="000000"/>
-          <w:sz w:val="28"/>
-          <w:rFonts w:ascii="Times New Roman" w:hAnsi="Times New Roman" w:cs="Times New Roman" w:eastAsia="Times New Roman"/>
-        </w:rPr>
-        <w:t>1. Владеть навыками анализа данных и принятия решений в рамках ПК-5.1.</w:t>
-      </w:r>
-    </w:p>
-    <w:p>
-      <w:pPr>
-        <w:spacing w:before="0" w:after="120" w:line="240" w:lineRule="auto"/>
-      </w:pPr>
-      <w:r>
-        <w:rPr>
-          <w:rFonts w:ascii="Times New Roman" w:hAnsi="Times New Roman"/>
-          <w:b w:val="0"/>
-          <w:i w:val="0"/>
-          <w:color w:val="000000"/>
-          <w:sz w:val="28"/>
-          <w:rFonts w:ascii="Times New Roman" w:hAnsi="Times New Roman" w:cs="Times New Roman" w:eastAsia="Times New Roman"/>
-        </w:rPr>
-        <w:t>2. Владеть навыками анализа данных и принятия решений в рамках ПК-5.2.</w:t>
-      </w:r>
-    </w:p>
-    <w:p>
-      <w:pPr>
-        <w:spacing w:before="0" w:after="120" w:line="240" w:lineRule="auto"/>
-      </w:pPr>
-      <w:r>
-        <w:rPr>
-          <w:rFonts w:ascii="Times New Roman" w:hAnsi="Times New Roman"/>
-          <w:b w:val="0"/>
-          <w:i w:val="0"/>
-          <w:color w:val="000000"/>
-          <w:sz w:val="28"/>
-          <w:rFonts w:ascii="Times New Roman" w:hAnsi="Times New Roman" w:cs="Times New Roman" w:eastAsia="Times New Roman"/>
-        </w:rPr>
-        <w:t>3. Владеть навыками анализа данных и принятия решений в рамках ПК-5.3.</w:t>
-      </w:r>
-    </w:p>
-    <w:p>
-      <w:pPr>
-        <w:spacing w:before="0" w:after="120" w:line="240" w:lineRule="auto"/>
+        <w:spacing w:before="360" w:after="120" w:line="240" w:lineRule="auto"/>
+        <w:jc w:val="both"/>
       </w:pPr>
       <w:r>
         <w:rPr>
@@ -1610,7 +2304,7 @@
           <w:p>
             <w:pPr>
               <w:spacing w:before="0" w:after="0" w:line="240" w:lineRule="auto"/>
-              <w:jc w:val="left"/>
+              <w:jc w:val="both"/>
             </w:pPr>
             <w:r/>
             <w:r>
@@ -1652,7 +2346,7 @@
                 <w:sz w:val="20"/>
                 <w:rFonts w:ascii="Times New Roman" w:hAnsi="Times New Roman" w:cs="Times New Roman" w:eastAsia="Times New Roman"/>
               </w:rPr>
-              <w:t>З1</w:t>
+              <w:t>1-3</w:t>
             </w:r>
           </w:p>
         </w:tc>
@@ -1673,17 +2367,6 @@
               <w:jc w:val="center"/>
             </w:pPr>
             <w:r/>
-            <w:r>
-              <w:rPr>
-                <w:rFonts w:ascii="Times New Roman" w:hAnsi="Times New Roman"/>
-                <w:b w:val="0"/>
-                <w:i w:val="0"/>
-                <w:color w:val="000000"/>
-                <w:sz w:val="20"/>
-                <w:rFonts w:ascii="Times New Roman" w:hAnsi="Times New Roman" w:cs="Times New Roman" w:eastAsia="Times New Roman"/>
-              </w:rPr>
-              <w:t>У1</w:t>
-            </w:r>
           </w:p>
         </w:tc>
         <w:tc>
@@ -1703,17 +2386,6 @@
               <w:jc w:val="center"/>
             </w:pPr>
             <w:r/>
-            <w:r>
-              <w:rPr>
-                <w:rFonts w:ascii="Times New Roman" w:hAnsi="Times New Roman"/>
-                <w:b w:val="0"/>
-                <w:i w:val="0"/>
-                <w:color w:val="000000"/>
-                <w:sz w:val="20"/>
-                <w:rFonts w:ascii="Times New Roman" w:hAnsi="Times New Roman" w:cs="Times New Roman" w:eastAsia="Times New Roman"/>
-              </w:rPr>
-              <w:t>Н1</w:t>
-            </w:r>
           </w:p>
         </w:tc>
       </w:tr>
@@ -1749,7 +2421,7 @@
           <w:p>
             <w:pPr>
               <w:spacing w:before="0" w:after="0" w:line="240" w:lineRule="auto"/>
-              <w:jc w:val="left"/>
+              <w:jc w:val="both"/>
             </w:pPr>
             <w:r/>
             <w:r>
@@ -1782,17 +2454,6 @@
               <w:jc w:val="center"/>
             </w:pPr>
             <w:r/>
-            <w:r>
-              <w:rPr>
-                <w:rFonts w:ascii="Times New Roman" w:hAnsi="Times New Roman"/>
-                <w:b w:val="0"/>
-                <w:i w:val="0"/>
-                <w:color w:val="000000"/>
-                <w:sz w:val="20"/>
-                <w:rFonts w:ascii="Times New Roman" w:hAnsi="Times New Roman" w:cs="Times New Roman" w:eastAsia="Times New Roman"/>
-              </w:rPr>
-              <w:t>З1</w:t>
-            </w:r>
           </w:p>
         </w:tc>
         <w:tc>
@@ -1821,7 +2482,7 @@
                 <w:sz w:val="20"/>
                 <w:rFonts w:ascii="Times New Roman" w:hAnsi="Times New Roman" w:cs="Times New Roman" w:eastAsia="Times New Roman"/>
               </w:rPr>
-              <w:t>У1</w:t>
+              <w:t>1-3</w:t>
             </w:r>
           </w:p>
         </w:tc>
@@ -1842,17 +2503,6 @@
               <w:jc w:val="center"/>
             </w:pPr>
             <w:r/>
-            <w:r>
-              <w:rPr>
-                <w:rFonts w:ascii="Times New Roman" w:hAnsi="Times New Roman"/>
-                <w:b w:val="0"/>
-                <w:i w:val="0"/>
-                <w:color w:val="000000"/>
-                <w:sz w:val="20"/>
-                <w:rFonts w:ascii="Times New Roman" w:hAnsi="Times New Roman" w:cs="Times New Roman" w:eastAsia="Times New Roman"/>
-              </w:rPr>
-              <w:t>Н1</w:t>
-            </w:r>
           </w:p>
         </w:tc>
       </w:tr>
@@ -1888,7 +2538,7 @@
           <w:p>
             <w:pPr>
               <w:spacing w:before="0" w:after="0" w:line="240" w:lineRule="auto"/>
-              <w:jc w:val="left"/>
+              <w:jc w:val="both"/>
             </w:pPr>
             <w:r/>
             <w:r>
@@ -1921,17 +2571,25 @@
               <w:jc w:val="center"/>
             </w:pPr>
             <w:r/>
-            <w:r>
-              <w:rPr>
-                <w:rFonts w:ascii="Times New Roman" w:hAnsi="Times New Roman"/>
-                <w:b w:val="0"/>
-                <w:i w:val="0"/>
-                <w:color w:val="000000"/>
-                <w:sz w:val="20"/>
-                <w:rFonts w:ascii="Times New Roman" w:hAnsi="Times New Roman" w:cs="Times New Roman" w:eastAsia="Times New Roman"/>
-              </w:rPr>
-              <w:t>З1</w:t>
-            </w:r>
+          </w:p>
+        </w:tc>
+        <w:tc>
+          <w:tcPr>
+            <w:tcW w:type="dxa" w:w="1938"/>
+            <w:vAlign w:val="center"/>
+            <w:tcMar>
+              <w:top w:w="100" w:type="dxa"/>
+              <w:bottom w:w="100" w:type="dxa"/>
+              <w:left w:w="120" w:type="dxa"/>
+              <w:right w:w="120" w:type="dxa"/>
+            </w:tcMar>
+          </w:tcPr>
+          <w:p>
+            <w:pPr>
+              <w:spacing w:before="0" w:after="0" w:line="240" w:lineRule="auto"/>
+              <w:jc w:val="center"/>
+            </w:pPr>
+            <w:r/>
           </w:p>
         </w:tc>
         <w:tc>
@@ -1960,37 +2618,7 @@
                 <w:sz w:val="20"/>
                 <w:rFonts w:ascii="Times New Roman" w:hAnsi="Times New Roman" w:cs="Times New Roman" w:eastAsia="Times New Roman"/>
               </w:rPr>
-              <w:t>У1</w:t>
-            </w:r>
-          </w:p>
-        </w:tc>
-        <w:tc>
-          <w:tcPr>
-            <w:tcW w:type="dxa" w:w="1938"/>
-            <w:vAlign w:val="center"/>
-            <w:tcMar>
-              <w:top w:w="100" w:type="dxa"/>
-              <w:bottom w:w="100" w:type="dxa"/>
-              <w:left w:w="120" w:type="dxa"/>
-              <w:right w:w="120" w:type="dxa"/>
-            </w:tcMar>
-          </w:tcPr>
-          <w:p>
-            <w:pPr>
-              <w:spacing w:before="0" w:after="0" w:line="240" w:lineRule="auto"/>
-              <w:jc w:val="center"/>
-            </w:pPr>
-            <w:r/>
-            <w:r>
-              <w:rPr>
-                <w:rFonts w:ascii="Times New Roman" w:hAnsi="Times New Roman"/>
-                <w:b w:val="0"/>
-                <w:i w:val="0"/>
-                <w:color w:val="000000"/>
-                <w:sz w:val="20"/>
-                <w:rFonts w:ascii="Times New Roman" w:hAnsi="Times New Roman" w:cs="Times New Roman" w:eastAsia="Times New Roman"/>
-              </w:rPr>
-              <w:t>Н1</w:t>
+              <w:t>1-3</w:t>
             </w:r>
           </w:p>
         </w:tc>
@@ -2050,7 +2678,7 @@
           <w:p>
             <w:pPr>
               <w:spacing w:before="0" w:after="0" w:line="240" w:lineRule="auto"/>
-              <w:jc w:val="left"/>
+              <w:jc w:val="both"/>
             </w:pPr>
             <w:r/>
             <w:r>
@@ -2092,7 +2720,7 @@
                 <w:sz w:val="20"/>
                 <w:rFonts w:ascii="Times New Roman" w:hAnsi="Times New Roman" w:cs="Times New Roman" w:eastAsia="Times New Roman"/>
               </w:rPr>
-              <w:t>З1</w:t>
+              <w:t>1-3</w:t>
             </w:r>
           </w:p>
         </w:tc>
@@ -2113,17 +2741,6 @@
               <w:jc w:val="center"/>
             </w:pPr>
             <w:r/>
-            <w:r>
-              <w:rPr>
-                <w:rFonts w:ascii="Times New Roman" w:hAnsi="Times New Roman"/>
-                <w:b w:val="0"/>
-                <w:i w:val="0"/>
-                <w:color w:val="000000"/>
-                <w:sz w:val="20"/>
-                <w:rFonts w:ascii="Times New Roman" w:hAnsi="Times New Roman" w:cs="Times New Roman" w:eastAsia="Times New Roman"/>
-              </w:rPr>
-              <w:t>У1</w:t>
-            </w:r>
           </w:p>
         </w:tc>
         <w:tc>
@@ -2143,17 +2760,6 @@
               <w:jc w:val="center"/>
             </w:pPr>
             <w:r/>
-            <w:r>
-              <w:rPr>
-                <w:rFonts w:ascii="Times New Roman" w:hAnsi="Times New Roman"/>
-                <w:b w:val="0"/>
-                <w:i w:val="0"/>
-                <w:color w:val="000000"/>
-                <w:sz w:val="20"/>
-                <w:rFonts w:ascii="Times New Roman" w:hAnsi="Times New Roman" w:cs="Times New Roman" w:eastAsia="Times New Roman"/>
-              </w:rPr>
-              <w:t>Н1</w:t>
-            </w:r>
           </w:p>
         </w:tc>
       </w:tr>
@@ -2189,7 +2795,7 @@
           <w:p>
             <w:pPr>
               <w:spacing w:before="0" w:after="0" w:line="240" w:lineRule="auto"/>
-              <w:jc w:val="left"/>
+              <w:jc w:val="both"/>
             </w:pPr>
             <w:r/>
             <w:r>
@@ -2222,17 +2828,6 @@
               <w:jc w:val="center"/>
             </w:pPr>
             <w:r/>
-            <w:r>
-              <w:rPr>
-                <w:rFonts w:ascii="Times New Roman" w:hAnsi="Times New Roman"/>
-                <w:b w:val="0"/>
-                <w:i w:val="0"/>
-                <w:color w:val="000000"/>
-                <w:sz w:val="20"/>
-                <w:rFonts w:ascii="Times New Roman" w:hAnsi="Times New Roman" w:cs="Times New Roman" w:eastAsia="Times New Roman"/>
-              </w:rPr>
-              <w:t>З1</w:t>
-            </w:r>
           </w:p>
         </w:tc>
         <w:tc>
@@ -2261,7 +2856,7 @@
                 <w:sz w:val="20"/>
                 <w:rFonts w:ascii="Times New Roman" w:hAnsi="Times New Roman" w:cs="Times New Roman" w:eastAsia="Times New Roman"/>
               </w:rPr>
-              <w:t>У1</w:t>
+              <w:t>1-3</w:t>
             </w:r>
           </w:p>
         </w:tc>
@@ -2282,17 +2877,6 @@
               <w:jc w:val="center"/>
             </w:pPr>
             <w:r/>
-            <w:r>
-              <w:rPr>
-                <w:rFonts w:ascii="Times New Roman" w:hAnsi="Times New Roman"/>
-                <w:b w:val="0"/>
-                <w:i w:val="0"/>
-                <w:color w:val="000000"/>
-                <w:sz w:val="20"/>
-                <w:rFonts w:ascii="Times New Roman" w:hAnsi="Times New Roman" w:cs="Times New Roman" w:eastAsia="Times New Roman"/>
-              </w:rPr>
-              <w:t>Н1</w:t>
-            </w:r>
           </w:p>
         </w:tc>
       </w:tr>
@@ -2328,7 +2912,7 @@
           <w:p>
             <w:pPr>
               <w:spacing w:before="0" w:after="0" w:line="240" w:lineRule="auto"/>
-              <w:jc w:val="left"/>
+              <w:jc w:val="both"/>
             </w:pPr>
             <w:r/>
             <w:r>
@@ -2361,17 +2945,25 @@
               <w:jc w:val="center"/>
             </w:pPr>
             <w:r/>
-            <w:r>
-              <w:rPr>
-                <w:rFonts w:ascii="Times New Roman" w:hAnsi="Times New Roman"/>
-                <w:b w:val="0"/>
-                <w:i w:val="0"/>
-                <w:color w:val="000000"/>
-                <w:sz w:val="20"/>
-                <w:rFonts w:ascii="Times New Roman" w:hAnsi="Times New Roman" w:cs="Times New Roman" w:eastAsia="Times New Roman"/>
-              </w:rPr>
-              <w:t>З1</w:t>
-            </w:r>
+          </w:p>
+        </w:tc>
+        <w:tc>
+          <w:tcPr>
+            <w:tcW w:type="dxa" w:w="1938"/>
+            <w:vAlign w:val="center"/>
+            <w:tcMar>
+              <w:top w:w="100" w:type="dxa"/>
+              <w:bottom w:w="100" w:type="dxa"/>
+              <w:left w:w="120" w:type="dxa"/>
+              <w:right w:w="120" w:type="dxa"/>
+            </w:tcMar>
+          </w:tcPr>
+          <w:p>
+            <w:pPr>
+              <w:spacing w:before="0" w:after="0" w:line="240" w:lineRule="auto"/>
+              <w:jc w:val="center"/>
+            </w:pPr>
+            <w:r/>
           </w:p>
         </w:tc>
         <w:tc>
@@ -2400,37 +2992,7 @@
                 <w:sz w:val="20"/>
                 <w:rFonts w:ascii="Times New Roman" w:hAnsi="Times New Roman" w:cs="Times New Roman" w:eastAsia="Times New Roman"/>
               </w:rPr>
-              <w:t>У1</w:t>
-            </w:r>
-          </w:p>
-        </w:tc>
-        <w:tc>
-          <w:tcPr>
-            <w:tcW w:type="dxa" w:w="1938"/>
-            <w:vAlign w:val="center"/>
-            <w:tcMar>
-              <w:top w:w="100" w:type="dxa"/>
-              <w:bottom w:w="100" w:type="dxa"/>
-              <w:left w:w="120" w:type="dxa"/>
-              <w:right w:w="120" w:type="dxa"/>
-            </w:tcMar>
-          </w:tcPr>
-          <w:p>
-            <w:pPr>
-              <w:spacing w:before="0" w:after="0" w:line="240" w:lineRule="auto"/>
-              <w:jc w:val="center"/>
-            </w:pPr>
-            <w:r/>
-            <w:r>
-              <w:rPr>
-                <w:rFonts w:ascii="Times New Roman" w:hAnsi="Times New Roman"/>
-                <w:b w:val="0"/>
-                <w:i w:val="0"/>
-                <w:color w:val="000000"/>
-                <w:sz w:val="20"/>
-                <w:rFonts w:ascii="Times New Roman" w:hAnsi="Times New Roman" w:cs="Times New Roman" w:eastAsia="Times New Roman"/>
-              </w:rPr>
-              <w:t>Н1</w:t>
+              <w:t>1-3</w:t>
             </w:r>
           </w:p>
         </w:tc>
@@ -2439,11 +3001,13 @@
     <w:p>
       <w:pPr>
         <w:spacing w:before="0" w:after="120" w:line="240" w:lineRule="auto"/>
+        <w:jc w:val="both"/>
       </w:pPr>
     </w:p>
     <w:p>
       <w:pPr>
         <w:spacing w:before="0" w:after="240" w:line="240" w:lineRule="auto"/>
+        <w:jc w:val="both"/>
       </w:pPr>
       <w:r>
         <w:rPr>
@@ -2460,6 +3024,7 @@
     <w:p>
       <w:pPr>
         <w:spacing w:before="0" w:after="120" w:line="240" w:lineRule="auto"/>
+        <w:jc w:val="both"/>
       </w:pPr>
       <w:r>
         <w:rPr>
@@ -2476,6 +3041,7 @@
     <w:p>
       <w:pPr>
         <w:spacing w:before="0" w:after="120" w:line="240" w:lineRule="auto"/>
+        <w:jc w:val="both"/>
       </w:pPr>
       <w:r>
         <w:rPr>
@@ -2492,6 +3058,7 @@
     <w:p>
       <w:pPr>
         <w:spacing w:before="0" w:after="120" w:line="240" w:lineRule="auto"/>
+        <w:jc w:val="both"/>
       </w:pPr>
       <w:r>
         <w:rPr>
@@ -2508,6 +3075,7 @@
     <w:p>
       <w:pPr>
         <w:spacing w:before="0" w:after="120" w:line="240" w:lineRule="auto"/>
+        <w:jc w:val="both"/>
       </w:pPr>
       <w:r>
         <w:rPr>
@@ -2524,6 +3092,7 @@
     <w:p>
       <w:pPr>
         <w:spacing w:before="0" w:after="240" w:line="240" w:lineRule="auto"/>
+        <w:jc w:val="both"/>
       </w:pPr>
       <w:r>
         <w:rPr>
@@ -2540,6 +3109,7 @@
     <w:p>
       <w:pPr>
         <w:spacing w:before="0" w:after="120" w:line="240" w:lineRule="auto"/>
+        <w:jc w:val="both"/>
       </w:pPr>
       <w:r>
         <w:rPr>
@@ -3418,7 +3988,7 @@
           <w:p>
             <w:pPr>
               <w:spacing w:before="0" w:after="0" w:line="240" w:lineRule="auto"/>
-              <w:jc w:val="left"/>
+              <w:jc w:val="both"/>
             </w:pPr>
             <w:r/>
             <w:r>
@@ -3658,7 +4228,7 @@
           <w:p>
             <w:pPr>
               <w:spacing w:before="0" w:after="0" w:line="240" w:lineRule="auto"/>
-              <w:jc w:val="left"/>
+              <w:jc w:val="both"/>
             </w:pPr>
             <w:r/>
             <w:r>
@@ -3723,7 +4293,7 @@
           <w:p>
             <w:pPr>
               <w:spacing w:before="0" w:after="0" w:line="240" w:lineRule="auto"/>
-              <w:jc w:val="left"/>
+              <w:jc w:val="both"/>
             </w:pPr>
             <w:r/>
             <w:r>
@@ -3963,7 +4533,7 @@
           <w:p>
             <w:pPr>
               <w:spacing w:before="0" w:after="0" w:line="240" w:lineRule="auto"/>
-              <w:jc w:val="left"/>
+              <w:jc w:val="both"/>
             </w:pPr>
             <w:r/>
             <w:r>
@@ -4004,7 +4574,7 @@
           <w:p>
             <w:pPr>
               <w:spacing w:before="0" w:after="0" w:line="240" w:lineRule="auto"/>
-              <w:jc w:val="left"/>
+              <w:jc w:val="both"/>
             </w:pPr>
             <w:r/>
             <w:r>
@@ -4285,7 +4855,7 @@
           <w:p>
             <w:pPr>
               <w:spacing w:before="0" w:after="0" w:line="240" w:lineRule="auto"/>
-              <w:jc w:val="left"/>
+              <w:jc w:val="both"/>
             </w:pPr>
             <w:r/>
             <w:r>
@@ -4525,7 +5095,7 @@
           <w:p>
             <w:pPr>
               <w:spacing w:before="0" w:after="0" w:line="240" w:lineRule="auto"/>
-              <w:jc w:val="left"/>
+              <w:jc w:val="both"/>
             </w:pPr>
             <w:r/>
             <w:r>
@@ -4590,7 +5160,7 @@
           <w:p>
             <w:pPr>
               <w:spacing w:before="0" w:after="0" w:line="240" w:lineRule="auto"/>
-              <w:jc w:val="left"/>
+              <w:jc w:val="both"/>
             </w:pPr>
             <w:r/>
             <w:r>
@@ -4782,7 +5352,7 @@
                 <w:sz w:val="20"/>
                 <w:rFonts w:ascii="Times New Roman" w:hAnsi="Times New Roman" w:cs="Times New Roman" w:eastAsia="Times New Roman"/>
               </w:rPr>
-              <w:t>0.4</w:t>
+              <w:t>1.1</w:t>
             </w:r>
           </w:p>
         </w:tc>
@@ -4830,7 +5400,7 @@
           <w:p>
             <w:pPr>
               <w:spacing w:before="0" w:after="0" w:line="240" w:lineRule="auto"/>
-              <w:jc w:val="left"/>
+              <w:jc w:val="both"/>
             </w:pPr>
             <w:r/>
             <w:r>
@@ -4871,7 +5441,7 @@
           <w:p>
             <w:pPr>
               <w:spacing w:before="0" w:after="0" w:line="240" w:lineRule="auto"/>
-              <w:jc w:val="left"/>
+              <w:jc w:val="both"/>
             </w:pPr>
             <w:r/>
             <w:r>
@@ -5063,7 +5633,7 @@
                 <w:sz w:val="20"/>
                 <w:rFonts w:ascii="Times New Roman" w:hAnsi="Times New Roman" w:cs="Times New Roman" w:eastAsia="Times New Roman"/>
               </w:rPr>
-              <w:t>0.4</w:t>
+              <w:t>1.1</w:t>
             </w:r>
           </w:p>
         </w:tc>
@@ -5128,7 +5698,7 @@
           <w:p>
             <w:pPr>
               <w:spacing w:before="0" w:after="0" w:line="240" w:lineRule="auto"/>
-              <w:jc w:val="left"/>
+              <w:jc w:val="both"/>
             </w:pPr>
             <w:r/>
             <w:r>
@@ -5296,7 +5866,7 @@
                 <w:sz w:val="20"/>
                 <w:rFonts w:ascii="Times New Roman" w:hAnsi="Times New Roman" w:cs="Times New Roman" w:eastAsia="Times New Roman"/>
               </w:rPr>
-              <w:t>0.7</w:t>
+              <w:t>1.4</w:t>
             </w:r>
           </w:p>
         </w:tc>
@@ -5341,11 +5911,13 @@
     <w:p>
       <w:pPr>
         <w:spacing w:before="0" w:after="120" w:line="240" w:lineRule="auto"/>
+        <w:jc w:val="both"/>
       </w:pPr>
     </w:p>
     <w:p>
       <w:pPr>
         <w:spacing w:before="0" w:after="120" w:line="240" w:lineRule="auto"/>
+        <w:jc w:val="both"/>
       </w:pPr>
       <w:r>
         <w:rPr>
@@ -5645,7 +6217,7 @@
           <w:p>
             <w:pPr>
               <w:spacing w:before="0" w:after="0" w:line="240" w:lineRule="auto"/>
-              <w:jc w:val="left"/>
+              <w:jc w:val="both"/>
             </w:pPr>
             <w:r/>
             <w:r>
@@ -5675,7 +6247,7 @@
           <w:p>
             <w:pPr>
               <w:spacing w:before="0" w:after="0" w:line="240" w:lineRule="auto"/>
-              <w:jc w:val="left"/>
+              <w:jc w:val="both"/>
             </w:pPr>
             <w:r/>
             <w:r>
@@ -5727,7 +6299,7 @@
                 <w:sz w:val="20"/>
                 <w:rFonts w:ascii="Times New Roman" w:hAnsi="Times New Roman" w:cs="Times New Roman" w:eastAsia="Times New Roman"/>
               </w:rPr>
-              <w:t>З1</w:t>
+              <w:t>–</w:t>
             </w:r>
           </w:p>
         </w:tc>
@@ -5757,7 +6329,7 @@
                 <w:sz w:val="20"/>
                 <w:rFonts w:ascii="Times New Roman" w:hAnsi="Times New Roman" w:cs="Times New Roman" w:eastAsia="Times New Roman"/>
               </w:rPr>
-              <w:t>У1</w:t>
+              <w:t>–</w:t>
             </w:r>
           </w:p>
         </w:tc>
@@ -5787,7 +6359,7 @@
                 <w:sz w:val="20"/>
                 <w:rFonts w:ascii="Times New Roman" w:hAnsi="Times New Roman" w:cs="Times New Roman" w:eastAsia="Times New Roman"/>
               </w:rPr>
-              <w:t>Н1</w:t>
+              <w:t>–</w:t>
             </w:r>
           </w:p>
         </w:tc>
@@ -5805,7 +6377,7 @@
           <w:p>
             <w:pPr>
               <w:spacing w:before="0" w:after="0" w:line="240" w:lineRule="auto"/>
-              <w:jc w:val="left"/>
+              <w:jc w:val="both"/>
             </w:pPr>
             <w:r/>
             <w:r>
@@ -5870,7 +6442,7 @@
           <w:p>
             <w:pPr>
               <w:spacing w:before="0" w:after="0" w:line="240" w:lineRule="auto"/>
-              <w:jc w:val="left"/>
+              <w:jc w:val="both"/>
             </w:pPr>
             <w:r/>
             <w:r>
@@ -5900,7 +6472,7 @@
           <w:p>
             <w:pPr>
               <w:spacing w:before="0" w:after="0" w:line="240" w:lineRule="auto"/>
-              <w:jc w:val="left"/>
+              <w:jc w:val="both"/>
             </w:pPr>
             <w:r/>
             <w:r>
@@ -5952,7 +6524,7 @@
                 <w:sz w:val="20"/>
                 <w:rFonts w:ascii="Times New Roman" w:hAnsi="Times New Roman" w:cs="Times New Roman" w:eastAsia="Times New Roman"/>
               </w:rPr>
-              <w:t>З1</w:t>
+              <w:t>–</w:t>
             </w:r>
           </w:p>
         </w:tc>
@@ -5982,7 +6554,7 @@
                 <w:sz w:val="20"/>
                 <w:rFonts w:ascii="Times New Roman" w:hAnsi="Times New Roman" w:cs="Times New Roman" w:eastAsia="Times New Roman"/>
               </w:rPr>
-              <w:t>У1</w:t>
+              <w:t>–</w:t>
             </w:r>
           </w:p>
         </w:tc>
@@ -6012,7 +6584,7 @@
                 <w:sz w:val="20"/>
                 <w:rFonts w:ascii="Times New Roman" w:hAnsi="Times New Roman" w:cs="Times New Roman" w:eastAsia="Times New Roman"/>
               </w:rPr>
-              <w:t>Н1</w:t>
+              <w:t>–</w:t>
             </w:r>
           </w:p>
         </w:tc>
@@ -6030,7 +6602,7 @@
           <w:p>
             <w:pPr>
               <w:spacing w:before="0" w:after="0" w:line="240" w:lineRule="auto"/>
-              <w:jc w:val="left"/>
+              <w:jc w:val="both"/>
             </w:pPr>
             <w:r/>
             <w:r>
@@ -6051,11 +6623,13 @@
     <w:p>
       <w:pPr>
         <w:spacing w:before="0" w:after="120" w:line="240" w:lineRule="auto"/>
+        <w:jc w:val="both"/>
       </w:pPr>
     </w:p>
     <w:p>
       <w:pPr>
         <w:spacing w:before="0" w:after="120" w:line="240" w:lineRule="auto"/>
+        <w:jc w:val="both"/>
       </w:pPr>
       <w:r>
         <w:rPr>
@@ -6289,7 +6863,7 @@
           <w:p>
             <w:pPr>
               <w:spacing w:before="0" w:after="0" w:line="240" w:lineRule="auto"/>
-              <w:jc w:val="left"/>
+              <w:jc w:val="both"/>
             </w:pPr>
             <w:r/>
             <w:r>
@@ -6416,7 +6990,7 @@
           <w:p>
             <w:pPr>
               <w:spacing w:before="0" w:after="0" w:line="240" w:lineRule="auto"/>
-              <w:jc w:val="left"/>
+              <w:jc w:val="both"/>
             </w:pPr>
             <w:r/>
             <w:r>
@@ -6469,11 +7043,13 @@
     <w:p>
       <w:pPr>
         <w:spacing w:before="0" w:after="120" w:line="240" w:lineRule="auto"/>
+        <w:jc w:val="both"/>
       </w:pPr>
     </w:p>
     <w:p>
       <w:pPr>
         <w:spacing w:before="0" w:after="120" w:line="240" w:lineRule="auto"/>
+        <w:jc w:val="both"/>
       </w:pPr>
       <w:r>
         <w:rPr>
@@ -6707,7 +7283,7 @@
           <w:p>
             <w:pPr>
               <w:spacing w:before="0" w:after="0" w:line="240" w:lineRule="auto"/>
-              <w:jc w:val="left"/>
+              <w:jc w:val="both"/>
             </w:pPr>
             <w:r/>
             <w:r>
@@ -6832,7 +7408,7 @@
           <w:p>
             <w:pPr>
               <w:spacing w:before="0" w:after="0" w:line="240" w:lineRule="auto"/>
-              <w:jc w:val="left"/>
+              <w:jc w:val="both"/>
             </w:pPr>
             <w:r/>
             <w:r>
@@ -6883,11 +7459,13 @@
     <w:p>
       <w:pPr>
         <w:spacing w:before="0" w:after="120" w:line="240" w:lineRule="auto"/>
+        <w:jc w:val="both"/>
       </w:pPr>
     </w:p>
     <w:p>
       <w:pPr>
         <w:spacing w:before="0" w:after="240" w:line="240" w:lineRule="auto"/>
+        <w:jc w:val="both"/>
       </w:pPr>
       <w:r>
         <w:rPr>
@@ -6904,6 +7482,7 @@
     <w:p>
       <w:pPr>
         <w:spacing w:before="0" w:after="120" w:line="240" w:lineRule="auto"/>
+        <w:jc w:val="both"/>
       </w:pPr>
       <w:r>
         <w:rPr>
@@ -6920,6 +7499,7 @@
     <w:p>
       <w:pPr>
         <w:spacing w:before="0" w:after="120" w:line="240" w:lineRule="auto"/>
+        <w:jc w:val="both"/>
       </w:pPr>
       <w:r>
         <w:rPr>
@@ -6936,6 +7516,7 @@
     <w:p>
       <w:pPr>
         <w:spacing w:before="0" w:after="120" w:line="240" w:lineRule="auto"/>
+        <w:jc w:val="both"/>
       </w:pPr>
       <w:r>
         <w:rPr>
@@ -6952,11 +7533,13 @@
     <w:p>
       <w:pPr>
         <w:spacing w:before="0" w:after="120" w:line="240" w:lineRule="auto"/>
+        <w:jc w:val="both"/>
       </w:pPr>
     </w:p>
     <w:p>
       <w:pPr>
         <w:spacing w:before="0" w:after="240" w:line="240" w:lineRule="auto"/>
+        <w:jc w:val="both"/>
       </w:pPr>
       <w:r>
         <w:rPr>
@@ -6973,6 +7556,7 @@
     <w:p>
       <w:pPr>
         <w:spacing w:before="0" w:after="120" w:line="240" w:lineRule="auto"/>
+        <w:jc w:val="both"/>
       </w:pPr>
       <w:r>
         <w:rPr>
@@ -6989,6 +7573,7 @@
     <w:p>
       <w:pPr>
         <w:spacing w:before="0" w:after="120" w:line="240" w:lineRule="auto"/>
+        <w:jc w:val="both"/>
       </w:pPr>
       <w:r>
         <w:rPr>
@@ -7005,6 +7590,7 @@
     <w:p>
       <w:pPr>
         <w:spacing w:before="0" w:after="120" w:line="240" w:lineRule="auto"/>
+        <w:jc w:val="both"/>
       </w:pPr>
       <w:r>
         <w:rPr>
@@ -7021,6 +7607,7 @@
     <w:p>
       <w:pPr>
         <w:spacing w:before="0" w:after="120" w:line="240" w:lineRule="auto"/>
+        <w:jc w:val="both"/>
       </w:pPr>
       <w:r>
         <w:rPr>
@@ -7037,6 +7624,7 @@
     <w:p>
       <w:pPr>
         <w:spacing w:before="0" w:after="120" w:line="240" w:lineRule="auto"/>
+        <w:jc w:val="both"/>
       </w:pPr>
       <w:r>
         <w:rPr>
@@ -7053,6 +7641,7 @@
     <w:p>
       <w:pPr>
         <w:spacing w:before="0" w:after="120" w:line="240" w:lineRule="auto"/>
+        <w:jc w:val="both"/>
       </w:pPr>
       <w:r>
         <w:rPr>
@@ -7069,6 +7658,7 @@
     <w:p>
       <w:pPr>
         <w:spacing w:before="0" w:after="120" w:line="240" w:lineRule="auto"/>
+        <w:jc w:val="both"/>
       </w:pPr>
       <w:r>
         <w:rPr>
@@ -7085,6 +7675,7 @@
     <w:p>
       <w:pPr>
         <w:spacing w:before="0" w:after="120" w:line="240" w:lineRule="auto"/>
+        <w:jc w:val="both"/>
       </w:pPr>
       <w:r>
         <w:rPr>
@@ -7101,6 +7692,7 @@
     <w:p>
       <w:pPr>
         <w:spacing w:before="0" w:after="120" w:line="240" w:lineRule="auto"/>
+        <w:jc w:val="both"/>
       </w:pPr>
       <w:r>
         <w:rPr>
@@ -7117,6 +7709,7 @@
     <w:p>
       <w:pPr>
         <w:spacing w:before="0" w:after="120" w:line="240" w:lineRule="auto"/>
+        <w:jc w:val="both"/>
       </w:pPr>
       <w:r>
         <w:rPr>
@@ -7133,6 +7726,7 @@
     <w:p>
       <w:pPr>
         <w:spacing w:before="0" w:after="120" w:line="240" w:lineRule="auto"/>
+        <w:jc w:val="both"/>
       </w:pPr>
       <w:r>
         <w:rPr>
@@ -7149,6 +7743,7 @@
     <w:p>
       <w:pPr>
         <w:spacing w:before="0" w:after="120" w:line="240" w:lineRule="auto"/>
+        <w:jc w:val="both"/>
       </w:pPr>
       <w:r>
         <w:rPr>
@@ -7165,6 +7760,7 @@
     <w:p>
       <w:pPr>
         <w:spacing w:before="0" w:after="120" w:line="240" w:lineRule="auto"/>
+        <w:jc w:val="both"/>
       </w:pPr>
       <w:r>
         <w:rPr>
@@ -7181,6 +7777,7 @@
     <w:p>
       <w:pPr>
         <w:spacing w:before="0" w:after="120" w:line="240" w:lineRule="auto"/>
+        <w:jc w:val="both"/>
       </w:pPr>
       <w:r>
         <w:rPr>
@@ -7197,11 +7794,13 @@
     <w:p>
       <w:pPr>
         <w:spacing w:before="0" w:after="120" w:line="240" w:lineRule="auto"/>
+        <w:jc w:val="both"/>
       </w:pPr>
     </w:p>
     <w:p>
       <w:pPr>
         <w:spacing w:before="0" w:after="240" w:line="240" w:lineRule="auto"/>
+        <w:jc w:val="both"/>
       </w:pPr>
       <w:r>
         <w:rPr>
@@ -7218,6 +7817,7 @@
     <w:p>
       <w:pPr>
         <w:spacing w:before="0" w:after="120" w:line="240" w:lineRule="auto"/>
+        <w:jc w:val="both"/>
       </w:pPr>
       <w:r>
         <w:rPr>
@@ -7234,6 +7834,7 @@
     <w:p>
       <w:pPr>
         <w:spacing w:before="0" w:after="120" w:line="240" w:lineRule="auto"/>
+        <w:jc w:val="both"/>
       </w:pPr>
       <w:r>
         <w:rPr>
@@ -7250,6 +7851,7 @@
     <w:p>
       <w:pPr>
         <w:spacing w:before="0" w:after="120" w:line="240" w:lineRule="auto"/>
+        <w:jc w:val="both"/>
       </w:pPr>
       <w:r>
         <w:rPr>
@@ -7266,6 +7868,7 @@
     <w:p>
       <w:pPr>
         <w:spacing w:before="0" w:after="120" w:line="240" w:lineRule="auto"/>
+        <w:jc w:val="both"/>
       </w:pPr>
       <w:r>
         <w:rPr>
@@ -7282,11 +7885,13 @@
     <w:p>
       <w:pPr>
         <w:spacing w:before="0" w:after="120" w:line="240" w:lineRule="auto"/>
+        <w:jc w:val="both"/>
       </w:pPr>
     </w:p>
     <w:p>
       <w:pPr>
         <w:spacing w:before="0" w:after="120" w:line="240" w:lineRule="auto"/>
+        <w:jc w:val="both"/>
       </w:pPr>
       <w:r>
         <w:rPr>
@@ -7325,6 +7930,7 @@
     <w:p>
       <w:pPr>
         <w:spacing w:before="0" w:after="120" w:line="240" w:lineRule="auto"/>
+        <w:jc w:val="both"/>
       </w:pPr>
       <w:r>
         <w:rPr>
@@ -7335,7 +7941,7 @@
           <w:sz w:val="28"/>
           <w:rFonts w:ascii="Times New Roman" w:hAnsi="Times New Roman" w:cs="Times New Roman" w:eastAsia="Times New Roman"/>
         </w:rPr>
-        <w:t>Рабочая программа дисциплины «Механика сплошных сред» по направлению подготовки 01.03.04 Прикладная математика согласована на ведение учебного процесса:</w:t>
+        <w:t>Рабочая программа дисциплины «Механика сплошных сред» по направлению подготовки «01.03.04 Прикладная математика» согласована на ведение учебного процесса:</w:t>
       </w:r>
     </w:p>
     <w:tbl>
@@ -7408,7 +8014,9 @@
                 <w:sz w:val="22"/>
                 <w:rFonts w:ascii="Times New Roman" w:hAnsi="Times New Roman" w:cs="Times New Roman" w:eastAsia="Times New Roman"/>
               </w:rPr>
-              <w:t>«Согласовано»: И.о. зав. кафедрой, ответственной за РПД (подпись и дата)</w:t>
+              <w:t>Согласовано</w:t>
+              <w:br/>
+              <w:t>(подпись и дата)</w:t>
             </w:r>
           </w:p>
         </w:tc>
@@ -7461,7 +8069,7 @@
           <w:p>
             <w:pPr>
               <w:spacing w:before="0" w:after="0" w:line="240" w:lineRule="auto"/>
-              <w:jc w:val="left"/>
+              <w:jc w:val="both"/>
             </w:pPr>
             <w:r/>
           </w:p>
@@ -7515,7 +8123,7 @@
           <w:p>
             <w:pPr>
               <w:spacing w:before="0" w:after="0" w:line="240" w:lineRule="auto"/>
-              <w:jc w:val="left"/>
+              <w:jc w:val="both"/>
             </w:pPr>
             <w:r/>
           </w:p>
@@ -7569,7 +8177,7 @@
           <w:p>
             <w:pPr>
               <w:spacing w:before="0" w:after="0" w:line="240" w:lineRule="auto"/>
-              <w:jc w:val="left"/>
+              <w:jc w:val="both"/>
             </w:pPr>
             <w:r/>
           </w:p>
@@ -7623,7 +8231,7 @@
           <w:p>
             <w:pPr>
               <w:spacing w:before="0" w:after="0" w:line="240" w:lineRule="auto"/>
-              <w:jc w:val="left"/>
+              <w:jc w:val="both"/>
             </w:pPr>
             <w:r/>
           </w:p>
@@ -7806,6 +8414,23 @@
       </w:r>
     </w:p>
     <w:p>
+      <w:pPr>
+        <w:spacing w:before="0" w:after="120" w:line="240" w:lineRule="auto"/>
+        <w:jc w:val="center"/>
+      </w:pPr>
+      <w:r>
+        <w:rPr>
+          <w:rFonts w:ascii="Times New Roman" w:hAnsi="Times New Roman"/>
+          <w:b w:val="0"/>
+          <w:i w:val="0"/>
+          <w:color w:val="000000"/>
+          <w:sz w:val="28"/>
+          <w:rFonts w:ascii="Times New Roman" w:hAnsi="Times New Roman" w:cs="Times New Roman" w:eastAsia="Times New Roman"/>
+        </w:rPr>
+        <w:t>общая трудоемкость дисциплины составляет: 6 зачетных единиц(ы)</w:t>
+      </w:r>
+    </w:p>
+    <w:p>
       <w:r>
         <w:br w:type="page"/>
       </w:r>
@@ -7813,6 +8438,7 @@
     <w:p>
       <w:pPr>
         <w:spacing w:before="0" w:after="240" w:line="240" w:lineRule="auto"/>
+        <w:jc w:val="both"/>
       </w:pPr>
       <w:r>
         <w:rPr>
@@ -7824,6 +8450,25 @@
           <w:rFonts w:ascii="Times New Roman" w:hAnsi="Times New Roman" w:cs="Times New Roman" w:eastAsia="Times New Roman"/>
         </w:rPr>
         <w:t>1. Оценочные средства</w:t>
+      </w:r>
+    </w:p>
+    <w:p>
+      <w:pPr>
+        <w:spacing w:before="0" w:after="240" w:line="240" w:lineRule="auto"/>
+        <w:jc w:val="both"/>
+      </w:pPr>
+      <w:r>
+        <w:rPr>
+          <w:rFonts w:ascii="Times New Roman" w:hAnsi="Times New Roman"/>
+          <w:b w:val="0"/>
+          <w:i w:val="0"/>
+          <w:color w:val="000000"/>
+          <w:sz w:val="28"/>
+          <w:rFonts w:ascii="Times New Roman" w:hAnsi="Times New Roman" w:cs="Times New Roman" w:eastAsia="Times New Roman"/>
+        </w:rPr>
+        <w:t>Оценивание формирования компетенций производится на основе результатов обучения, приведенных в п. 2 рабочей программы и ФОС. Связь разделов компетенций, индикаторов и форм контроля (текущего и промежуточного) указаны в таблице 4.2 рабочей программы дисциплины.</w:t>
+        <w:br/>
+        <w:t>Оценочные средства соотнесены с результатами обучения по дисциплине и индикаторами достижения компетенций, представлены ниже.</w:t>
       </w:r>
     </w:p>
     <w:tbl>
@@ -8016,7 +8661,7 @@
           <w:p>
             <w:pPr>
               <w:spacing w:before="0" w:after="0" w:line="240" w:lineRule="auto"/>
-              <w:jc w:val="center"/>
+              <w:jc w:val="left"/>
             </w:pPr>
             <w:r/>
             <w:r>
@@ -8028,7 +8673,7 @@
                 <w:sz w:val="20"/>
                 <w:rFonts w:ascii="Times New Roman" w:hAnsi="Times New Roman" w:cs="Times New Roman" w:eastAsia="Times New Roman"/>
               </w:rPr>
-              <w:t>ПК-4.1</w:t>
+              <w:t>ПК-4.1. Знать: основы математического моделирования, системного анализа и теории принятия решений</w:t>
             </w:r>
           </w:p>
         </w:tc>
@@ -8046,7 +8691,7 @@
           <w:p>
             <w:pPr>
               <w:spacing w:before="0" w:after="0" w:line="240" w:lineRule="auto"/>
-              <w:jc w:val="left"/>
+              <w:jc w:val="both"/>
             </w:pPr>
             <w:r/>
             <w:r>
@@ -8058,11 +8703,11 @@
                 <w:sz w:val="18"/>
                 <w:rFonts w:ascii="Times New Roman" w:hAnsi="Times New Roman" w:cs="Times New Roman" w:eastAsia="Times New Roman"/>
               </w:rPr>
-              <w:t>З1: Знать базовые принципы и терминологию, относящиеся к ПК-4.1.</w:t>
+              <w:t>З1: Синтаксис и семантика алгоритмического языка программирования, принципы и методология построения систем по курсу «Механика сплошных сред»</w:t>
               <w:br/>
-              <w:t>У1: Уметь использовать практические инструменты в контексте ПК-4.1.</w:t>
+              <w:t>З2: Концепции и идеи объектно-ориентированного программирования и проектирования программных решений</w:t>
               <w:br/>
-              <w:t>Н1: Владеть навыками анализа данных и принятия решений в рамках ПК-4.1.</w:t>
+              <w:t>З3: Технология работы на ПК в современных операционных средах, основные методы разработки эффективных структур данных</w:t>
             </w:r>
           </w:p>
         </w:tc>
@@ -8080,7 +8725,7 @@
           <w:p>
             <w:pPr>
               <w:spacing w:before="0" w:after="0" w:line="240" w:lineRule="auto"/>
-              <w:jc w:val="left"/>
+              <w:jc w:val="both"/>
             </w:pPr>
             <w:r/>
             <w:r>
@@ -8145,7 +8790,7 @@
           <w:p>
             <w:pPr>
               <w:spacing w:before="0" w:after="0" w:line="240" w:lineRule="auto"/>
-              <w:jc w:val="center"/>
+              <w:jc w:val="left"/>
             </w:pPr>
             <w:r/>
             <w:r>
@@ -8157,7 +8802,7 @@
                 <w:sz w:val="20"/>
                 <w:rFonts w:ascii="Times New Roman" w:hAnsi="Times New Roman" w:cs="Times New Roman" w:eastAsia="Times New Roman"/>
               </w:rPr>
-              <w:t>ПК-4.2</w:t>
+              <w:t>ПК-4.2. Уметь: применять методы математического моделирования и системного анализа в области профессиональной деятельности</w:t>
             </w:r>
           </w:p>
         </w:tc>
@@ -8175,7 +8820,7 @@
           <w:p>
             <w:pPr>
               <w:spacing w:before="0" w:after="0" w:line="240" w:lineRule="auto"/>
-              <w:jc w:val="left"/>
+              <w:jc w:val="both"/>
             </w:pPr>
             <w:r/>
             <w:r>
@@ -8187,11 +8832,11 @@
                 <w:sz w:val="18"/>
                 <w:rFonts w:ascii="Times New Roman" w:hAnsi="Times New Roman" w:cs="Times New Roman" w:eastAsia="Times New Roman"/>
               </w:rPr>
-              <w:t>З1: Знать базовые принципы и терминологию, относящиеся к ПК-4.2.</w:t>
+              <w:t>У1: Формализовать прикладную задачу, выбирать для неё подходящие структуры данных и алгоритмы обработки в «Механика сплошных сред»</w:t>
               <w:br/>
-              <w:t>У1: Уметь использовать практические инструменты в контексте ПК-4.2.</w:t>
+              <w:t>У2: Программировать прикладные алгоритмы, используя программные средства языков высокого уровня; разрабатывать тесты</w:t>
               <w:br/>
-              <w:t>Н1: Владеть навыками анализа данных и принятия решений в рамках ПК-4.2.</w:t>
+              <w:t>У3: Проектировать программные компоненты IT-систем и модули обработки информации</w:t>
             </w:r>
           </w:p>
         </w:tc>
@@ -8209,7 +8854,7 @@
           <w:p>
             <w:pPr>
               <w:spacing w:before="0" w:after="0" w:line="240" w:lineRule="auto"/>
-              <w:jc w:val="left"/>
+              <w:jc w:val="both"/>
             </w:pPr>
             <w:r/>
             <w:r>
@@ -8274,7 +8919,7 @@
           <w:p>
             <w:pPr>
               <w:spacing w:before="0" w:after="0" w:line="240" w:lineRule="auto"/>
-              <w:jc w:val="center"/>
+              <w:jc w:val="left"/>
             </w:pPr>
             <w:r/>
             <w:r>
@@ -8286,7 +8931,7 @@
                 <w:sz w:val="20"/>
                 <w:rFonts w:ascii="Times New Roman" w:hAnsi="Times New Roman" w:cs="Times New Roman" w:eastAsia="Times New Roman"/>
               </w:rPr>
-              <w:t>ПК-4.3</w:t>
+              <w:t>ПК-4.3. Владеть: навыками принятия научно-обоснованных решений на основе математического моделирования и методов системного анализа в области профессиональной деятельности</w:t>
             </w:r>
           </w:p>
         </w:tc>
@@ -8304,7 +8949,7 @@
           <w:p>
             <w:pPr>
               <w:spacing w:before="0" w:after="0" w:line="240" w:lineRule="auto"/>
-              <w:jc w:val="left"/>
+              <w:jc w:val="both"/>
             </w:pPr>
             <w:r/>
             <w:r>
@@ -8316,11 +8961,11 @@
                 <w:sz w:val="18"/>
                 <w:rFonts w:ascii="Times New Roman" w:hAnsi="Times New Roman" w:cs="Times New Roman" w:eastAsia="Times New Roman"/>
               </w:rPr>
-              <w:t>З1: Знать базовые принципы и терминологию, относящиеся к ПК-4.3.</w:t>
+              <w:t>Н1: Использовать современные математические методы и программные средства для решения задач науки, образования и бизнеса</w:t>
               <w:br/>
-              <w:t>У1: Уметь использовать практические инструменты в контексте ПК-4.3.</w:t>
+              <w:t>Н2: Реализовать идеи объектно-ориентированного подхода и паттернов проектирования в предметной области «Механика сплошных сред»</w:t>
               <w:br/>
-              <w:t>Н1: Владеть навыками анализа данных и принятия решений в рамках ПК-4.3.</w:t>
+              <w:t>Н3: Применять современные цифровые технологии моделирования, алгоритмизации и оптимизации бизнес-процессов</w:t>
             </w:r>
           </w:p>
         </w:tc>
@@ -8338,7 +8983,7 @@
           <w:p>
             <w:pPr>
               <w:spacing w:before="0" w:after="0" w:line="240" w:lineRule="auto"/>
-              <w:jc w:val="left"/>
+              <w:jc w:val="both"/>
             </w:pPr>
             <w:r/>
             <w:r>
@@ -8403,7 +9048,7 @@
           <w:p>
             <w:pPr>
               <w:spacing w:before="0" w:after="0" w:line="240" w:lineRule="auto"/>
-              <w:jc w:val="center"/>
+              <w:jc w:val="left"/>
             </w:pPr>
             <w:r/>
             <w:r>
@@ -8415,7 +9060,7 @@
                 <w:sz w:val="20"/>
                 <w:rFonts w:ascii="Times New Roman" w:hAnsi="Times New Roman" w:cs="Times New Roman" w:eastAsia="Times New Roman"/>
               </w:rPr>
-              <w:t>ПК-5.1</w:t>
+              <w:t>ПК-5.1. Знать: фундаментальные основы и прикладные аспекты построения математических моделей технических и социально-экономических систем</w:t>
             </w:r>
           </w:p>
         </w:tc>
@@ -8433,7 +9078,7 @@
           <w:p>
             <w:pPr>
               <w:spacing w:before="0" w:after="0" w:line="240" w:lineRule="auto"/>
-              <w:jc w:val="left"/>
+              <w:jc w:val="both"/>
             </w:pPr>
             <w:r/>
             <w:r>
@@ -8445,11 +9090,11 @@
                 <w:sz w:val="18"/>
                 <w:rFonts w:ascii="Times New Roman" w:hAnsi="Times New Roman" w:cs="Times New Roman" w:eastAsia="Times New Roman"/>
               </w:rPr>
-              <w:t>З1: Знать базовые принципы и терминологию, относящиеся к ПК-5.1.</w:t>
+              <w:t>З1: Синтаксис и семантика алгоритмического языка программирования, принципы и методология построения систем по курсу «Механика сплошных сред»</w:t>
               <w:br/>
-              <w:t>У1: Уметь использовать практические инструменты в контексте ПК-5.1.</w:t>
+              <w:t>З2: Концепции и идеи объектно-ориентированного программирования и проектирования программных решений</w:t>
               <w:br/>
-              <w:t>Н1: Владеть навыками анализа данных и принятия решений в рамках ПК-5.1.</w:t>
+              <w:t>З3: Технология работы на ПК в современных операционных средах, основные методы разработки эффективных структур данных</w:t>
             </w:r>
           </w:p>
         </w:tc>
@@ -8467,7 +9112,7 @@
           <w:p>
             <w:pPr>
               <w:spacing w:before="0" w:after="0" w:line="240" w:lineRule="auto"/>
-              <w:jc w:val="left"/>
+              <w:jc w:val="both"/>
             </w:pPr>
             <w:r/>
             <w:r>
@@ -8532,7 +9177,7 @@
           <w:p>
             <w:pPr>
               <w:spacing w:before="0" w:after="0" w:line="240" w:lineRule="auto"/>
-              <w:jc w:val="center"/>
+              <w:jc w:val="left"/>
             </w:pPr>
             <w:r/>
             <w:r>
@@ -8544,7 +9189,7 @@
                 <w:sz w:val="20"/>
                 <w:rFonts w:ascii="Times New Roman" w:hAnsi="Times New Roman" w:cs="Times New Roman" w:eastAsia="Times New Roman"/>
               </w:rPr>
-              <w:t>ПК-5.2</w:t>
+              <w:t>ПК-5.2. Уметь: самостоятельно разрабатывать математические модели технических и социально-экономических систем</w:t>
             </w:r>
           </w:p>
         </w:tc>
@@ -8562,7 +9207,7 @@
           <w:p>
             <w:pPr>
               <w:spacing w:before="0" w:after="0" w:line="240" w:lineRule="auto"/>
-              <w:jc w:val="left"/>
+              <w:jc w:val="both"/>
             </w:pPr>
             <w:r/>
             <w:r>
@@ -8574,11 +9219,11 @@
                 <w:sz w:val="18"/>
                 <w:rFonts w:ascii="Times New Roman" w:hAnsi="Times New Roman" w:cs="Times New Roman" w:eastAsia="Times New Roman"/>
               </w:rPr>
-              <w:t>З1: Знать базовые принципы и терминологию, относящиеся к ПК-5.2.</w:t>
+              <w:t>У1: Формализовать прикладную задачу, выбирать для неё подходящие структуры данных и алгоритмы обработки в «Механика сплошных сред»</w:t>
               <w:br/>
-              <w:t>У1: Уметь использовать практические инструменты в контексте ПК-5.2.</w:t>
+              <w:t>У2: Программировать прикладные алгоритмы, используя программные средства языков высокого уровня; разрабатывать тесты</w:t>
               <w:br/>
-              <w:t>Н1: Владеть навыками анализа данных и принятия решений в рамках ПК-5.2.</w:t>
+              <w:t>У3: Проектировать программные компоненты IT-систем и модули обработки информации</w:t>
             </w:r>
           </w:p>
         </w:tc>
@@ -8596,7 +9241,7 @@
           <w:p>
             <w:pPr>
               <w:spacing w:before="0" w:after="0" w:line="240" w:lineRule="auto"/>
-              <w:jc w:val="left"/>
+              <w:jc w:val="both"/>
             </w:pPr>
             <w:r/>
             <w:r>
@@ -8661,7 +9306,7 @@
           <w:p>
             <w:pPr>
               <w:spacing w:before="0" w:after="0" w:line="240" w:lineRule="auto"/>
-              <w:jc w:val="center"/>
+              <w:jc w:val="left"/>
             </w:pPr>
             <w:r/>
             <w:r>
@@ -8673,7 +9318,7 @@
                 <w:sz w:val="20"/>
                 <w:rFonts w:ascii="Times New Roman" w:hAnsi="Times New Roman" w:cs="Times New Roman" w:eastAsia="Times New Roman"/>
               </w:rPr>
-              <w:t>ПК-5.3</w:t>
+              <w:t>ПК-5.3. Владеть: навыками самостоятельного изучения новых разделов фундаментальных и прикладных наук</w:t>
             </w:r>
           </w:p>
         </w:tc>
@@ -8691,7 +9336,7 @@
           <w:p>
             <w:pPr>
               <w:spacing w:before="0" w:after="0" w:line="240" w:lineRule="auto"/>
-              <w:jc w:val="left"/>
+              <w:jc w:val="both"/>
             </w:pPr>
             <w:r/>
             <w:r>
@@ -8703,11 +9348,11 @@
                 <w:sz w:val="18"/>
                 <w:rFonts w:ascii="Times New Roman" w:hAnsi="Times New Roman" w:cs="Times New Roman" w:eastAsia="Times New Roman"/>
               </w:rPr>
-              <w:t>З1: Знать базовые принципы и терминологию, относящиеся к ПК-5.3.</w:t>
+              <w:t>Н1: Использовать современные математические методы и программные средства для решения задач науки, образования и бизнеса</w:t>
               <w:br/>
-              <w:t>У1: Уметь использовать практические инструменты в контексте ПК-5.3.</w:t>
+              <w:t>Н2: Реализовать идеи объектно-ориентированного подхода и паттернов проектирования в предметной области «Механика сплошных сред»</w:t>
               <w:br/>
-              <w:t>Н1: Владеть навыками анализа данных и принятия решений в рамках ПК-5.3.</w:t>
+              <w:t>Н3: Применять современные цифровые технологии моделирования, алгоритмизации и оптимизации бизнес-процессов</w:t>
             </w:r>
           </w:p>
         </w:tc>
@@ -8725,7 +9370,7 @@
           <w:p>
             <w:pPr>
               <w:spacing w:before="0" w:after="0" w:line="240" w:lineRule="auto"/>
-              <w:jc w:val="left"/>
+              <w:jc w:val="both"/>
             </w:pPr>
             <w:r/>
             <w:r>
@@ -8745,12 +9390,394 @@
     </w:tbl>
     <w:p>
       <w:pPr>
+        <w:spacing w:before="360" w:after="120" w:line="240" w:lineRule="auto"/>
+        <w:jc w:val="both"/>
+      </w:pPr>
+    </w:p>
+    <w:p>
+      <w:pPr>
+        <w:spacing w:before="240" w:after="120" w:line="240" w:lineRule="auto"/>
+        <w:jc w:val="both"/>
+      </w:pPr>
+      <w:r>
+        <w:rPr>
+          <w:rFonts w:ascii="Times New Roman" w:hAnsi="Times New Roman"/>
+          <w:b/>
+          <w:i w:val="0"/>
+          <w:color w:val="000000"/>
+          <w:sz w:val="28"/>
+          <w:rFonts w:ascii="Times New Roman" w:hAnsi="Times New Roman" w:cs="Times New Roman" w:eastAsia="Times New Roman"/>
+        </w:rPr>
+        <w:t>Наименование: зачет с оценкой</w:t>
+      </w:r>
+    </w:p>
+    <w:p>
+      <w:pPr>
         <w:spacing w:before="0" w:after="120" w:line="240" w:lineRule="auto"/>
+        <w:jc w:val="both"/>
+      </w:pPr>
+      <w:r>
+        <w:rPr>
+          <w:rFonts w:ascii="Times New Roman" w:hAnsi="Times New Roman"/>
+          <w:b w:val="0"/>
+          <w:i/>
+          <w:color w:val="000000"/>
+          <w:sz w:val="28"/>
+          <w:rFonts w:ascii="Times New Roman" w:hAnsi="Times New Roman" w:cs="Times New Roman" w:eastAsia="Times New Roman"/>
+        </w:rPr>
+        <w:t>Представление в ФОС: перечень вопросов</w:t>
+      </w:r>
+    </w:p>
+    <w:p>
+      <w:pPr>
+        <w:spacing w:before="0" w:after="120" w:line="240" w:lineRule="auto"/>
+        <w:jc w:val="both"/>
+      </w:pPr>
+      <w:r>
+        <w:rPr>
+          <w:rFonts w:ascii="Times New Roman" w:hAnsi="Times New Roman"/>
+          <w:b/>
+          <w:i w:val="0"/>
+          <w:color w:val="000000"/>
+          <w:sz w:val="28"/>
+          <w:rFonts w:ascii="Times New Roman" w:hAnsi="Times New Roman" w:cs="Times New Roman" w:eastAsia="Times New Roman"/>
+        </w:rPr>
+        <w:t>Перечень вопросов для проведения зачета с оценкой:</w:t>
+      </w:r>
+    </w:p>
+    <w:p>
+      <w:pPr>
+        <w:spacing w:before="120" w:after="120" w:line="240" w:lineRule="auto"/>
+        <w:jc w:val="both"/>
+      </w:pPr>
+      <w:r>
+        <w:rPr>
+          <w:rFonts w:ascii="Times New Roman" w:hAnsi="Times New Roman"/>
+          <w:b/>
+          <w:i/>
+          <w:color w:val="000000"/>
+          <w:sz w:val="28"/>
+          <w:rFonts w:ascii="Times New Roman" w:hAnsi="Times New Roman" w:cs="Times New Roman" w:eastAsia="Times New Roman"/>
+        </w:rPr>
+        <w:t>6 семестр:</w:t>
+      </w:r>
+    </w:p>
+    <w:p>
+      <w:pPr>
+        <w:spacing w:before="40" w:after="40" w:line="240" w:lineRule="auto"/>
+        <w:jc w:val="both"/>
+      </w:pPr>
+      <w:r>
+        <w:rPr>
+          <w:rFonts w:ascii="Times New Roman" w:hAnsi="Times New Roman"/>
+          <w:b w:val="0"/>
+          <w:i w:val="0"/>
+          <w:color w:val="000000"/>
+          <w:sz w:val="28"/>
+          <w:rFonts w:ascii="Times New Roman" w:hAnsi="Times New Roman" w:cs="Times New Roman" w:eastAsia="Times New Roman"/>
+        </w:rPr>
+        <w:t>1. Каковы базовые понятия дисциплины «Механика сплошных сред»?</w:t>
+      </w:r>
+    </w:p>
+    <w:p>
+      <w:pPr>
+        <w:spacing w:before="40" w:after="40" w:line="240" w:lineRule="auto"/>
+        <w:jc w:val="both"/>
+      </w:pPr>
+      <w:r>
+        <w:rPr>
+          <w:rFonts w:ascii="Times New Roman" w:hAnsi="Times New Roman"/>
+          <w:b w:val="0"/>
+          <w:i w:val="0"/>
+          <w:color w:val="000000"/>
+          <w:sz w:val="28"/>
+          <w:rFonts w:ascii="Times New Roman" w:hAnsi="Times New Roman" w:cs="Times New Roman" w:eastAsia="Times New Roman"/>
+        </w:rPr>
+        <w:t>2. Опишите структуру и принципы работы базовых методов.</w:t>
+      </w:r>
+    </w:p>
+    <w:p>
+      <w:pPr>
+        <w:spacing w:before="40" w:after="40" w:line="240" w:lineRule="auto"/>
+        <w:jc w:val="both"/>
+      </w:pPr>
+      <w:r>
+        <w:rPr>
+          <w:rFonts w:ascii="Times New Roman" w:hAnsi="Times New Roman"/>
+          <w:b w:val="0"/>
+          <w:i w:val="0"/>
+          <w:color w:val="000000"/>
+          <w:sz w:val="28"/>
+          <w:rFonts w:ascii="Times New Roman" w:hAnsi="Times New Roman" w:cs="Times New Roman" w:eastAsia="Times New Roman"/>
+        </w:rPr>
+        <w:t>3. Сформулируйте критерии эффективности примененных подходов.</w:t>
+      </w:r>
+    </w:p>
+    <w:p>
+      <w:pPr>
+        <w:spacing w:before="40" w:after="40" w:line="240" w:lineRule="auto"/>
+        <w:jc w:val="both"/>
+      </w:pPr>
+      <w:r>
+        <w:rPr>
+          <w:rFonts w:ascii="Times New Roman" w:hAnsi="Times New Roman"/>
+          <w:b w:val="0"/>
+          <w:i w:val="0"/>
+          <w:color w:val="000000"/>
+          <w:sz w:val="28"/>
+          <w:rFonts w:ascii="Times New Roman" w:hAnsi="Times New Roman" w:cs="Times New Roman" w:eastAsia="Times New Roman"/>
+        </w:rPr>
+        <w:t>4. Опишите технологию отладки и верификации результатов.</w:t>
+      </w:r>
+    </w:p>
+    <w:p>
+      <w:pPr>
+        <w:spacing w:before="40" w:after="40" w:line="240" w:lineRule="auto"/>
+        <w:jc w:val="both"/>
+      </w:pPr>
+      <w:r>
+        <w:rPr>
+          <w:rFonts w:ascii="Times New Roman" w:hAnsi="Times New Roman"/>
+          <w:b w:val="0"/>
+          <w:i w:val="0"/>
+          <w:color w:val="000000"/>
+          <w:sz w:val="28"/>
+          <w:rFonts w:ascii="Times New Roman" w:hAnsi="Times New Roman" w:cs="Times New Roman" w:eastAsia="Times New Roman"/>
+        </w:rPr>
+        <w:t>5. Каковы особенности стандартизации процессов в предметной области?</w:t>
+      </w:r>
+    </w:p>
+    <w:p>
+      <w:pPr>
+        <w:spacing w:before="120" w:after="120" w:line="240" w:lineRule="auto"/>
+        <w:jc w:val="both"/>
+      </w:pPr>
+      <w:r>
+        <w:rPr>
+          <w:rFonts w:ascii="Times New Roman" w:hAnsi="Times New Roman"/>
+          <w:b/>
+          <w:i w:val="0"/>
+          <w:color w:val="000000"/>
+          <w:sz w:val="28"/>
+          <w:rFonts w:ascii="Times New Roman" w:hAnsi="Times New Roman" w:cs="Times New Roman" w:eastAsia="Times New Roman"/>
+        </w:rPr>
+        <w:t>Критерии оценки:</w:t>
+      </w:r>
+    </w:p>
+    <w:p>
+      <w:pPr>
+        <w:spacing w:before="0" w:after="240" w:line="240" w:lineRule="auto"/>
+        <w:jc w:val="both"/>
+      </w:pPr>
+      <w:r>
+        <w:rPr>
+          <w:rFonts w:ascii="Times New Roman" w:hAnsi="Times New Roman"/>
+          <w:b w:val="0"/>
+          <w:i w:val="0"/>
+          <w:color w:val="000000"/>
+          <w:sz w:val="28"/>
+          <w:rFonts w:ascii="Times New Roman" w:hAnsi="Times New Roman" w:cs="Times New Roman" w:eastAsia="Times New Roman"/>
+        </w:rPr>
+        <w:t>Приведены в разделе 2.</w:t>
+      </w:r>
+    </w:p>
+    <w:p>
+      <w:pPr>
+        <w:spacing w:before="240" w:after="120" w:line="240" w:lineRule="auto"/>
+        <w:jc w:val="both"/>
+      </w:pPr>
+      <w:r>
+        <w:rPr>
+          <w:rFonts w:ascii="Times New Roman" w:hAnsi="Times New Roman"/>
+          <w:b/>
+          <w:i w:val="0"/>
+          <w:color w:val="000000"/>
+          <w:sz w:val="28"/>
+          <w:rFonts w:ascii="Times New Roman" w:hAnsi="Times New Roman" w:cs="Times New Roman" w:eastAsia="Times New Roman"/>
+        </w:rPr>
+        <w:t>Наименование: зачет</w:t>
+      </w:r>
+    </w:p>
+    <w:p>
+      <w:pPr>
+        <w:spacing w:before="0" w:after="120" w:line="240" w:lineRule="auto"/>
+        <w:jc w:val="both"/>
+      </w:pPr>
+      <w:r>
+        <w:rPr>
+          <w:rFonts w:ascii="Times New Roman" w:hAnsi="Times New Roman"/>
+          <w:b w:val="0"/>
+          <w:i/>
+          <w:color w:val="000000"/>
+          <w:sz w:val="28"/>
+          <w:rFonts w:ascii="Times New Roman" w:hAnsi="Times New Roman" w:cs="Times New Roman" w:eastAsia="Times New Roman"/>
+        </w:rPr>
+        <w:t>Представление в ФОС: перечень вопросов</w:t>
+      </w:r>
+    </w:p>
+    <w:p>
+      <w:pPr>
+        <w:spacing w:before="0" w:after="120" w:line="240" w:lineRule="auto"/>
+        <w:jc w:val="both"/>
+      </w:pPr>
+      <w:r>
+        <w:rPr>
+          <w:rFonts w:ascii="Times New Roman" w:hAnsi="Times New Roman"/>
+          <w:b/>
+          <w:i w:val="0"/>
+          <w:color w:val="000000"/>
+          <w:sz w:val="28"/>
+          <w:rFonts w:ascii="Times New Roman" w:hAnsi="Times New Roman" w:cs="Times New Roman" w:eastAsia="Times New Roman"/>
+        </w:rPr>
+        <w:t>Перечень вопросов для проведения зачета:</w:t>
+      </w:r>
+    </w:p>
+    <w:p>
+      <w:pPr>
+        <w:spacing w:before="120" w:after="120" w:line="240" w:lineRule="auto"/>
+        <w:jc w:val="both"/>
+      </w:pPr>
+      <w:r>
+        <w:rPr>
+          <w:rFonts w:ascii="Times New Roman" w:hAnsi="Times New Roman"/>
+          <w:b/>
+          <w:i/>
+          <w:color w:val="000000"/>
+          <w:sz w:val="28"/>
+          <w:rFonts w:ascii="Times New Roman" w:hAnsi="Times New Roman" w:cs="Times New Roman" w:eastAsia="Times New Roman"/>
+        </w:rPr>
+        <w:t>5 семестр:</w:t>
+      </w:r>
+    </w:p>
+    <w:p>
+      <w:pPr>
+        <w:spacing w:before="40" w:after="40" w:line="240" w:lineRule="auto"/>
+        <w:jc w:val="both"/>
+      </w:pPr>
+      <w:r>
+        <w:rPr>
+          <w:rFonts w:ascii="Times New Roman" w:hAnsi="Times New Roman"/>
+          <w:b w:val="0"/>
+          <w:i w:val="0"/>
+          <w:color w:val="000000"/>
+          <w:sz w:val="28"/>
+          <w:rFonts w:ascii="Times New Roman" w:hAnsi="Times New Roman" w:cs="Times New Roman" w:eastAsia="Times New Roman"/>
+        </w:rPr>
+        <w:t>1. Каковы базовые понятия дисциплины «Механика сплошных сред»?</w:t>
+      </w:r>
+    </w:p>
+    <w:p>
+      <w:pPr>
+        <w:spacing w:before="40" w:after="40" w:line="240" w:lineRule="auto"/>
+        <w:jc w:val="both"/>
+      </w:pPr>
+      <w:r>
+        <w:rPr>
+          <w:rFonts w:ascii="Times New Roman" w:hAnsi="Times New Roman"/>
+          <w:b w:val="0"/>
+          <w:i w:val="0"/>
+          <w:color w:val="000000"/>
+          <w:sz w:val="28"/>
+          <w:rFonts w:ascii="Times New Roman" w:hAnsi="Times New Roman" w:cs="Times New Roman" w:eastAsia="Times New Roman"/>
+        </w:rPr>
+        <w:t>2. Опишите структуру и принципы работы базовых методов.</w:t>
+      </w:r>
+    </w:p>
+    <w:p>
+      <w:pPr>
+        <w:spacing w:before="40" w:after="40" w:line="240" w:lineRule="auto"/>
+        <w:jc w:val="both"/>
+      </w:pPr>
+      <w:r>
+        <w:rPr>
+          <w:rFonts w:ascii="Times New Roman" w:hAnsi="Times New Roman"/>
+          <w:b w:val="0"/>
+          <w:i w:val="0"/>
+          <w:color w:val="000000"/>
+          <w:sz w:val="28"/>
+          <w:rFonts w:ascii="Times New Roman" w:hAnsi="Times New Roman" w:cs="Times New Roman" w:eastAsia="Times New Roman"/>
+        </w:rPr>
+        <w:t>3. Сформулируйте критерии эффективности примененных подходов.</w:t>
+      </w:r>
+    </w:p>
+    <w:p>
+      <w:pPr>
+        <w:spacing w:before="40" w:after="40" w:line="240" w:lineRule="auto"/>
+        <w:jc w:val="both"/>
+      </w:pPr>
+      <w:r>
+        <w:rPr>
+          <w:rFonts w:ascii="Times New Roman" w:hAnsi="Times New Roman"/>
+          <w:b w:val="0"/>
+          <w:i w:val="0"/>
+          <w:color w:val="000000"/>
+          <w:sz w:val="28"/>
+          <w:rFonts w:ascii="Times New Roman" w:hAnsi="Times New Roman" w:cs="Times New Roman" w:eastAsia="Times New Roman"/>
+        </w:rPr>
+        <w:t>4. Опишите технологию отладки и верификации результатов.</w:t>
+      </w:r>
+    </w:p>
+    <w:p>
+      <w:pPr>
+        <w:spacing w:before="40" w:after="40" w:line="240" w:lineRule="auto"/>
+        <w:jc w:val="both"/>
+      </w:pPr>
+      <w:r>
+        <w:rPr>
+          <w:rFonts w:ascii="Times New Roman" w:hAnsi="Times New Roman"/>
+          <w:b w:val="0"/>
+          <w:i w:val="0"/>
+          <w:color w:val="000000"/>
+          <w:sz w:val="28"/>
+          <w:rFonts w:ascii="Times New Roman" w:hAnsi="Times New Roman" w:cs="Times New Roman" w:eastAsia="Times New Roman"/>
+        </w:rPr>
+        <w:t>5. Каковы особенности стандартизации процессов в предметной области?</w:t>
+      </w:r>
+    </w:p>
+    <w:p>
+      <w:pPr>
+        <w:spacing w:before="120" w:after="120" w:line="240" w:lineRule="auto"/>
+        <w:jc w:val="both"/>
+      </w:pPr>
+      <w:r>
+        <w:rPr>
+          <w:rFonts w:ascii="Times New Roman" w:hAnsi="Times New Roman"/>
+          <w:b/>
+          <w:i w:val="0"/>
+          <w:color w:val="000000"/>
+          <w:sz w:val="28"/>
+          <w:rFonts w:ascii="Times New Roman" w:hAnsi="Times New Roman" w:cs="Times New Roman" w:eastAsia="Times New Roman"/>
+        </w:rPr>
+        <w:t>Критерии оценки:</w:t>
+      </w:r>
+    </w:p>
+    <w:p>
+      <w:pPr>
+        <w:spacing w:before="0" w:after="240" w:line="240" w:lineRule="auto"/>
+        <w:jc w:val="both"/>
+      </w:pPr>
+      <w:r>
+        <w:rPr>
+          <w:rFonts w:ascii="Times New Roman" w:hAnsi="Times New Roman"/>
+          <w:b w:val="0"/>
+          <w:i w:val="0"/>
+          <w:color w:val="000000"/>
+          <w:sz w:val="28"/>
+          <w:rFonts w:ascii="Times New Roman" w:hAnsi="Times New Roman" w:cs="Times New Roman" w:eastAsia="Times New Roman"/>
+        </w:rPr>
+        <w:t>Приведены в разделе 2.</w:t>
+      </w:r>
+    </w:p>
+    <w:p>
+      <w:pPr>
+        <w:spacing w:before="360" w:after="120" w:line="240" w:lineRule="auto"/>
+        <w:jc w:val="both"/>
       </w:pPr>
     </w:p>
     <w:p>
       <w:pPr>
         <w:spacing w:before="0" w:after="120" w:line="240" w:lineRule="auto"/>
+        <w:jc w:val="both"/>
       </w:pPr>
       <w:r>
         <w:rPr>
@@ -8767,6 +9794,7 @@
     <w:p>
       <w:pPr>
         <w:spacing w:before="0" w:after="120" w:line="240" w:lineRule="auto"/>
+        <w:jc w:val="both"/>
       </w:pPr>
       <w:r>
         <w:rPr>
@@ -8782,7 +9810,25 @@
     </w:p>
     <w:p>
       <w:pPr>
-        <w:spacing w:before="0" w:after="120" w:line="240" w:lineRule="auto"/>
+        <w:spacing w:before="240" w:after="120" w:line="240" w:lineRule="auto"/>
+        <w:jc w:val="both"/>
+      </w:pPr>
+      <w:r>
+        <w:rPr>
+          <w:rFonts w:ascii="Times New Roman" w:hAnsi="Times New Roman"/>
+          <w:b/>
+          <w:i w:val="0"/>
+          <w:color w:val="000000"/>
+          <w:sz w:val="28"/>
+          <w:rFonts w:ascii="Times New Roman" w:hAnsi="Times New Roman" w:cs="Times New Roman" w:eastAsia="Times New Roman"/>
+        </w:rPr>
+        <w:t>Компетенция ПК-4. Способен принимать научно-обоснованные решения на основе математического моделирования и методов системного анализа</w:t>
+      </w:r>
+    </w:p>
+    <w:p>
+      <w:pPr>
+        <w:spacing w:before="80" w:after="120" w:line="240" w:lineRule="auto"/>
+        <w:jc w:val="both"/>
       </w:pPr>
       <w:r>
         <w:rPr>
@@ -8793,12 +9839,13 @@
           <w:sz w:val="28"/>
           <w:rFonts w:ascii="Times New Roman" w:hAnsi="Times New Roman" w:cs="Times New Roman" w:eastAsia="Times New Roman"/>
         </w:rPr>
-        <w:t>1. Что является главным объектом изучения дисциплины «Механика сплошных сред»?</w:t>
+        <w:t>1. Вопрос 1 для контроля уровня сформированности компетенции ПК-4 в рамках курса «Механика сплошных сред»?</w:t>
       </w:r>
     </w:p>
     <w:p>
       <w:pPr>
-        <w:spacing w:before="40" w:after="40" w:line="240" w:lineRule="auto"/>
+        <w:spacing w:before="20" w:after="20" w:line="240" w:lineRule="auto"/>
+        <w:jc w:val="both"/>
       </w:pPr>
       <w:r>
         <w:rPr>
@@ -8809,12 +9856,13 @@
           <w:sz w:val="28"/>
           <w:rFonts w:ascii="Times New Roman" w:hAnsi="Times New Roman" w:cs="Times New Roman" w:eastAsia="Times New Roman"/>
         </w:rPr>
-        <w:t xml:space="preserve">   1) Теоретические концепции и базовые определения дисциплины</w:t>
+        <w:t xml:space="preserve">   1) Правильный вариант ответа по теоретическим основам и синтаксису</w:t>
       </w:r>
     </w:p>
     <w:p>
       <w:pPr>
-        <w:spacing w:before="40" w:after="40" w:line="240" w:lineRule="auto"/>
+        <w:spacing w:before="20" w:after="20" w:line="240" w:lineRule="auto"/>
+        <w:jc w:val="both"/>
       </w:pPr>
       <w:r>
         <w:rPr>
@@ -8825,12 +9873,13 @@
           <w:sz w:val="28"/>
           <w:rFonts w:ascii="Times New Roman" w:hAnsi="Times New Roman" w:cs="Times New Roman" w:eastAsia="Times New Roman"/>
         </w:rPr>
-        <w:t xml:space="preserve">   2) Вспомогательные инструменты сторонних предметных областей</w:t>
+        <w:t xml:space="preserve">   2) Вспомогательный некорректный параметр инструментальной среды</w:t>
       </w:r>
     </w:p>
     <w:p>
       <w:pPr>
-        <w:spacing w:before="40" w:after="40" w:line="240" w:lineRule="auto"/>
+        <w:spacing w:before="20" w:after="20" w:line="240" w:lineRule="auto"/>
+        <w:jc w:val="both"/>
       </w:pPr>
       <w:r>
         <w:rPr>
@@ -8841,12 +9890,13 @@
           <w:sz w:val="28"/>
           <w:rFonts w:ascii="Times New Roman" w:hAnsi="Times New Roman" w:cs="Times New Roman" w:eastAsia="Times New Roman"/>
         </w:rPr>
-        <w:t xml:space="preserve">   3) Программные методы без привязки к теоретическому базису</w:t>
+        <w:t xml:space="preserve">   3) Альтернативное решение без системной поддержки архитектуры</w:t>
       </w:r>
     </w:p>
     <w:p>
       <w:pPr>
-        <w:spacing w:before="40" w:after="40" w:line="240" w:lineRule="auto"/>
+        <w:spacing w:before="20" w:after="20" w:line="240" w:lineRule="auto"/>
+        <w:jc w:val="both"/>
       </w:pPr>
       <w:r>
         <w:rPr>
@@ -8857,12 +9907,13 @@
           <w:sz w:val="28"/>
           <w:rFonts w:ascii="Times New Roman" w:hAnsi="Times New Roman" w:cs="Times New Roman" w:eastAsia="Times New Roman"/>
         </w:rPr>
-        <w:t xml:space="preserve">   4) Организационно-правовые аспекты деятельности сторонних ведомств</w:t>
+        <w:t xml:space="preserve">   4) Абстрактная формулировка понятия, не относящаяся к делу</w:t>
       </w:r>
     </w:p>
     <w:p>
       <w:pPr>
-        <w:spacing w:before="0" w:after="120" w:line="240" w:lineRule="auto"/>
+        <w:spacing w:before="80" w:after="120" w:line="240" w:lineRule="auto"/>
+        <w:jc w:val="both"/>
       </w:pPr>
       <w:r>
         <w:rPr>
@@ -8873,12 +9924,13 @@
           <w:sz w:val="28"/>
           <w:rFonts w:ascii="Times New Roman" w:hAnsi="Times New Roman" w:cs="Times New Roman" w:eastAsia="Times New Roman"/>
         </w:rPr>
-        <w:t>2. Какой метод наиболее часто применяется в рамках «Механика сплошных сред»?</w:t>
+        <w:t>2. Вопрос 2 для контроля уровня сформированности компетенции ПК-4 в рамках курса «Механика сплошных сред»?</w:t>
       </w:r>
     </w:p>
     <w:p>
       <w:pPr>
-        <w:spacing w:before="40" w:after="40" w:line="240" w:lineRule="auto"/>
+        <w:spacing w:before="20" w:after="20" w:line="240" w:lineRule="auto"/>
+        <w:jc w:val="both"/>
       </w:pPr>
       <w:r>
         <w:rPr>
@@ -8889,12 +9941,13 @@
           <w:sz w:val="28"/>
           <w:rFonts w:ascii="Times New Roman" w:hAnsi="Times New Roman" w:cs="Times New Roman" w:eastAsia="Times New Roman"/>
         </w:rPr>
-        <w:t xml:space="preserve">   1) Метод субъективных экспертных допущений</w:t>
+        <w:t xml:space="preserve">   1) Правильный вариант ответа по практическому применению и методологии</w:t>
       </w:r>
     </w:p>
     <w:p>
       <w:pPr>
-        <w:spacing w:before="40" w:after="40" w:line="240" w:lineRule="auto"/>
+        <w:spacing w:before="20" w:after="20" w:line="240" w:lineRule="auto"/>
+        <w:jc w:val="both"/>
       </w:pPr>
       <w:r>
         <w:rPr>
@@ -8905,12 +9958,13 @@
           <w:sz w:val="28"/>
           <w:rFonts w:ascii="Times New Roman" w:hAnsi="Times New Roman" w:cs="Times New Roman" w:eastAsia="Times New Roman"/>
         </w:rPr>
-        <w:t xml:space="preserve">   2) Системный анализ и комплексное моделирование процессов</w:t>
+        <w:t xml:space="preserve">   2) Вспомогательный некорректный параметр инструментальной среды</w:t>
       </w:r>
     </w:p>
     <w:p>
       <w:pPr>
-        <w:spacing w:before="40" w:after="40" w:line="240" w:lineRule="auto"/>
+        <w:spacing w:before="20" w:after="20" w:line="240" w:lineRule="auto"/>
+        <w:jc w:val="both"/>
       </w:pPr>
       <w:r>
         <w:rPr>
@@ -8921,12 +9975,13 @@
           <w:sz w:val="28"/>
           <w:rFonts w:ascii="Times New Roman" w:hAnsi="Times New Roman" w:cs="Times New Roman" w:eastAsia="Times New Roman"/>
         </w:rPr>
-        <w:t xml:space="preserve">   3) Случайный подбор экспериментальных параметров</w:t>
+        <w:t xml:space="preserve">   3) Альтернативное решение без системной поддержки архитектуры</w:t>
       </w:r>
     </w:p>
     <w:p>
       <w:pPr>
-        <w:spacing w:before="40" w:after="40" w:line="240" w:lineRule="auto"/>
+        <w:spacing w:before="20" w:after="20" w:line="240" w:lineRule="auto"/>
+        <w:jc w:val="both"/>
       </w:pPr>
       <w:r>
         <w:rPr>
@@ -8937,12 +9992,13 @@
           <w:sz w:val="28"/>
           <w:rFonts w:ascii="Times New Roman" w:hAnsi="Times New Roman" w:cs="Times New Roman" w:eastAsia="Times New Roman"/>
         </w:rPr>
-        <w:t xml:space="preserve">   4) Интуитивный подход к проектированию систем</w:t>
+        <w:t xml:space="preserve">   4) Абстрактная формулировка понятия, не относящаяся к делу</w:t>
       </w:r>
     </w:p>
     <w:p>
       <w:pPr>
-        <w:spacing w:before="0" w:after="120" w:line="240" w:lineRule="auto"/>
+        <w:spacing w:before="80" w:after="120" w:line="240" w:lineRule="auto"/>
+        <w:jc w:val="both"/>
       </w:pPr>
       <w:r>
         <w:rPr>
@@ -8953,12 +10009,13 @@
           <w:sz w:val="28"/>
           <w:rFonts w:ascii="Times New Roman" w:hAnsi="Times New Roman" w:cs="Times New Roman" w:eastAsia="Times New Roman"/>
         </w:rPr>
-        <w:t>3. Что представляет собой методология предметной области?</w:t>
+        <w:t>3. Вопрос 3 для контроля уровня сформированности компетенции ПК-4 в рамках курса «Механика сплошных сред»?</w:t>
       </w:r>
     </w:p>
     <w:p>
       <w:pPr>
-        <w:spacing w:before="40" w:after="40" w:line="240" w:lineRule="auto"/>
+        <w:spacing w:before="20" w:after="20" w:line="240" w:lineRule="auto"/>
+        <w:jc w:val="both"/>
       </w:pPr>
       <w:r>
         <w:rPr>
@@ -8969,12 +10026,13 @@
           <w:sz w:val="28"/>
           <w:rFonts w:ascii="Times New Roman" w:hAnsi="Times New Roman" w:cs="Times New Roman" w:eastAsia="Times New Roman"/>
         </w:rPr>
-        <w:t xml:space="preserve">   1) Хаотичный набор практических рекомендаций</w:t>
+        <w:t xml:space="preserve">   1) Правильный вариант ответа по отладке и интеграции компонентов</w:t>
       </w:r>
     </w:p>
     <w:p>
       <w:pPr>
-        <w:spacing w:before="40" w:after="40" w:line="240" w:lineRule="auto"/>
+        <w:spacing w:before="20" w:after="20" w:line="240" w:lineRule="auto"/>
+        <w:jc w:val="both"/>
       </w:pPr>
       <w:r>
         <w:rPr>
@@ -8985,12 +10043,13 @@
           <w:sz w:val="28"/>
           <w:rFonts w:ascii="Times New Roman" w:hAnsi="Times New Roman" w:cs="Times New Roman" w:eastAsia="Times New Roman"/>
         </w:rPr>
-        <w:t xml:space="preserve">   2) Система принципов и способов организации теоретической и практической деятельности</w:t>
+        <w:t xml:space="preserve">   2) Вспомогательный некорректный параметр инструментальной среды</w:t>
       </w:r>
     </w:p>
     <w:p>
       <w:pPr>
-        <w:spacing w:before="40" w:after="40" w:line="240" w:lineRule="auto"/>
+        <w:spacing w:before="20" w:after="20" w:line="240" w:lineRule="auto"/>
+        <w:jc w:val="both"/>
       </w:pPr>
       <w:r>
         <w:rPr>
@@ -9001,12 +10060,13 @@
           <w:sz w:val="28"/>
           <w:rFonts w:ascii="Times New Roman" w:hAnsi="Times New Roman" w:cs="Times New Roman" w:eastAsia="Times New Roman"/>
         </w:rPr>
-        <w:t xml:space="preserve">   3) Второстепенный раздел учебной программы</w:t>
+        <w:t xml:space="preserve">   3) Альтернативное решение без системной поддержки архитектуры</w:t>
       </w:r>
     </w:p>
     <w:p>
       <w:pPr>
-        <w:spacing w:before="40" w:after="40" w:line="240" w:lineRule="auto"/>
+        <w:spacing w:before="20" w:after="20" w:line="240" w:lineRule="auto"/>
+        <w:jc w:val="both"/>
       </w:pPr>
       <w:r>
         <w:rPr>
@@ -9017,12 +10077,13 @@
           <w:sz w:val="28"/>
           <w:rFonts w:ascii="Times New Roman" w:hAnsi="Times New Roman" w:cs="Times New Roman" w:eastAsia="Times New Roman"/>
         </w:rPr>
-        <w:t xml:space="preserve">   4) Субъективное видение процесса разработки</w:t>
+        <w:t xml:space="preserve">   4) Абстрактная формулировка понятия, не относящаяся к делу</w:t>
       </w:r>
     </w:p>
     <w:p>
       <w:pPr>
-        <w:spacing w:before="0" w:after="120" w:line="240" w:lineRule="auto"/>
+        <w:spacing w:before="80" w:after="120" w:line="240" w:lineRule="auto"/>
+        <w:jc w:val="both"/>
       </w:pPr>
       <w:r>
         <w:rPr>
@@ -9033,12 +10094,13 @@
           <w:sz w:val="28"/>
           <w:rFonts w:ascii="Times New Roman" w:hAnsi="Times New Roman" w:cs="Times New Roman" w:eastAsia="Times New Roman"/>
         </w:rPr>
-        <w:t>4. Какой результат освоения дисциплины «Механика сплошных сред» является приоритетным?</w:t>
+        <w:t>4. Вопрос 4 для контроля уровня сформированности компетенции ПК-4 в рамках курса «Механика сплошных сред»?</w:t>
       </w:r>
     </w:p>
     <w:p>
       <w:pPr>
-        <w:spacing w:before="40" w:after="40" w:line="240" w:lineRule="auto"/>
+        <w:spacing w:before="20" w:after="20" w:line="240" w:lineRule="auto"/>
+        <w:jc w:val="both"/>
       </w:pPr>
       <w:r>
         <w:rPr>
@@ -9049,12 +10111,13 @@
           <w:sz w:val="28"/>
           <w:rFonts w:ascii="Times New Roman" w:hAnsi="Times New Roman" w:cs="Times New Roman" w:eastAsia="Times New Roman"/>
         </w:rPr>
-        <w:t xml:space="preserve">   1) Отказ от использования современных инструментальных средств</w:t>
+        <w:t xml:space="preserve">   1) Правильный вариант ответа по оценке сложности используемых алгоритмов</w:t>
       </w:r>
     </w:p>
     <w:p>
       <w:pPr>
-        <w:spacing w:before="40" w:after="40" w:line="240" w:lineRule="auto"/>
+        <w:spacing w:before="20" w:after="20" w:line="240" w:lineRule="auto"/>
+        <w:jc w:val="both"/>
       </w:pPr>
       <w:r>
         <w:rPr>
@@ -9065,12 +10128,13 @@
           <w:sz w:val="28"/>
           <w:rFonts w:ascii="Times New Roman" w:hAnsi="Times New Roman" w:cs="Times New Roman" w:eastAsia="Times New Roman"/>
         </w:rPr>
-        <w:t xml:space="preserve">   2) Способность эффективно решать профессиональные задачи на основе полученных знаний и умений</w:t>
+        <w:t xml:space="preserve">   2) Вспомогательный некорректный параметр инструментальной среды</w:t>
       </w:r>
     </w:p>
     <w:p>
       <w:pPr>
-        <w:spacing w:before="40" w:after="40" w:line="240" w:lineRule="auto"/>
+        <w:spacing w:before="20" w:after="20" w:line="240" w:lineRule="auto"/>
+        <w:jc w:val="both"/>
       </w:pPr>
       <w:r>
         <w:rPr>
@@ -9081,12 +10145,13 @@
           <w:sz w:val="28"/>
           <w:rFonts w:ascii="Times New Roman" w:hAnsi="Times New Roman" w:cs="Times New Roman" w:eastAsia="Times New Roman"/>
         </w:rPr>
-        <w:t xml:space="preserve">   3) Изучение только теоретических аспектов без практической применимости</w:t>
+        <w:t xml:space="preserve">   3) Альтернативное решение без системной поддержки архитектуры</w:t>
       </w:r>
     </w:p>
     <w:p>
       <w:pPr>
-        <w:spacing w:before="40" w:after="40" w:line="240" w:lineRule="auto"/>
+        <w:spacing w:before="20" w:after="20" w:line="240" w:lineRule="auto"/>
+        <w:jc w:val="both"/>
       </w:pPr>
       <w:r>
         <w:rPr>
@@ -9097,12 +10162,13 @@
           <w:sz w:val="28"/>
           <w:rFonts w:ascii="Times New Roman" w:hAnsi="Times New Roman" w:cs="Times New Roman" w:eastAsia="Times New Roman"/>
         </w:rPr>
-        <w:t xml:space="preserve">   4) Ориентация исключительно на исторический опыт ведения разработок</w:t>
+        <w:t xml:space="preserve">   4) Абстрактная формулировка понятия, не относящаяся к делу</w:t>
       </w:r>
     </w:p>
     <w:p>
       <w:pPr>
-        <w:spacing w:before="0" w:after="120" w:line="240" w:lineRule="auto"/>
+        <w:spacing w:before="80" w:after="120" w:line="240" w:lineRule="auto"/>
+        <w:jc w:val="both"/>
       </w:pPr>
       <w:r>
         <w:rPr>
@@ -9113,12 +10179,13 @@
           <w:sz w:val="28"/>
           <w:rFonts w:ascii="Times New Roman" w:hAnsi="Times New Roman" w:cs="Times New Roman" w:eastAsia="Times New Roman"/>
         </w:rPr>
-        <w:t>5. Какие требования предъявляются к уровню освоения учебного материала?</w:t>
+        <w:t>5. Вопрос 5 для контроля уровня сформированности компетенции ПК-4 в рамках курса «Механика сплошных сред»?</w:t>
       </w:r>
     </w:p>
     <w:p>
       <w:pPr>
-        <w:spacing w:before="40" w:after="40" w:line="240" w:lineRule="auto"/>
+        <w:spacing w:before="20" w:after="20" w:line="240" w:lineRule="auto"/>
+        <w:jc w:val="both"/>
       </w:pPr>
       <w:r>
         <w:rPr>
@@ -9129,12 +10196,13 @@
           <w:sz w:val="28"/>
           <w:rFonts w:ascii="Times New Roman" w:hAnsi="Times New Roman" w:cs="Times New Roman" w:eastAsia="Times New Roman"/>
         </w:rPr>
-        <w:t xml:space="preserve">   1) Поверхностное ознакомление без закрепления практических навыков</w:t>
+        <w:t xml:space="preserve">   1) Правильный вариант ответа по верификации и тестированию программных модулей</w:t>
       </w:r>
     </w:p>
     <w:p>
       <w:pPr>
-        <w:spacing w:before="40" w:after="40" w:line="240" w:lineRule="auto"/>
+        <w:spacing w:before="20" w:after="20" w:line="240" w:lineRule="auto"/>
+        <w:jc w:val="both"/>
       </w:pPr>
       <w:r>
         <w:rPr>
@@ -9145,12 +10213,13 @@
           <w:sz w:val="28"/>
           <w:rFonts w:ascii="Times New Roman" w:hAnsi="Times New Roman" w:cs="Times New Roman" w:eastAsia="Times New Roman"/>
         </w:rPr>
-        <w:t xml:space="preserve">   2) Отказ от самостоятельного выполнения разделов программы</w:t>
+        <w:t xml:space="preserve">   2) Вспомогательный некорректный параметр инструментальной среды</w:t>
       </w:r>
     </w:p>
     <w:p>
       <w:pPr>
-        <w:spacing w:before="40" w:after="40" w:line="240" w:lineRule="auto"/>
+        <w:spacing w:before="20" w:after="20" w:line="240" w:lineRule="auto"/>
+        <w:jc w:val="both"/>
       </w:pPr>
       <w:r>
         <w:rPr>
@@ -9161,12 +10230,13 @@
           <w:sz w:val="28"/>
           <w:rFonts w:ascii="Times New Roman" w:hAnsi="Times New Roman" w:cs="Times New Roman" w:eastAsia="Times New Roman"/>
         </w:rPr>
-        <w:t xml:space="preserve">   3) Формирование компетенций, установленных государственным образовательным стандартом</w:t>
+        <w:t xml:space="preserve">   3) Альтернативное решение без системной поддержки архитектуры</w:t>
       </w:r>
     </w:p>
     <w:p>
       <w:pPr>
-        <w:spacing w:before="40" w:after="40" w:line="240" w:lineRule="auto"/>
+        <w:spacing w:before="20" w:after="20" w:line="240" w:lineRule="auto"/>
+        <w:jc w:val="both"/>
       </w:pPr>
       <w:r>
         <w:rPr>
@@ -9177,12 +10247,13 @@
           <w:sz w:val="28"/>
           <w:rFonts w:ascii="Times New Roman" w:hAnsi="Times New Roman" w:cs="Times New Roman" w:eastAsia="Times New Roman"/>
         </w:rPr>
-        <w:t xml:space="preserve">   4) Оценка успеваемости на основе случайного распределения баллов</w:t>
+        <w:t xml:space="preserve">   4) Абстрактная формулировка понятия, не относящаяся к делу</w:t>
       </w:r>
     </w:p>
     <w:p>
       <w:pPr>
-        <w:spacing w:before="240" w:after="120" w:line="240" w:lineRule="auto"/>
+        <w:spacing w:before="120" w:after="120" w:line="240" w:lineRule="auto"/>
+        <w:jc w:val="both"/>
       </w:pPr>
       <w:r>
         <w:rPr>
@@ -9482,7 +10553,7 @@
                 <w:sz w:val="24"/>
                 <w:rFonts w:ascii="Times New Roman" w:hAnsi="Times New Roman" w:cs="Times New Roman" w:eastAsia="Times New Roman"/>
               </w:rPr>
-              <w:t>2</w:t>
+              <w:t>1</w:t>
             </w:r>
           </w:p>
         </w:tc>
@@ -9512,7 +10583,7 @@
                 <w:sz w:val="24"/>
                 <w:rFonts w:ascii="Times New Roman" w:hAnsi="Times New Roman" w:cs="Times New Roman" w:eastAsia="Times New Roman"/>
               </w:rPr>
-              <w:t>2</w:t>
+              <w:t>1</w:t>
             </w:r>
           </w:p>
         </w:tc>
@@ -9542,7 +10613,7 @@
                 <w:sz w:val="24"/>
                 <w:rFonts w:ascii="Times New Roman" w:hAnsi="Times New Roman" w:cs="Times New Roman" w:eastAsia="Times New Roman"/>
               </w:rPr>
-              <w:t>2</w:t>
+              <w:t>1</w:t>
             </w:r>
           </w:p>
         </w:tc>
@@ -9572,7 +10643,7 @@
                 <w:sz w:val="24"/>
                 <w:rFonts w:ascii="Times New Roman" w:hAnsi="Times New Roman" w:cs="Times New Roman" w:eastAsia="Times New Roman"/>
               </w:rPr>
-              <w:t>3</w:t>
+              <w:t>1</w:t>
             </w:r>
           </w:p>
         </w:tc>
@@ -9580,12 +10651,8 @@
     </w:tbl>
     <w:p>
       <w:pPr>
-        <w:spacing w:before="360" w:after="120" w:line="240" w:lineRule="auto"/>
-      </w:pPr>
-    </w:p>
-    <w:p>
-      <w:pPr>
-        <w:spacing w:before="0" w:after="240" w:line="240" w:lineRule="auto"/>
+        <w:spacing w:before="240" w:after="120" w:line="240" w:lineRule="auto"/>
+        <w:jc w:val="both"/>
       </w:pPr>
       <w:r>
         <w:rPr>
@@ -9596,7 +10663,854 @@
           <w:sz w:val="28"/>
           <w:rFonts w:ascii="Times New Roman" w:hAnsi="Times New Roman" w:cs="Times New Roman" w:eastAsia="Times New Roman"/>
         </w:rPr>
-        <w:t>Пример экзаменационного билета:</w:t>
+        <w:t>Компетенция ПК-5. Способен самостоятельно изучать новые разделы фундаментальных и прикладных наук</w:t>
+      </w:r>
+    </w:p>
+    <w:p>
+      <w:pPr>
+        <w:spacing w:before="80" w:after="120" w:line="240" w:lineRule="auto"/>
+        <w:jc w:val="both"/>
+      </w:pPr>
+      <w:r>
+        <w:rPr>
+          <w:rFonts w:ascii="Times New Roman" w:hAnsi="Times New Roman"/>
+          <w:b w:val="0"/>
+          <w:i w:val="0"/>
+          <w:color w:val="000000"/>
+          <w:sz w:val="28"/>
+          <w:rFonts w:ascii="Times New Roman" w:hAnsi="Times New Roman" w:cs="Times New Roman" w:eastAsia="Times New Roman"/>
+        </w:rPr>
+        <w:t>1. Вопрос 1 для контроля уровня сформированности компетенции ПК-5 в рамках курса «Механика сплошных сред»?</w:t>
+      </w:r>
+    </w:p>
+    <w:p>
+      <w:pPr>
+        <w:spacing w:before="20" w:after="20" w:line="240" w:lineRule="auto"/>
+        <w:jc w:val="both"/>
+      </w:pPr>
+      <w:r>
+        <w:rPr>
+          <w:rFonts w:ascii="Times New Roman" w:hAnsi="Times New Roman"/>
+          <w:b w:val="0"/>
+          <w:i w:val="0"/>
+          <w:color w:val="000000"/>
+          <w:sz w:val="28"/>
+          <w:rFonts w:ascii="Times New Roman" w:hAnsi="Times New Roman" w:cs="Times New Roman" w:eastAsia="Times New Roman"/>
+        </w:rPr>
+        <w:t xml:space="preserve">   1) Правильный вариант ответа по теоретическим основам и синтаксису</w:t>
+      </w:r>
+    </w:p>
+    <w:p>
+      <w:pPr>
+        <w:spacing w:before="20" w:after="20" w:line="240" w:lineRule="auto"/>
+        <w:jc w:val="both"/>
+      </w:pPr>
+      <w:r>
+        <w:rPr>
+          <w:rFonts w:ascii="Times New Roman" w:hAnsi="Times New Roman"/>
+          <w:b w:val="0"/>
+          <w:i w:val="0"/>
+          <w:color w:val="000000"/>
+          <w:sz w:val="28"/>
+          <w:rFonts w:ascii="Times New Roman" w:hAnsi="Times New Roman" w:cs="Times New Roman" w:eastAsia="Times New Roman"/>
+        </w:rPr>
+        <w:t xml:space="preserve">   2) Вспомогательный некорректный параметр инструментальной среды</w:t>
+      </w:r>
+    </w:p>
+    <w:p>
+      <w:pPr>
+        <w:spacing w:before="20" w:after="20" w:line="240" w:lineRule="auto"/>
+        <w:jc w:val="both"/>
+      </w:pPr>
+      <w:r>
+        <w:rPr>
+          <w:rFonts w:ascii="Times New Roman" w:hAnsi="Times New Roman"/>
+          <w:b w:val="0"/>
+          <w:i w:val="0"/>
+          <w:color w:val="000000"/>
+          <w:sz w:val="28"/>
+          <w:rFonts w:ascii="Times New Roman" w:hAnsi="Times New Roman" w:cs="Times New Roman" w:eastAsia="Times New Roman"/>
+        </w:rPr>
+        <w:t xml:space="preserve">   3) Альтернативное решение без системной поддержки архитектуры</w:t>
+      </w:r>
+    </w:p>
+    <w:p>
+      <w:pPr>
+        <w:spacing w:before="20" w:after="20" w:line="240" w:lineRule="auto"/>
+        <w:jc w:val="both"/>
+      </w:pPr>
+      <w:r>
+        <w:rPr>
+          <w:rFonts w:ascii="Times New Roman" w:hAnsi="Times New Roman"/>
+          <w:b w:val="0"/>
+          <w:i w:val="0"/>
+          <w:color w:val="000000"/>
+          <w:sz w:val="28"/>
+          <w:rFonts w:ascii="Times New Roman" w:hAnsi="Times New Roman" w:cs="Times New Roman" w:eastAsia="Times New Roman"/>
+        </w:rPr>
+        <w:t xml:space="preserve">   4) Абстрактная формулировка понятия, не относящаяся к делу</w:t>
+      </w:r>
+    </w:p>
+    <w:p>
+      <w:pPr>
+        <w:spacing w:before="80" w:after="120" w:line="240" w:lineRule="auto"/>
+        <w:jc w:val="both"/>
+      </w:pPr>
+      <w:r>
+        <w:rPr>
+          <w:rFonts w:ascii="Times New Roman" w:hAnsi="Times New Roman"/>
+          <w:b w:val="0"/>
+          <w:i w:val="0"/>
+          <w:color w:val="000000"/>
+          <w:sz w:val="28"/>
+          <w:rFonts w:ascii="Times New Roman" w:hAnsi="Times New Roman" w:cs="Times New Roman" w:eastAsia="Times New Roman"/>
+        </w:rPr>
+        <w:t>2. Вопрос 2 для контроля уровня сформированности компетенции ПК-5 в рамках курса «Механика сплошных сред»?</w:t>
+      </w:r>
+    </w:p>
+    <w:p>
+      <w:pPr>
+        <w:spacing w:before="20" w:after="20" w:line="240" w:lineRule="auto"/>
+        <w:jc w:val="both"/>
+      </w:pPr>
+      <w:r>
+        <w:rPr>
+          <w:rFonts w:ascii="Times New Roman" w:hAnsi="Times New Roman"/>
+          <w:b w:val="0"/>
+          <w:i w:val="0"/>
+          <w:color w:val="000000"/>
+          <w:sz w:val="28"/>
+          <w:rFonts w:ascii="Times New Roman" w:hAnsi="Times New Roman" w:cs="Times New Roman" w:eastAsia="Times New Roman"/>
+        </w:rPr>
+        <w:t xml:space="preserve">   1) Правильный вариант ответа по практическому применению и методологии</w:t>
+      </w:r>
+    </w:p>
+    <w:p>
+      <w:pPr>
+        <w:spacing w:before="20" w:after="20" w:line="240" w:lineRule="auto"/>
+        <w:jc w:val="both"/>
+      </w:pPr>
+      <w:r>
+        <w:rPr>
+          <w:rFonts w:ascii="Times New Roman" w:hAnsi="Times New Roman"/>
+          <w:b w:val="0"/>
+          <w:i w:val="0"/>
+          <w:color w:val="000000"/>
+          <w:sz w:val="28"/>
+          <w:rFonts w:ascii="Times New Roman" w:hAnsi="Times New Roman" w:cs="Times New Roman" w:eastAsia="Times New Roman"/>
+        </w:rPr>
+        <w:t xml:space="preserve">   2) Вспомогательный некорректный параметр инструментальной среды</w:t>
+      </w:r>
+    </w:p>
+    <w:p>
+      <w:pPr>
+        <w:spacing w:before="20" w:after="20" w:line="240" w:lineRule="auto"/>
+        <w:jc w:val="both"/>
+      </w:pPr>
+      <w:r>
+        <w:rPr>
+          <w:rFonts w:ascii="Times New Roman" w:hAnsi="Times New Roman"/>
+          <w:b w:val="0"/>
+          <w:i w:val="0"/>
+          <w:color w:val="000000"/>
+          <w:sz w:val="28"/>
+          <w:rFonts w:ascii="Times New Roman" w:hAnsi="Times New Roman" w:cs="Times New Roman" w:eastAsia="Times New Roman"/>
+        </w:rPr>
+        <w:t xml:space="preserve">   3) Альтернативное решение без системной поддержки архитектуры</w:t>
+      </w:r>
+    </w:p>
+    <w:p>
+      <w:pPr>
+        <w:spacing w:before="20" w:after="20" w:line="240" w:lineRule="auto"/>
+        <w:jc w:val="both"/>
+      </w:pPr>
+      <w:r>
+        <w:rPr>
+          <w:rFonts w:ascii="Times New Roman" w:hAnsi="Times New Roman"/>
+          <w:b w:val="0"/>
+          <w:i w:val="0"/>
+          <w:color w:val="000000"/>
+          <w:sz w:val="28"/>
+          <w:rFonts w:ascii="Times New Roman" w:hAnsi="Times New Roman" w:cs="Times New Roman" w:eastAsia="Times New Roman"/>
+        </w:rPr>
+        <w:t xml:space="preserve">   4) Абстрактная формулировка понятия, не относящаяся к делу</w:t>
+      </w:r>
+    </w:p>
+    <w:p>
+      <w:pPr>
+        <w:spacing w:before="80" w:after="120" w:line="240" w:lineRule="auto"/>
+        <w:jc w:val="both"/>
+      </w:pPr>
+      <w:r>
+        <w:rPr>
+          <w:rFonts w:ascii="Times New Roman" w:hAnsi="Times New Roman"/>
+          <w:b w:val="0"/>
+          <w:i w:val="0"/>
+          <w:color w:val="000000"/>
+          <w:sz w:val="28"/>
+          <w:rFonts w:ascii="Times New Roman" w:hAnsi="Times New Roman" w:cs="Times New Roman" w:eastAsia="Times New Roman"/>
+        </w:rPr>
+        <w:t>3. Вопрос 3 для контроля уровня сформированности компетенции ПК-5 в рамках курса «Механика сплошных сред»?</w:t>
+      </w:r>
+    </w:p>
+    <w:p>
+      <w:pPr>
+        <w:spacing w:before="20" w:after="20" w:line="240" w:lineRule="auto"/>
+        <w:jc w:val="both"/>
+      </w:pPr>
+      <w:r>
+        <w:rPr>
+          <w:rFonts w:ascii="Times New Roman" w:hAnsi="Times New Roman"/>
+          <w:b w:val="0"/>
+          <w:i w:val="0"/>
+          <w:color w:val="000000"/>
+          <w:sz w:val="28"/>
+          <w:rFonts w:ascii="Times New Roman" w:hAnsi="Times New Roman" w:cs="Times New Roman" w:eastAsia="Times New Roman"/>
+        </w:rPr>
+        <w:t xml:space="preserve">   1) Правильный вариант ответа по отладке и интеграции компонентов</w:t>
+      </w:r>
+    </w:p>
+    <w:p>
+      <w:pPr>
+        <w:spacing w:before="20" w:after="20" w:line="240" w:lineRule="auto"/>
+        <w:jc w:val="both"/>
+      </w:pPr>
+      <w:r>
+        <w:rPr>
+          <w:rFonts w:ascii="Times New Roman" w:hAnsi="Times New Roman"/>
+          <w:b w:val="0"/>
+          <w:i w:val="0"/>
+          <w:color w:val="000000"/>
+          <w:sz w:val="28"/>
+          <w:rFonts w:ascii="Times New Roman" w:hAnsi="Times New Roman" w:cs="Times New Roman" w:eastAsia="Times New Roman"/>
+        </w:rPr>
+        <w:t xml:space="preserve">   2) Вспомогательный некорректный параметр инструментальной среды</w:t>
+      </w:r>
+    </w:p>
+    <w:p>
+      <w:pPr>
+        <w:spacing w:before="20" w:after="20" w:line="240" w:lineRule="auto"/>
+        <w:jc w:val="both"/>
+      </w:pPr>
+      <w:r>
+        <w:rPr>
+          <w:rFonts w:ascii="Times New Roman" w:hAnsi="Times New Roman"/>
+          <w:b w:val="0"/>
+          <w:i w:val="0"/>
+          <w:color w:val="000000"/>
+          <w:sz w:val="28"/>
+          <w:rFonts w:ascii="Times New Roman" w:hAnsi="Times New Roman" w:cs="Times New Roman" w:eastAsia="Times New Roman"/>
+        </w:rPr>
+        <w:t xml:space="preserve">   3) Альтернативное решение без системной поддержки архитектуры</w:t>
+      </w:r>
+    </w:p>
+    <w:p>
+      <w:pPr>
+        <w:spacing w:before="20" w:after="20" w:line="240" w:lineRule="auto"/>
+        <w:jc w:val="both"/>
+      </w:pPr>
+      <w:r>
+        <w:rPr>
+          <w:rFonts w:ascii="Times New Roman" w:hAnsi="Times New Roman"/>
+          <w:b w:val="0"/>
+          <w:i w:val="0"/>
+          <w:color w:val="000000"/>
+          <w:sz w:val="28"/>
+          <w:rFonts w:ascii="Times New Roman" w:hAnsi="Times New Roman" w:cs="Times New Roman" w:eastAsia="Times New Roman"/>
+        </w:rPr>
+        <w:t xml:space="preserve">   4) Абстрактная формулировка понятия, не относящаяся к делу</w:t>
+      </w:r>
+    </w:p>
+    <w:p>
+      <w:pPr>
+        <w:spacing w:before="80" w:after="120" w:line="240" w:lineRule="auto"/>
+        <w:jc w:val="both"/>
+      </w:pPr>
+      <w:r>
+        <w:rPr>
+          <w:rFonts w:ascii="Times New Roman" w:hAnsi="Times New Roman"/>
+          <w:b w:val="0"/>
+          <w:i w:val="0"/>
+          <w:color w:val="000000"/>
+          <w:sz w:val="28"/>
+          <w:rFonts w:ascii="Times New Roman" w:hAnsi="Times New Roman" w:cs="Times New Roman" w:eastAsia="Times New Roman"/>
+        </w:rPr>
+        <w:t>4. Вопрос 4 для контроля уровня сформированности компетенции ПК-5 в рамках курса «Механика сплошных сред»?</w:t>
+      </w:r>
+    </w:p>
+    <w:p>
+      <w:pPr>
+        <w:spacing w:before="20" w:after="20" w:line="240" w:lineRule="auto"/>
+        <w:jc w:val="both"/>
+      </w:pPr>
+      <w:r>
+        <w:rPr>
+          <w:rFonts w:ascii="Times New Roman" w:hAnsi="Times New Roman"/>
+          <w:b w:val="0"/>
+          <w:i w:val="0"/>
+          <w:color w:val="000000"/>
+          <w:sz w:val="28"/>
+          <w:rFonts w:ascii="Times New Roman" w:hAnsi="Times New Roman" w:cs="Times New Roman" w:eastAsia="Times New Roman"/>
+        </w:rPr>
+        <w:t xml:space="preserve">   1) Правильный вариант ответа по оценке сложности используемых алгоритмов</w:t>
+      </w:r>
+    </w:p>
+    <w:p>
+      <w:pPr>
+        <w:spacing w:before="20" w:after="20" w:line="240" w:lineRule="auto"/>
+        <w:jc w:val="both"/>
+      </w:pPr>
+      <w:r>
+        <w:rPr>
+          <w:rFonts w:ascii="Times New Roman" w:hAnsi="Times New Roman"/>
+          <w:b w:val="0"/>
+          <w:i w:val="0"/>
+          <w:color w:val="000000"/>
+          <w:sz w:val="28"/>
+          <w:rFonts w:ascii="Times New Roman" w:hAnsi="Times New Roman" w:cs="Times New Roman" w:eastAsia="Times New Roman"/>
+        </w:rPr>
+        <w:t xml:space="preserve">   2) Вспомогательный некорректный параметр инструментальной среды</w:t>
+      </w:r>
+    </w:p>
+    <w:p>
+      <w:pPr>
+        <w:spacing w:before="20" w:after="20" w:line="240" w:lineRule="auto"/>
+        <w:jc w:val="both"/>
+      </w:pPr>
+      <w:r>
+        <w:rPr>
+          <w:rFonts w:ascii="Times New Roman" w:hAnsi="Times New Roman"/>
+          <w:b w:val="0"/>
+          <w:i w:val="0"/>
+          <w:color w:val="000000"/>
+          <w:sz w:val="28"/>
+          <w:rFonts w:ascii="Times New Roman" w:hAnsi="Times New Roman" w:cs="Times New Roman" w:eastAsia="Times New Roman"/>
+        </w:rPr>
+        <w:t xml:space="preserve">   3) Альтернативное решение без системной поддержки архитектуры</w:t>
+      </w:r>
+    </w:p>
+    <w:p>
+      <w:pPr>
+        <w:spacing w:before="20" w:after="20" w:line="240" w:lineRule="auto"/>
+        <w:jc w:val="both"/>
+      </w:pPr>
+      <w:r>
+        <w:rPr>
+          <w:rFonts w:ascii="Times New Roman" w:hAnsi="Times New Roman"/>
+          <w:b w:val="0"/>
+          <w:i w:val="0"/>
+          <w:color w:val="000000"/>
+          <w:sz w:val="28"/>
+          <w:rFonts w:ascii="Times New Roman" w:hAnsi="Times New Roman" w:cs="Times New Roman" w:eastAsia="Times New Roman"/>
+        </w:rPr>
+        <w:t xml:space="preserve">   4) Абстрактная формулировка понятия, не относящаяся к делу</w:t>
+      </w:r>
+    </w:p>
+    <w:p>
+      <w:pPr>
+        <w:spacing w:before="80" w:after="120" w:line="240" w:lineRule="auto"/>
+        <w:jc w:val="both"/>
+      </w:pPr>
+      <w:r>
+        <w:rPr>
+          <w:rFonts w:ascii="Times New Roman" w:hAnsi="Times New Roman"/>
+          <w:b w:val="0"/>
+          <w:i w:val="0"/>
+          <w:color w:val="000000"/>
+          <w:sz w:val="28"/>
+          <w:rFonts w:ascii="Times New Roman" w:hAnsi="Times New Roman" w:cs="Times New Roman" w:eastAsia="Times New Roman"/>
+        </w:rPr>
+        <w:t>5. Вопрос 5 для контроля уровня сформированности компетенции ПК-5 в рамках курса «Механика сплошных сред»?</w:t>
+      </w:r>
+    </w:p>
+    <w:p>
+      <w:pPr>
+        <w:spacing w:before="20" w:after="20" w:line="240" w:lineRule="auto"/>
+        <w:jc w:val="both"/>
+      </w:pPr>
+      <w:r>
+        <w:rPr>
+          <w:rFonts w:ascii="Times New Roman" w:hAnsi="Times New Roman"/>
+          <w:b w:val="0"/>
+          <w:i w:val="0"/>
+          <w:color w:val="000000"/>
+          <w:sz w:val="28"/>
+          <w:rFonts w:ascii="Times New Roman" w:hAnsi="Times New Roman" w:cs="Times New Roman" w:eastAsia="Times New Roman"/>
+        </w:rPr>
+        <w:t xml:space="preserve">   1) Правильный вариант ответа по верификации и тестированию программных модулей</w:t>
+      </w:r>
+    </w:p>
+    <w:p>
+      <w:pPr>
+        <w:spacing w:before="20" w:after="20" w:line="240" w:lineRule="auto"/>
+        <w:jc w:val="both"/>
+      </w:pPr>
+      <w:r>
+        <w:rPr>
+          <w:rFonts w:ascii="Times New Roman" w:hAnsi="Times New Roman"/>
+          <w:b w:val="0"/>
+          <w:i w:val="0"/>
+          <w:color w:val="000000"/>
+          <w:sz w:val="28"/>
+          <w:rFonts w:ascii="Times New Roman" w:hAnsi="Times New Roman" w:cs="Times New Roman" w:eastAsia="Times New Roman"/>
+        </w:rPr>
+        <w:t xml:space="preserve">   2) Вспомогательный некорректный параметр инструментальной среды</w:t>
+      </w:r>
+    </w:p>
+    <w:p>
+      <w:pPr>
+        <w:spacing w:before="20" w:after="20" w:line="240" w:lineRule="auto"/>
+        <w:jc w:val="both"/>
+      </w:pPr>
+      <w:r>
+        <w:rPr>
+          <w:rFonts w:ascii="Times New Roman" w:hAnsi="Times New Roman"/>
+          <w:b w:val="0"/>
+          <w:i w:val="0"/>
+          <w:color w:val="000000"/>
+          <w:sz w:val="28"/>
+          <w:rFonts w:ascii="Times New Roman" w:hAnsi="Times New Roman" w:cs="Times New Roman" w:eastAsia="Times New Roman"/>
+        </w:rPr>
+        <w:t xml:space="preserve">   3) Альтернативное решение без системной поддержки архитектуры</w:t>
+      </w:r>
+    </w:p>
+    <w:p>
+      <w:pPr>
+        <w:spacing w:before="20" w:after="20" w:line="240" w:lineRule="auto"/>
+        <w:jc w:val="both"/>
+      </w:pPr>
+      <w:r>
+        <w:rPr>
+          <w:rFonts w:ascii="Times New Roman" w:hAnsi="Times New Roman"/>
+          <w:b w:val="0"/>
+          <w:i w:val="0"/>
+          <w:color w:val="000000"/>
+          <w:sz w:val="28"/>
+          <w:rFonts w:ascii="Times New Roman" w:hAnsi="Times New Roman" w:cs="Times New Roman" w:eastAsia="Times New Roman"/>
+        </w:rPr>
+        <w:t xml:space="preserve">   4) Абстрактная формулировка понятия, не относящаяся к делу</w:t>
+      </w:r>
+    </w:p>
+    <w:p>
+      <w:pPr>
+        <w:spacing w:before="120" w:after="120" w:line="240" w:lineRule="auto"/>
+        <w:jc w:val="both"/>
+      </w:pPr>
+      <w:r>
+        <w:rPr>
+          <w:rFonts w:ascii="Times New Roman" w:hAnsi="Times New Roman"/>
+          <w:b/>
+          <w:i w:val="0"/>
+          <w:color w:val="000000"/>
+          <w:sz w:val="28"/>
+          <w:rFonts w:ascii="Times New Roman" w:hAnsi="Times New Roman" w:cs="Times New Roman" w:eastAsia="Times New Roman"/>
+        </w:rPr>
+        <w:t>Ключи теста:</w:t>
+      </w:r>
+    </w:p>
+    <w:tbl>
+      <w:tblPr>
+        <w:tblStyle w:val="TableGrid"/>
+        <w:tblW w:type="auto" w:w="0"/>
+        <w:jc w:val="center"/>
+        <w:tblLook w:firstColumn="1" w:firstRow="1" w:lastColumn="0" w:lastRow="0" w:noHBand="0" w:noVBand="1" w:val="04A0"/>
+      </w:tblPr>
+      <w:tblGrid>
+        <w:gridCol w:w="1615"/>
+        <w:gridCol w:w="1615"/>
+        <w:gridCol w:w="1615"/>
+        <w:gridCol w:w="1615"/>
+        <w:gridCol w:w="1615"/>
+        <w:gridCol w:w="1615"/>
+      </w:tblGrid>
+      <w:tr>
+        <w:tc>
+          <w:tcPr>
+            <w:tcW w:type="dxa" w:w="1615"/>
+            <w:vAlign w:val="center"/>
+            <w:tcMar>
+              <w:top w:w="100" w:type="dxa"/>
+              <w:bottom w:w="100" w:type="dxa"/>
+              <w:left w:w="120" w:type="dxa"/>
+              <w:right w:w="120" w:type="dxa"/>
+            </w:tcMar>
+            <w:shd w:val="clear" w:color="auto" w:fill="F2F2F2"/>
+          </w:tcPr>
+          <w:p>
+            <w:pPr>
+              <w:spacing w:before="0" w:after="0" w:line="240" w:lineRule="auto"/>
+              <w:jc w:val="center"/>
+            </w:pPr>
+            <w:r/>
+            <w:r>
+              <w:rPr>
+                <w:rFonts w:ascii="Times New Roman" w:hAnsi="Times New Roman"/>
+                <w:b/>
+                <w:i w:val="0"/>
+                <w:color w:val="000000"/>
+                <w:sz w:val="24"/>
+                <w:rFonts w:ascii="Times New Roman" w:hAnsi="Times New Roman" w:cs="Times New Roman" w:eastAsia="Times New Roman"/>
+              </w:rPr>
+              <w:t>Вопрос</w:t>
+            </w:r>
+          </w:p>
+        </w:tc>
+        <w:tc>
+          <w:tcPr>
+            <w:tcW w:type="dxa" w:w="1615"/>
+            <w:vAlign w:val="center"/>
+            <w:tcMar>
+              <w:top w:w="100" w:type="dxa"/>
+              <w:bottom w:w="100" w:type="dxa"/>
+              <w:left w:w="120" w:type="dxa"/>
+              <w:right w:w="120" w:type="dxa"/>
+            </w:tcMar>
+          </w:tcPr>
+          <w:p>
+            <w:pPr>
+              <w:spacing w:before="0" w:after="0" w:line="240" w:lineRule="auto"/>
+              <w:jc w:val="center"/>
+            </w:pPr>
+            <w:r/>
+            <w:r>
+              <w:rPr>
+                <w:rFonts w:ascii="Times New Roman" w:hAnsi="Times New Roman"/>
+                <w:b/>
+                <w:i w:val="0"/>
+                <w:color w:val="000000"/>
+                <w:sz w:val="24"/>
+                <w:rFonts w:ascii="Times New Roman" w:hAnsi="Times New Roman" w:cs="Times New Roman" w:eastAsia="Times New Roman"/>
+              </w:rPr>
+              <w:t>1</w:t>
+            </w:r>
+          </w:p>
+        </w:tc>
+        <w:tc>
+          <w:tcPr>
+            <w:tcW w:type="dxa" w:w="1615"/>
+            <w:vAlign w:val="center"/>
+            <w:tcMar>
+              <w:top w:w="100" w:type="dxa"/>
+              <w:bottom w:w="100" w:type="dxa"/>
+              <w:left w:w="120" w:type="dxa"/>
+              <w:right w:w="120" w:type="dxa"/>
+            </w:tcMar>
+          </w:tcPr>
+          <w:p>
+            <w:pPr>
+              <w:spacing w:before="0" w:after="0" w:line="240" w:lineRule="auto"/>
+              <w:jc w:val="center"/>
+            </w:pPr>
+            <w:r/>
+            <w:r>
+              <w:rPr>
+                <w:rFonts w:ascii="Times New Roman" w:hAnsi="Times New Roman"/>
+                <w:b/>
+                <w:i w:val="0"/>
+                <w:color w:val="000000"/>
+                <w:sz w:val="24"/>
+                <w:rFonts w:ascii="Times New Roman" w:hAnsi="Times New Roman" w:cs="Times New Roman" w:eastAsia="Times New Roman"/>
+              </w:rPr>
+              <w:t>2</w:t>
+            </w:r>
+          </w:p>
+        </w:tc>
+        <w:tc>
+          <w:tcPr>
+            <w:tcW w:type="dxa" w:w="1615"/>
+            <w:vAlign w:val="center"/>
+            <w:tcMar>
+              <w:top w:w="100" w:type="dxa"/>
+              <w:bottom w:w="100" w:type="dxa"/>
+              <w:left w:w="120" w:type="dxa"/>
+              <w:right w:w="120" w:type="dxa"/>
+            </w:tcMar>
+          </w:tcPr>
+          <w:p>
+            <w:pPr>
+              <w:spacing w:before="0" w:after="0" w:line="240" w:lineRule="auto"/>
+              <w:jc w:val="center"/>
+            </w:pPr>
+            <w:r/>
+            <w:r>
+              <w:rPr>
+                <w:rFonts w:ascii="Times New Roman" w:hAnsi="Times New Roman"/>
+                <w:b/>
+                <w:i w:val="0"/>
+                <w:color w:val="000000"/>
+                <w:sz w:val="24"/>
+                <w:rFonts w:ascii="Times New Roman" w:hAnsi="Times New Roman" w:cs="Times New Roman" w:eastAsia="Times New Roman"/>
+              </w:rPr>
+              <w:t>3</w:t>
+            </w:r>
+          </w:p>
+        </w:tc>
+        <w:tc>
+          <w:tcPr>
+            <w:tcW w:type="dxa" w:w="1615"/>
+            <w:vAlign w:val="center"/>
+            <w:tcMar>
+              <w:top w:w="100" w:type="dxa"/>
+              <w:bottom w:w="100" w:type="dxa"/>
+              <w:left w:w="120" w:type="dxa"/>
+              <w:right w:w="120" w:type="dxa"/>
+            </w:tcMar>
+          </w:tcPr>
+          <w:p>
+            <w:pPr>
+              <w:spacing w:before="0" w:after="0" w:line="240" w:lineRule="auto"/>
+              <w:jc w:val="center"/>
+            </w:pPr>
+            <w:r/>
+            <w:r>
+              <w:rPr>
+                <w:rFonts w:ascii="Times New Roman" w:hAnsi="Times New Roman"/>
+                <w:b/>
+                <w:i w:val="0"/>
+                <w:color w:val="000000"/>
+                <w:sz w:val="24"/>
+                <w:rFonts w:ascii="Times New Roman" w:hAnsi="Times New Roman" w:cs="Times New Roman" w:eastAsia="Times New Roman"/>
+              </w:rPr>
+              <w:t>4</w:t>
+            </w:r>
+          </w:p>
+        </w:tc>
+        <w:tc>
+          <w:tcPr>
+            <w:tcW w:type="dxa" w:w="1615"/>
+            <w:vAlign w:val="center"/>
+            <w:tcMar>
+              <w:top w:w="100" w:type="dxa"/>
+              <w:bottom w:w="100" w:type="dxa"/>
+              <w:left w:w="120" w:type="dxa"/>
+              <w:right w:w="120" w:type="dxa"/>
+            </w:tcMar>
+          </w:tcPr>
+          <w:p>
+            <w:pPr>
+              <w:spacing w:before="0" w:after="0" w:line="240" w:lineRule="auto"/>
+              <w:jc w:val="center"/>
+            </w:pPr>
+            <w:r/>
+            <w:r>
+              <w:rPr>
+                <w:rFonts w:ascii="Times New Roman" w:hAnsi="Times New Roman"/>
+                <w:b/>
+                <w:i w:val="0"/>
+                <w:color w:val="000000"/>
+                <w:sz w:val="24"/>
+                <w:rFonts w:ascii="Times New Roman" w:hAnsi="Times New Roman" w:cs="Times New Roman" w:eastAsia="Times New Roman"/>
+              </w:rPr>
+              <w:t>5</w:t>
+            </w:r>
+          </w:p>
+        </w:tc>
+      </w:tr>
+      <w:tr>
+        <w:tc>
+          <w:tcPr>
+            <w:tcW w:type="dxa" w:w="1615"/>
+            <w:vAlign w:val="center"/>
+            <w:tcMar>
+              <w:top w:w="100" w:type="dxa"/>
+              <w:bottom w:w="100" w:type="dxa"/>
+              <w:left w:w="120" w:type="dxa"/>
+              <w:right w:w="120" w:type="dxa"/>
+            </w:tcMar>
+            <w:shd w:val="clear" w:color="auto" w:fill="F2F2F2"/>
+          </w:tcPr>
+          <w:p>
+            <w:pPr>
+              <w:spacing w:before="0" w:after="0" w:line="240" w:lineRule="auto"/>
+              <w:jc w:val="center"/>
+            </w:pPr>
+            <w:r/>
+            <w:r>
+              <w:rPr>
+                <w:rFonts w:ascii="Times New Roman" w:hAnsi="Times New Roman"/>
+                <w:b/>
+                <w:i w:val="0"/>
+                <w:color w:val="000000"/>
+                <w:sz w:val="24"/>
+                <w:rFonts w:ascii="Times New Roman" w:hAnsi="Times New Roman" w:cs="Times New Roman" w:eastAsia="Times New Roman"/>
+              </w:rPr>
+              <w:t>Ответ</w:t>
+            </w:r>
+          </w:p>
+        </w:tc>
+        <w:tc>
+          <w:tcPr>
+            <w:tcW w:type="dxa" w:w="1615"/>
+            <w:vAlign w:val="center"/>
+            <w:tcMar>
+              <w:top w:w="100" w:type="dxa"/>
+              <w:bottom w:w="100" w:type="dxa"/>
+              <w:left w:w="120" w:type="dxa"/>
+              <w:right w:w="120" w:type="dxa"/>
+            </w:tcMar>
+          </w:tcPr>
+          <w:p>
+            <w:pPr>
+              <w:spacing w:before="0" w:after="0" w:line="240" w:lineRule="auto"/>
+              <w:jc w:val="center"/>
+            </w:pPr>
+            <w:r/>
+            <w:r>
+              <w:rPr>
+                <w:rFonts w:ascii="Times New Roman" w:hAnsi="Times New Roman"/>
+                <w:b w:val="0"/>
+                <w:i w:val="0"/>
+                <w:color w:val="000000"/>
+                <w:sz w:val="24"/>
+                <w:rFonts w:ascii="Times New Roman" w:hAnsi="Times New Roman" w:cs="Times New Roman" w:eastAsia="Times New Roman"/>
+              </w:rPr>
+              <w:t>1</w:t>
+            </w:r>
+          </w:p>
+        </w:tc>
+        <w:tc>
+          <w:tcPr>
+            <w:tcW w:type="dxa" w:w="1615"/>
+            <w:vAlign w:val="center"/>
+            <w:tcMar>
+              <w:top w:w="100" w:type="dxa"/>
+              <w:bottom w:w="100" w:type="dxa"/>
+              <w:left w:w="120" w:type="dxa"/>
+              <w:right w:w="120" w:type="dxa"/>
+            </w:tcMar>
+          </w:tcPr>
+          <w:p>
+            <w:pPr>
+              <w:spacing w:before="0" w:after="0" w:line="240" w:lineRule="auto"/>
+              <w:jc w:val="center"/>
+            </w:pPr>
+            <w:r/>
+            <w:r>
+              <w:rPr>
+                <w:rFonts w:ascii="Times New Roman" w:hAnsi="Times New Roman"/>
+                <w:b w:val="0"/>
+                <w:i w:val="0"/>
+                <w:color w:val="000000"/>
+                <w:sz w:val="24"/>
+                <w:rFonts w:ascii="Times New Roman" w:hAnsi="Times New Roman" w:cs="Times New Roman" w:eastAsia="Times New Roman"/>
+              </w:rPr>
+              <w:t>1</w:t>
+            </w:r>
+          </w:p>
+        </w:tc>
+        <w:tc>
+          <w:tcPr>
+            <w:tcW w:type="dxa" w:w="1615"/>
+            <w:vAlign w:val="center"/>
+            <w:tcMar>
+              <w:top w:w="100" w:type="dxa"/>
+              <w:bottom w:w="100" w:type="dxa"/>
+              <w:left w:w="120" w:type="dxa"/>
+              <w:right w:w="120" w:type="dxa"/>
+            </w:tcMar>
+          </w:tcPr>
+          <w:p>
+            <w:pPr>
+              <w:spacing w:before="0" w:after="0" w:line="240" w:lineRule="auto"/>
+              <w:jc w:val="center"/>
+            </w:pPr>
+            <w:r/>
+            <w:r>
+              <w:rPr>
+                <w:rFonts w:ascii="Times New Roman" w:hAnsi="Times New Roman"/>
+                <w:b w:val="0"/>
+                <w:i w:val="0"/>
+                <w:color w:val="000000"/>
+                <w:sz w:val="24"/>
+                <w:rFonts w:ascii="Times New Roman" w:hAnsi="Times New Roman" w:cs="Times New Roman" w:eastAsia="Times New Roman"/>
+              </w:rPr>
+              <w:t>1</w:t>
+            </w:r>
+          </w:p>
+        </w:tc>
+        <w:tc>
+          <w:tcPr>
+            <w:tcW w:type="dxa" w:w="1615"/>
+            <w:vAlign w:val="center"/>
+            <w:tcMar>
+              <w:top w:w="100" w:type="dxa"/>
+              <w:bottom w:w="100" w:type="dxa"/>
+              <w:left w:w="120" w:type="dxa"/>
+              <w:right w:w="120" w:type="dxa"/>
+            </w:tcMar>
+          </w:tcPr>
+          <w:p>
+            <w:pPr>
+              <w:spacing w:before="0" w:after="0" w:line="240" w:lineRule="auto"/>
+              <w:jc w:val="center"/>
+            </w:pPr>
+            <w:r/>
+            <w:r>
+              <w:rPr>
+                <w:rFonts w:ascii="Times New Roman" w:hAnsi="Times New Roman"/>
+                <w:b w:val="0"/>
+                <w:i w:val="0"/>
+                <w:color w:val="000000"/>
+                <w:sz w:val="24"/>
+                <w:rFonts w:ascii="Times New Roman" w:hAnsi="Times New Roman" w:cs="Times New Roman" w:eastAsia="Times New Roman"/>
+              </w:rPr>
+              <w:t>1</w:t>
+            </w:r>
+          </w:p>
+        </w:tc>
+        <w:tc>
+          <w:tcPr>
+            <w:tcW w:type="dxa" w:w="1615"/>
+            <w:vAlign w:val="center"/>
+            <w:tcMar>
+              <w:top w:w="100" w:type="dxa"/>
+              <w:bottom w:w="100" w:type="dxa"/>
+              <w:left w:w="120" w:type="dxa"/>
+              <w:right w:w="120" w:type="dxa"/>
+            </w:tcMar>
+          </w:tcPr>
+          <w:p>
+            <w:pPr>
+              <w:spacing w:before="0" w:after="0" w:line="240" w:lineRule="auto"/>
+              <w:jc w:val="center"/>
+            </w:pPr>
+            <w:r/>
+            <w:r>
+              <w:rPr>
+                <w:rFonts w:ascii="Times New Roman" w:hAnsi="Times New Roman"/>
+                <w:b w:val="0"/>
+                <w:i w:val="0"/>
+                <w:color w:val="000000"/>
+                <w:sz w:val="24"/>
+                <w:rFonts w:ascii="Times New Roman" w:hAnsi="Times New Roman" w:cs="Times New Roman" w:eastAsia="Times New Roman"/>
+              </w:rPr>
+              <w:t>1</w:t>
+            </w:r>
+          </w:p>
+        </w:tc>
+      </w:tr>
+    </w:tbl>
+    <w:p>
+      <w:pPr>
+        <w:spacing w:before="360" w:after="120" w:line="240" w:lineRule="auto"/>
+        <w:jc w:val="both"/>
+      </w:pPr>
+    </w:p>
+    <w:p>
+      <w:pPr>
+        <w:spacing w:before="0" w:after="240" w:line="240" w:lineRule="auto"/>
+        <w:jc w:val="both"/>
+      </w:pPr>
+      <w:r>
+        <w:rPr>
+          <w:rFonts w:ascii="Times New Roman" w:hAnsi="Times New Roman"/>
+          <w:b/>
+          <w:i w:val="0"/>
+          <w:color w:val="000000"/>
+          <w:sz w:val="28"/>
+          <w:rFonts w:ascii="Times New Roman" w:hAnsi="Times New Roman" w:cs="Times New Roman" w:eastAsia="Times New Roman"/>
+        </w:rPr>
+        <w:t>Пример билета для зачета с оценкой:</w:t>
       </w:r>
     </w:p>
     <w:tbl>
@@ -9630,6 +11544,7 @@
                 <w:sz w:val="18"/>
                 <w:rFonts w:ascii="Times New Roman" w:hAnsi="Times New Roman" w:cs="Times New Roman" w:eastAsia="Times New Roman"/>
               </w:rPr>
+              <w:br/>
               <w:t>ФГБОУ ВО «Ижевский государственный технический университет имени М.Т. Калашникова»</w:t>
               <w:br/>
               <w:br/>
@@ -9643,7 +11558,7 @@
                 <w:sz w:val="24"/>
                 <w:rFonts w:ascii="Times New Roman" w:hAnsi="Times New Roman" w:cs="Times New Roman" w:eastAsia="Times New Roman"/>
               </w:rPr>
-              <w:t>ЭКЗАМЕНАЦИОННЫЙ БИЛЕТ № 1</w:t>
+              <w:t>ОЦЕНОЧНЫЙ БИЛЕТ ДЛЯ ЗАЧЕТА С ОЦЕНКОЙ № 1</w:t>
               <w:br/>
             </w:r>
             <w:r>
@@ -9670,7 +11585,7 @@
                 <w:sz w:val="22"/>
                 <w:rFonts w:ascii="Times New Roman" w:hAnsi="Times New Roman" w:cs="Times New Roman" w:eastAsia="Times New Roman"/>
               </w:rPr>
-              <w:t>1. Объясните ключевые понятия дисциплины «Механика сплошных сред».</w:t>
+              <w:t>1. Каковы базовые понятия дисциплины «Механика сплошных сред»?</w:t>
               <w:br/>
             </w:r>
             <w:r>
@@ -9682,7 +11597,7 @@
                 <w:sz w:val="22"/>
                 <w:rFonts w:ascii="Times New Roman" w:hAnsi="Times New Roman" w:cs="Times New Roman" w:eastAsia="Times New Roman"/>
               </w:rPr>
-              <w:t>2. Опишите структуру и цели изучаемых методов.</w:t>
+              <w:t>2. Опишите структуру и принципы работы базовых методов.</w:t>
               <w:br/>
             </w:r>
             <w:r>
@@ -9708,6 +11623,1602 @@
               </w:rPr>
               <w:br/>
               <w:t>Билет рассмотрен на заседании кафедры ПМиИТ от «____» _______________ 2026 г.</w:t>
+              <w:br/>
+            </w:r>
+          </w:p>
+        </w:tc>
+      </w:tr>
+    </w:tbl>
+    <w:p>
+      <w:pPr>
+        <w:spacing w:before="0" w:after="120" w:line="240" w:lineRule="auto"/>
+        <w:jc w:val="both"/>
+      </w:pPr>
+    </w:p>
+    <w:p>
+      <w:pPr>
+        <w:spacing w:before="360" w:after="120" w:line="240" w:lineRule="auto"/>
+        <w:jc w:val="both"/>
+      </w:pPr>
+    </w:p>
+    <w:p>
+      <w:pPr>
+        <w:spacing w:before="0" w:after="240" w:line="240" w:lineRule="auto"/>
+        <w:jc w:val="both"/>
+      </w:pPr>
+      <w:r>
+        <w:rPr>
+          <w:rFonts w:ascii="Times New Roman" w:hAnsi="Times New Roman"/>
+          <w:b/>
+          <w:i w:val="0"/>
+          <w:color w:val="000000"/>
+          <w:sz w:val="28"/>
+          <w:rFonts w:ascii="Times New Roman" w:hAnsi="Times New Roman" w:cs="Times New Roman" w:eastAsia="Times New Roman"/>
+        </w:rPr>
+        <w:t>2. Критерии и шкалы оценивания</w:t>
+      </w:r>
+    </w:p>
+    <w:p>
+      <w:pPr>
+        <w:spacing w:before="0" w:after="240" w:line="240" w:lineRule="auto"/>
+        <w:jc w:val="both"/>
+      </w:pPr>
+      <w:r>
+        <w:rPr>
+          <w:rFonts w:ascii="Times New Roman" w:hAnsi="Times New Roman"/>
+          <w:b w:val="0"/>
+          <w:i w:val="0"/>
+          <w:color w:val="000000"/>
+          <w:sz w:val="28"/>
+          <w:rFonts w:ascii="Times New Roman" w:hAnsi="Times New Roman" w:cs="Times New Roman" w:eastAsia="Times New Roman"/>
+        </w:rPr>
+        <w:t>Результат обучения по дисциплине считается достигнутым при успешном прохождении обучающимся всех контрольных мероприятий, относящихся к данному результату обучения.</w:t>
+      </w:r>
+    </w:p>
+    <w:tbl>
+      <w:tblPr>
+        <w:tblStyle w:val="TableGrid"/>
+        <w:tblW w:type="auto" w:w="0"/>
+        <w:jc w:val="center"/>
+        <w:tblLook w:firstColumn="1" w:firstRow="1" w:lastColumn="0" w:lastRow="0" w:noHBand="0" w:noVBand="1" w:val="04A0"/>
+      </w:tblPr>
+      <w:tblGrid>
+        <w:gridCol w:w="2422"/>
+        <w:gridCol w:w="2422"/>
+        <w:gridCol w:w="2422"/>
+        <w:gridCol w:w="2422"/>
+      </w:tblGrid>
+      <w:tr>
+        <w:tc>
+          <w:tcPr>
+            <w:tcW w:type="dxa" w:w="2422"/>
+            <w:vAlign w:val="center"/>
+            <w:tcMar>
+              <w:top w:w="100" w:type="dxa"/>
+              <w:bottom w:w="100" w:type="dxa"/>
+              <w:left w:w="120" w:type="dxa"/>
+              <w:right w:w="120" w:type="dxa"/>
+            </w:tcMar>
+            <w:shd w:val="clear" w:color="auto" w:fill="F2F2F2"/>
+          </w:tcPr>
+          <w:p>
+            <w:pPr>
+              <w:spacing w:before="0" w:after="0" w:line="240" w:lineRule="auto"/>
+              <w:jc w:val="center"/>
+            </w:pPr>
+            <w:r/>
+            <w:r>
+              <w:rPr>
+                <w:rFonts w:ascii="Times New Roman" w:hAnsi="Times New Roman"/>
+                <w:b/>
+                <w:i w:val="0"/>
+                <w:color w:val="000000"/>
+                <w:sz w:val="20"/>
+                <w:rFonts w:ascii="Times New Roman" w:hAnsi="Times New Roman" w:cs="Times New Roman" w:eastAsia="Times New Roman"/>
+              </w:rPr>
+              <w:t>Разделы дисциплины</w:t>
+            </w:r>
+          </w:p>
+        </w:tc>
+        <w:tc>
+          <w:tcPr>
+            <w:tcW w:type="dxa" w:w="2422"/>
+            <w:vAlign w:val="center"/>
+            <w:tcMar>
+              <w:top w:w="100" w:type="dxa"/>
+              <w:bottom w:w="100" w:type="dxa"/>
+              <w:left w:w="120" w:type="dxa"/>
+              <w:right w:w="120" w:type="dxa"/>
+            </w:tcMar>
+            <w:shd w:val="clear" w:color="auto" w:fill="F2F2F2"/>
+          </w:tcPr>
+          <w:p>
+            <w:pPr>
+              <w:spacing w:before="0" w:after="0" w:line="240" w:lineRule="auto"/>
+              <w:jc w:val="center"/>
+            </w:pPr>
+            <w:r/>
+            <w:r>
+              <w:rPr>
+                <w:rFonts w:ascii="Times New Roman" w:hAnsi="Times New Roman"/>
+                <w:b/>
+                <w:i w:val="0"/>
+                <w:color w:val="000000"/>
+                <w:sz w:val="20"/>
+                <w:rFonts w:ascii="Times New Roman" w:hAnsi="Times New Roman" w:cs="Times New Roman" w:eastAsia="Times New Roman"/>
+              </w:rPr>
+              <w:t>Форма контроля</w:t>
+            </w:r>
+          </w:p>
+        </w:tc>
+        <w:tc>
+          <w:tcPr>
+            <w:tcW w:type="dxa" w:w="2422"/>
+            <w:vAlign w:val="center"/>
+            <w:tcMar>
+              <w:top w:w="100" w:type="dxa"/>
+              <w:bottom w:w="100" w:type="dxa"/>
+              <w:left w:w="120" w:type="dxa"/>
+              <w:right w:w="120" w:type="dxa"/>
+            </w:tcMar>
+            <w:shd w:val="clear" w:color="auto" w:fill="F2F2F2"/>
+          </w:tcPr>
+          <w:p>
+            <w:pPr>
+              <w:spacing w:before="0" w:after="0" w:line="240" w:lineRule="auto"/>
+              <w:jc w:val="center"/>
+            </w:pPr>
+            <w:r/>
+            <w:r>
+              <w:rPr>
+                <w:rFonts w:ascii="Times New Roman" w:hAnsi="Times New Roman"/>
+                <w:b/>
+                <w:i w:val="0"/>
+                <w:color w:val="000000"/>
+                <w:sz w:val="20"/>
+                <w:rFonts w:ascii="Times New Roman" w:hAnsi="Times New Roman" w:cs="Times New Roman" w:eastAsia="Times New Roman"/>
+              </w:rPr>
+              <w:t>Количество баллов (min)</w:t>
+            </w:r>
+          </w:p>
+        </w:tc>
+        <w:tc>
+          <w:tcPr>
+            <w:tcW w:type="dxa" w:w="2422"/>
+            <w:vAlign w:val="center"/>
+            <w:tcMar>
+              <w:top w:w="100" w:type="dxa"/>
+              <w:bottom w:w="100" w:type="dxa"/>
+              <w:left w:w="120" w:type="dxa"/>
+              <w:right w:w="120" w:type="dxa"/>
+            </w:tcMar>
+            <w:shd w:val="clear" w:color="auto" w:fill="F2F2F2"/>
+          </w:tcPr>
+          <w:p>
+            <w:pPr>
+              <w:spacing w:before="0" w:after="0" w:line="240" w:lineRule="auto"/>
+              <w:jc w:val="center"/>
+            </w:pPr>
+            <w:r/>
+            <w:r>
+              <w:rPr>
+                <w:rFonts w:ascii="Times New Roman" w:hAnsi="Times New Roman"/>
+                <w:b/>
+                <w:i w:val="0"/>
+                <w:color w:val="000000"/>
+                <w:sz w:val="20"/>
+                <w:rFonts w:ascii="Times New Roman" w:hAnsi="Times New Roman" w:cs="Times New Roman" w:eastAsia="Times New Roman"/>
+              </w:rPr>
+              <w:t>Количество баллов (max)</w:t>
+            </w:r>
+          </w:p>
+        </w:tc>
+      </w:tr>
+      <w:tr>
+        <w:trPr>
+          <w:cantSplit/>
+        </w:trPr>
+        <w:tc>
+          <w:tcPr>
+            <w:tcW w:type="dxa" w:w="2422"/>
+            <w:vAlign w:val="center"/>
+            <w:tcMar>
+              <w:top w:w="100" w:type="dxa"/>
+              <w:bottom w:w="100" w:type="dxa"/>
+              <w:left w:w="120" w:type="dxa"/>
+              <w:right w:w="120" w:type="dxa"/>
+            </w:tcMar>
+          </w:tcPr>
+          <w:p>
+            <w:pPr>
+              <w:spacing w:before="0" w:after="0" w:line="240" w:lineRule="auto"/>
+              <w:jc w:val="center"/>
+            </w:pPr>
+            <w:r/>
+            <w:r>
+              <w:rPr>
+                <w:rFonts w:ascii="Times New Roman" w:hAnsi="Times New Roman"/>
+                <w:b w:val="0"/>
+                <w:i w:val="0"/>
+                <w:color w:val="000000"/>
+                <w:sz w:val="20"/>
+                <w:rFonts w:ascii="Times New Roman" w:hAnsi="Times New Roman" w:cs="Times New Roman" w:eastAsia="Times New Roman"/>
+              </w:rPr>
+              <w:t>1</w:t>
+            </w:r>
+          </w:p>
+        </w:tc>
+        <w:tc>
+          <w:tcPr>
+            <w:tcW w:type="dxa" w:w="2422"/>
+            <w:vAlign w:val="center"/>
+            <w:tcMar>
+              <w:top w:w="100" w:type="dxa"/>
+              <w:bottom w:w="100" w:type="dxa"/>
+              <w:left w:w="120" w:type="dxa"/>
+              <w:right w:w="120" w:type="dxa"/>
+            </w:tcMar>
+          </w:tcPr>
+          <w:p>
+            <w:pPr>
+              <w:spacing w:before="0" w:after="0" w:line="240" w:lineRule="auto"/>
+              <w:jc w:val="both"/>
+            </w:pPr>
+            <w:r/>
+            <w:r>
+              <w:rPr>
+                <w:rFonts w:ascii="Times New Roman" w:hAnsi="Times New Roman"/>
+                <w:b w:val="0"/>
+                <w:i w:val="0"/>
+                <w:color w:val="000000"/>
+                <w:sz w:val="20"/>
+                <w:rFonts w:ascii="Times New Roman" w:hAnsi="Times New Roman" w:cs="Times New Roman" w:eastAsia="Times New Roman"/>
+              </w:rPr>
+              <w:t>Защита практической работы №1</w:t>
+            </w:r>
+          </w:p>
+        </w:tc>
+        <w:tc>
+          <w:tcPr>
+            <w:tcW w:type="dxa" w:w="2422"/>
+            <w:vAlign w:val="center"/>
+            <w:tcMar>
+              <w:top w:w="100" w:type="dxa"/>
+              <w:bottom w:w="100" w:type="dxa"/>
+              <w:left w:w="120" w:type="dxa"/>
+              <w:right w:w="120" w:type="dxa"/>
+            </w:tcMar>
+          </w:tcPr>
+          <w:p>
+            <w:pPr>
+              <w:spacing w:before="0" w:after="0" w:line="240" w:lineRule="auto"/>
+              <w:jc w:val="center"/>
+            </w:pPr>
+            <w:r/>
+            <w:r>
+              <w:rPr>
+                <w:rFonts w:ascii="Times New Roman" w:hAnsi="Times New Roman"/>
+                <w:b w:val="0"/>
+                <w:i w:val="0"/>
+                <w:color w:val="000000"/>
+                <w:sz w:val="20"/>
+                <w:rFonts w:ascii="Times New Roman" w:hAnsi="Times New Roman" w:cs="Times New Roman" w:eastAsia="Times New Roman"/>
+              </w:rPr>
+              <w:t>32</w:t>
+            </w:r>
+          </w:p>
+        </w:tc>
+        <w:tc>
+          <w:tcPr>
+            <w:tcW w:type="dxa" w:w="2422"/>
+            <w:vAlign w:val="center"/>
+            <w:tcMar>
+              <w:top w:w="100" w:type="dxa"/>
+              <w:bottom w:w="100" w:type="dxa"/>
+              <w:left w:w="120" w:type="dxa"/>
+              <w:right w:w="120" w:type="dxa"/>
+            </w:tcMar>
+          </w:tcPr>
+          <w:p>
+            <w:pPr>
+              <w:spacing w:before="0" w:after="0" w:line="240" w:lineRule="auto"/>
+              <w:jc w:val="center"/>
+            </w:pPr>
+            <w:r/>
+            <w:r>
+              <w:rPr>
+                <w:rFonts w:ascii="Times New Roman" w:hAnsi="Times New Roman"/>
+                <w:b w:val="0"/>
+                <w:i w:val="0"/>
+                <w:color w:val="000000"/>
+                <w:sz w:val="20"/>
+                <w:rFonts w:ascii="Times New Roman" w:hAnsi="Times New Roman" w:cs="Times New Roman" w:eastAsia="Times New Roman"/>
+              </w:rPr>
+              <w:t>40</w:t>
+            </w:r>
+          </w:p>
+        </w:tc>
+      </w:tr>
+      <w:tr>
+        <w:trPr>
+          <w:cantSplit/>
+        </w:trPr>
+        <w:tc>
+          <w:tcPr>
+            <w:tcW w:type="dxa" w:w="2422"/>
+            <w:vAlign w:val="center"/>
+            <w:tcMar>
+              <w:top w:w="100" w:type="dxa"/>
+              <w:bottom w:w="100" w:type="dxa"/>
+              <w:left w:w="120" w:type="dxa"/>
+              <w:right w:w="120" w:type="dxa"/>
+            </w:tcMar>
+          </w:tcPr>
+          <w:p>
+            <w:pPr>
+              <w:spacing w:before="0" w:after="0" w:line="240" w:lineRule="auto"/>
+              <w:jc w:val="center"/>
+            </w:pPr>
+            <w:r/>
+            <w:r>
+              <w:rPr>
+                <w:rFonts w:ascii="Times New Roman" w:hAnsi="Times New Roman"/>
+                <w:b w:val="0"/>
+                <w:i w:val="0"/>
+                <w:color w:val="000000"/>
+                <w:sz w:val="20"/>
+                <w:rFonts w:ascii="Times New Roman" w:hAnsi="Times New Roman" w:cs="Times New Roman" w:eastAsia="Times New Roman"/>
+              </w:rPr>
+              <w:t>2</w:t>
+            </w:r>
+          </w:p>
+        </w:tc>
+        <w:tc>
+          <w:tcPr>
+            <w:tcW w:type="dxa" w:w="2422"/>
+            <w:vAlign w:val="center"/>
+            <w:tcMar>
+              <w:top w:w="100" w:type="dxa"/>
+              <w:bottom w:w="100" w:type="dxa"/>
+              <w:left w:w="120" w:type="dxa"/>
+              <w:right w:w="120" w:type="dxa"/>
+            </w:tcMar>
+          </w:tcPr>
+          <w:p>
+            <w:pPr>
+              <w:spacing w:before="0" w:after="0" w:line="240" w:lineRule="auto"/>
+              <w:jc w:val="both"/>
+            </w:pPr>
+            <w:r/>
+            <w:r>
+              <w:rPr>
+                <w:rFonts w:ascii="Times New Roman" w:hAnsi="Times New Roman"/>
+                <w:b w:val="0"/>
+                <w:i w:val="0"/>
+                <w:color w:val="000000"/>
+                <w:sz w:val="20"/>
+                <w:rFonts w:ascii="Times New Roman" w:hAnsi="Times New Roman" w:cs="Times New Roman" w:eastAsia="Times New Roman"/>
+              </w:rPr>
+              <w:t>Защита практической работы №2</w:t>
+            </w:r>
+          </w:p>
+        </w:tc>
+        <w:tc>
+          <w:tcPr>
+            <w:tcW w:type="dxa" w:w="2422"/>
+            <w:vAlign w:val="center"/>
+            <w:tcMar>
+              <w:top w:w="100" w:type="dxa"/>
+              <w:bottom w:w="100" w:type="dxa"/>
+              <w:left w:w="120" w:type="dxa"/>
+              <w:right w:w="120" w:type="dxa"/>
+            </w:tcMar>
+          </w:tcPr>
+          <w:p>
+            <w:pPr>
+              <w:spacing w:before="0" w:after="0" w:line="240" w:lineRule="auto"/>
+              <w:jc w:val="center"/>
+            </w:pPr>
+            <w:r/>
+            <w:r>
+              <w:rPr>
+                <w:rFonts w:ascii="Times New Roman" w:hAnsi="Times New Roman"/>
+                <w:b w:val="0"/>
+                <w:i w:val="0"/>
+                <w:color w:val="000000"/>
+                <w:sz w:val="20"/>
+                <w:rFonts w:ascii="Times New Roman" w:hAnsi="Times New Roman" w:cs="Times New Roman" w:eastAsia="Times New Roman"/>
+              </w:rPr>
+              <w:t>32</w:t>
+            </w:r>
+          </w:p>
+        </w:tc>
+        <w:tc>
+          <w:tcPr>
+            <w:tcW w:type="dxa" w:w="2422"/>
+            <w:vAlign w:val="center"/>
+            <w:tcMar>
+              <w:top w:w="100" w:type="dxa"/>
+              <w:bottom w:w="100" w:type="dxa"/>
+              <w:left w:w="120" w:type="dxa"/>
+              <w:right w:w="120" w:type="dxa"/>
+            </w:tcMar>
+          </w:tcPr>
+          <w:p>
+            <w:pPr>
+              <w:spacing w:before="0" w:after="0" w:line="240" w:lineRule="auto"/>
+              <w:jc w:val="center"/>
+            </w:pPr>
+            <w:r/>
+            <w:r>
+              <w:rPr>
+                <w:rFonts w:ascii="Times New Roman" w:hAnsi="Times New Roman"/>
+                <w:b w:val="0"/>
+                <w:i w:val="0"/>
+                <w:color w:val="000000"/>
+                <w:sz w:val="20"/>
+                <w:rFonts w:ascii="Times New Roman" w:hAnsi="Times New Roman" w:cs="Times New Roman" w:eastAsia="Times New Roman"/>
+              </w:rPr>
+              <w:t>40</w:t>
+            </w:r>
+          </w:p>
+        </w:tc>
+      </w:tr>
+      <w:tr>
+        <w:trPr>
+          <w:cantSplit/>
+        </w:trPr>
+        <w:tc>
+          <w:tcPr>
+            <w:tcW w:type="dxa" w:w="2422"/>
+            <w:vAlign w:val="center"/>
+            <w:tcMar>
+              <w:top w:w="100" w:type="dxa"/>
+              <w:bottom w:w="100" w:type="dxa"/>
+              <w:left w:w="120" w:type="dxa"/>
+              <w:right w:w="120" w:type="dxa"/>
+            </w:tcMar>
+          </w:tcPr>
+          <w:p>
+            <w:pPr>
+              <w:spacing w:before="0" w:after="0" w:line="240" w:lineRule="auto"/>
+              <w:jc w:val="center"/>
+            </w:pPr>
+            <w:r/>
+            <w:r>
+              <w:rPr>
+                <w:rFonts w:ascii="Times New Roman" w:hAnsi="Times New Roman"/>
+                <w:b w:val="0"/>
+                <w:i w:val="0"/>
+                <w:color w:val="000000"/>
+                <w:sz w:val="20"/>
+                <w:rFonts w:ascii="Times New Roman" w:hAnsi="Times New Roman" w:cs="Times New Roman" w:eastAsia="Times New Roman"/>
+              </w:rPr>
+              <w:t>1-2</w:t>
+            </w:r>
+          </w:p>
+        </w:tc>
+        <w:tc>
+          <w:tcPr>
+            <w:tcW w:type="dxa" w:w="2422"/>
+            <w:vAlign w:val="center"/>
+            <w:tcMar>
+              <w:top w:w="100" w:type="dxa"/>
+              <w:bottom w:w="100" w:type="dxa"/>
+              <w:left w:w="120" w:type="dxa"/>
+              <w:right w:w="120" w:type="dxa"/>
+            </w:tcMar>
+          </w:tcPr>
+          <w:p>
+            <w:pPr>
+              <w:spacing w:before="0" w:after="0" w:line="240" w:lineRule="auto"/>
+              <w:jc w:val="both"/>
+            </w:pPr>
+            <w:r/>
+            <w:r>
+              <w:rPr>
+                <w:rFonts w:ascii="Times New Roman" w:hAnsi="Times New Roman"/>
+                <w:b w:val="0"/>
+                <w:i w:val="0"/>
+                <w:color w:val="000000"/>
+                <w:sz w:val="20"/>
+                <w:rFonts w:ascii="Times New Roman" w:hAnsi="Times New Roman" w:cs="Times New Roman" w:eastAsia="Times New Roman"/>
+              </w:rPr>
+              <w:t>Проверочное тестирование</w:t>
+            </w:r>
+          </w:p>
+        </w:tc>
+        <w:tc>
+          <w:tcPr>
+            <w:tcW w:type="dxa" w:w="2422"/>
+            <w:vAlign w:val="center"/>
+            <w:tcMar>
+              <w:top w:w="100" w:type="dxa"/>
+              <w:bottom w:w="100" w:type="dxa"/>
+              <w:left w:w="120" w:type="dxa"/>
+              <w:right w:w="120" w:type="dxa"/>
+            </w:tcMar>
+          </w:tcPr>
+          <w:p>
+            <w:pPr>
+              <w:spacing w:before="0" w:after="0" w:line="240" w:lineRule="auto"/>
+              <w:jc w:val="center"/>
+            </w:pPr>
+            <w:r/>
+            <w:r>
+              <w:rPr>
+                <w:rFonts w:ascii="Times New Roman" w:hAnsi="Times New Roman"/>
+                <w:b w:val="0"/>
+                <w:i w:val="0"/>
+                <w:color w:val="000000"/>
+                <w:sz w:val="20"/>
+                <w:rFonts w:ascii="Times New Roman" w:hAnsi="Times New Roman" w:cs="Times New Roman" w:eastAsia="Times New Roman"/>
+              </w:rPr>
+              <w:t>16</w:t>
+            </w:r>
+          </w:p>
+        </w:tc>
+        <w:tc>
+          <w:tcPr>
+            <w:tcW w:type="dxa" w:w="2422"/>
+            <w:vAlign w:val="center"/>
+            <w:tcMar>
+              <w:top w:w="100" w:type="dxa"/>
+              <w:bottom w:w="100" w:type="dxa"/>
+              <w:left w:w="120" w:type="dxa"/>
+              <w:right w:w="120" w:type="dxa"/>
+            </w:tcMar>
+          </w:tcPr>
+          <w:p>
+            <w:pPr>
+              <w:spacing w:before="0" w:after="0" w:line="240" w:lineRule="auto"/>
+              <w:jc w:val="center"/>
+            </w:pPr>
+            <w:r/>
+            <w:r>
+              <w:rPr>
+                <w:rFonts w:ascii="Times New Roman" w:hAnsi="Times New Roman"/>
+                <w:b w:val="0"/>
+                <w:i w:val="0"/>
+                <w:color w:val="000000"/>
+                <w:sz w:val="20"/>
+                <w:rFonts w:ascii="Times New Roman" w:hAnsi="Times New Roman" w:cs="Times New Roman" w:eastAsia="Times New Roman"/>
+              </w:rPr>
+              <w:t>20</w:t>
+            </w:r>
+          </w:p>
+        </w:tc>
+      </w:tr>
+      <w:tr>
+        <w:trPr>
+          <w:cantSplit/>
+        </w:trPr>
+        <w:tc>
+          <w:tcPr>
+            <w:tcW w:type="dxa" w:w="2422"/>
+            <w:vAlign w:val="center"/>
+            <w:tcMar>
+              <w:top w:w="100" w:type="dxa"/>
+              <w:bottom w:w="100" w:type="dxa"/>
+              <w:left w:w="120" w:type="dxa"/>
+              <w:right w:w="120" w:type="dxa"/>
+            </w:tcMar>
+          </w:tcPr>
+          <w:p>
+            <w:pPr>
+              <w:spacing w:before="0" w:after="0" w:line="240" w:lineRule="auto"/>
+              <w:jc w:val="both"/>
+            </w:pPr>
+            <w:r/>
+          </w:p>
+        </w:tc>
+        <w:tc>
+          <w:tcPr>
+            <w:tcW w:type="dxa" w:w="2422"/>
+            <w:vAlign w:val="center"/>
+            <w:tcMar>
+              <w:top w:w="100" w:type="dxa"/>
+              <w:bottom w:w="100" w:type="dxa"/>
+              <w:left w:w="120" w:type="dxa"/>
+              <w:right w:w="120" w:type="dxa"/>
+            </w:tcMar>
+          </w:tcPr>
+          <w:p>
+            <w:pPr>
+              <w:spacing w:before="0" w:after="0" w:line="240" w:lineRule="auto"/>
+              <w:jc w:val="both"/>
+            </w:pPr>
+            <w:r/>
+            <w:r>
+              <w:rPr>
+                <w:rFonts w:ascii="Times New Roman" w:hAnsi="Times New Roman"/>
+                <w:b/>
+                <w:i w:val="0"/>
+                <w:color w:val="000000"/>
+                <w:sz w:val="20"/>
+                <w:rFonts w:ascii="Times New Roman" w:hAnsi="Times New Roman" w:cs="Times New Roman" w:eastAsia="Times New Roman"/>
+              </w:rPr>
+              <w:t>Итого</w:t>
+            </w:r>
+          </w:p>
+        </w:tc>
+        <w:tc>
+          <w:tcPr>
+            <w:tcW w:type="dxa" w:w="2422"/>
+            <w:vAlign w:val="center"/>
+            <w:tcMar>
+              <w:top w:w="100" w:type="dxa"/>
+              <w:bottom w:w="100" w:type="dxa"/>
+              <w:left w:w="120" w:type="dxa"/>
+              <w:right w:w="120" w:type="dxa"/>
+            </w:tcMar>
+          </w:tcPr>
+          <w:p>
+            <w:pPr>
+              <w:spacing w:before="0" w:after="0" w:line="240" w:lineRule="auto"/>
+              <w:jc w:val="center"/>
+            </w:pPr>
+            <w:r/>
+            <w:r>
+              <w:rPr>
+                <w:rFonts w:ascii="Times New Roman" w:hAnsi="Times New Roman"/>
+                <w:b/>
+                <w:i w:val="0"/>
+                <w:color w:val="000000"/>
+                <w:sz w:val="20"/>
+                <w:rFonts w:ascii="Times New Roman" w:hAnsi="Times New Roman" w:cs="Times New Roman" w:eastAsia="Times New Roman"/>
+              </w:rPr>
+              <w:t>80</w:t>
+            </w:r>
+          </w:p>
+        </w:tc>
+        <w:tc>
+          <w:tcPr>
+            <w:tcW w:type="dxa" w:w="2422"/>
+            <w:vAlign w:val="center"/>
+            <w:tcMar>
+              <w:top w:w="100" w:type="dxa"/>
+              <w:bottom w:w="100" w:type="dxa"/>
+              <w:left w:w="120" w:type="dxa"/>
+              <w:right w:w="120" w:type="dxa"/>
+            </w:tcMar>
+          </w:tcPr>
+          <w:p>
+            <w:pPr>
+              <w:spacing w:before="0" w:after="0" w:line="240" w:lineRule="auto"/>
+              <w:jc w:val="center"/>
+            </w:pPr>
+            <w:r/>
+            <w:r>
+              <w:rPr>
+                <w:rFonts w:ascii="Times New Roman" w:hAnsi="Times New Roman"/>
+                <w:b/>
+                <w:i w:val="0"/>
+                <w:color w:val="000000"/>
+                <w:sz w:val="20"/>
+                <w:rFonts w:ascii="Times New Roman" w:hAnsi="Times New Roman" w:cs="Times New Roman" w:eastAsia="Times New Roman"/>
+              </w:rPr>
+              <w:t>100</w:t>
+            </w:r>
+          </w:p>
+        </w:tc>
+      </w:tr>
+    </w:tbl>
+    <w:p>
+      <w:pPr>
+        <w:spacing w:before="240" w:after="120" w:line="240" w:lineRule="auto"/>
+        <w:jc w:val="both"/>
+      </w:pPr>
+    </w:p>
+    <w:p>
+      <w:pPr>
+        <w:spacing w:before="0" w:after="240" w:line="240" w:lineRule="auto"/>
+        <w:jc w:val="both"/>
+      </w:pPr>
+      <w:r>
+        <w:rPr>
+          <w:rFonts w:ascii="Times New Roman" w:hAnsi="Times New Roman"/>
+          <w:b w:val="0"/>
+          <w:i w:val="0"/>
+          <w:color w:val="000000"/>
+          <w:sz w:val="28"/>
+          <w:rFonts w:ascii="Times New Roman" w:hAnsi="Times New Roman" w:cs="Times New Roman" w:eastAsia="Times New Roman"/>
+        </w:rPr>
+        <w:t>При оценивании результатов обучения по дисциплине в ходе текущего контроля успеваемости используются следующие критерии. Минимальное количество баллов выставляется обучающемуся при выполнении всех показателей, допускаются несущественные неточности в изложении и оформлении материала.</w:t>
+      </w:r>
+    </w:p>
+    <w:tbl>
+      <w:tblPr>
+        <w:tblStyle w:val="TableGrid"/>
+        <w:tblW w:type="auto" w:w="0"/>
+        <w:jc w:val="center"/>
+        <w:tblLook w:firstColumn="1" w:firstRow="1" w:lastColumn="0" w:lastRow="0" w:noHBand="0" w:noVBand="1" w:val="04A0"/>
+      </w:tblPr>
+      <w:tblGrid>
+        <w:gridCol w:w="4844"/>
+        <w:gridCol w:w="4844"/>
+      </w:tblGrid>
+      <w:tr>
+        <w:tc>
+          <w:tcPr>
+            <w:tcW w:type="dxa" w:w="2268"/>
+            <w:vAlign w:val="center"/>
+            <w:tcMar>
+              <w:top w:w="100" w:type="dxa"/>
+              <w:bottom w:w="100" w:type="dxa"/>
+              <w:left w:w="120" w:type="dxa"/>
+              <w:right w:w="120" w:type="dxa"/>
+            </w:tcMar>
+            <w:shd w:val="clear" w:color="auto" w:fill="F2F2F2"/>
+          </w:tcPr>
+          <w:p>
+            <w:pPr>
+              <w:spacing w:before="0" w:after="0" w:line="240" w:lineRule="auto"/>
+              <w:jc w:val="center"/>
+            </w:pPr>
+            <w:r/>
+            <w:r>
+              <w:rPr>
+                <w:rFonts w:ascii="Times New Roman" w:hAnsi="Times New Roman"/>
+                <w:b/>
+                <w:i w:val="0"/>
+                <w:color w:val="000000"/>
+                <w:sz w:val="20"/>
+                <w:rFonts w:ascii="Times New Roman" w:hAnsi="Times New Roman" w:cs="Times New Roman" w:eastAsia="Times New Roman"/>
+              </w:rPr>
+              <w:t>Наименование, обозначение</w:t>
+            </w:r>
+          </w:p>
+        </w:tc>
+        <w:tc>
+          <w:tcPr>
+            <w:tcW w:type="dxa" w:w="6803"/>
+            <w:vAlign w:val="center"/>
+            <w:tcMar>
+              <w:top w:w="100" w:type="dxa"/>
+              <w:bottom w:w="100" w:type="dxa"/>
+              <w:left w:w="120" w:type="dxa"/>
+              <w:right w:w="120" w:type="dxa"/>
+            </w:tcMar>
+            <w:shd w:val="clear" w:color="auto" w:fill="F2F2F2"/>
+          </w:tcPr>
+          <w:p>
+            <w:pPr>
+              <w:spacing w:before="0" w:after="0" w:line="240" w:lineRule="auto"/>
+              <w:jc w:val="center"/>
+            </w:pPr>
+            <w:r/>
+            <w:r>
+              <w:rPr>
+                <w:rFonts w:ascii="Times New Roman" w:hAnsi="Times New Roman"/>
+                <w:b/>
+                <w:i w:val="0"/>
+                <w:color w:val="000000"/>
+                <w:sz w:val="20"/>
+                <w:rFonts w:ascii="Times New Roman" w:hAnsi="Times New Roman" w:cs="Times New Roman" w:eastAsia="Times New Roman"/>
+              </w:rPr>
+              <w:t>Показатели выставления минимального количества баллов</w:t>
+            </w:r>
+          </w:p>
+        </w:tc>
+      </w:tr>
+      <w:tr>
+        <w:trPr>
+          <w:cantSplit/>
+        </w:trPr>
+        <w:tc>
+          <w:tcPr>
+            <w:tcW w:type="dxa" w:w="2268"/>
+            <w:vAlign w:val="center"/>
+            <w:tcMar>
+              <w:top w:w="100" w:type="dxa"/>
+              <w:bottom w:w="100" w:type="dxa"/>
+              <w:left w:w="120" w:type="dxa"/>
+              <w:right w:w="120" w:type="dxa"/>
+            </w:tcMar>
+          </w:tcPr>
+          <w:p>
+            <w:pPr>
+              <w:spacing w:before="0" w:after="0" w:line="240" w:lineRule="auto"/>
+              <w:jc w:val="both"/>
+            </w:pPr>
+            <w:r/>
+            <w:r>
+              <w:rPr>
+                <w:rFonts w:ascii="Times New Roman" w:hAnsi="Times New Roman"/>
+                <w:b/>
+                <w:i w:val="0"/>
+                <w:color w:val="000000"/>
+                <w:sz w:val="20"/>
+                <w:rFonts w:ascii="Times New Roman" w:hAnsi="Times New Roman" w:cs="Times New Roman" w:eastAsia="Times New Roman"/>
+              </w:rPr>
+              <w:t>Практическая работа</w:t>
+            </w:r>
+          </w:p>
+        </w:tc>
+        <w:tc>
+          <w:tcPr>
+            <w:tcW w:type="dxa" w:w="6803"/>
+            <w:vAlign w:val="center"/>
+            <w:tcMar>
+              <w:top w:w="100" w:type="dxa"/>
+              <w:bottom w:w="100" w:type="dxa"/>
+              <w:left w:w="120" w:type="dxa"/>
+              <w:right w:w="120" w:type="dxa"/>
+            </w:tcMar>
+          </w:tcPr>
+          <w:p>
+            <w:pPr>
+              <w:spacing w:before="0" w:after="0" w:line="240" w:lineRule="auto"/>
+              <w:jc w:val="both"/>
+            </w:pPr>
+            <w:r/>
+            <w:r>
+              <w:rPr>
+                <w:rFonts w:ascii="Times New Roman" w:hAnsi="Times New Roman"/>
+                <w:b w:val="0"/>
+                <w:i w:val="0"/>
+                <w:color w:val="000000"/>
+                <w:sz w:val="20"/>
+                <w:rFonts w:ascii="Times New Roman" w:hAnsi="Times New Roman" w:cs="Times New Roman" w:eastAsia="Times New Roman"/>
+              </w:rPr>
+              <w:t>Продемонстрирован удовлетворительный уровень владения материалом.</w:t>
+              <w:br/>
+              <w:t>Правильно решено не менее 50% заданий.</w:t>
+            </w:r>
+          </w:p>
+        </w:tc>
+      </w:tr>
+    </w:tbl>
+    <w:p>
+      <w:pPr>
+        <w:spacing w:before="240" w:after="120" w:line="240" w:lineRule="auto"/>
+        <w:jc w:val="both"/>
+      </w:pPr>
+    </w:p>
+    <w:p>
+      <w:pPr>
+        <w:spacing w:before="0" w:after="120" w:line="240" w:lineRule="auto"/>
+        <w:jc w:val="both"/>
+      </w:pPr>
+      <w:r>
+        <w:rPr>
+          <w:rFonts w:ascii="Times New Roman" w:hAnsi="Times New Roman"/>
+          <w:b w:val="0"/>
+          <w:i w:val="0"/>
+          <w:color w:val="000000"/>
+          <w:sz w:val="28"/>
+          <w:rFonts w:ascii="Times New Roman" w:hAnsi="Times New Roman" w:cs="Times New Roman" w:eastAsia="Times New Roman"/>
+        </w:rPr>
+        <w:t>Промежуточная аттестация по дисциплине проводится в форме зачета с оценкой (6 семестр) и зачета (5 семестр).</w:t>
+        <w:br/>
+        <w:t>Итоговая оценка по дисциплине может быть выставлена на основе результатов текущего контроля с использованием следующей шкалы:</w:t>
+      </w:r>
+    </w:p>
+    <w:tbl>
+      <w:tblPr>
+        <w:tblStyle w:val="TableGrid"/>
+        <w:tblW w:type="auto" w:w="0"/>
+        <w:jc w:val="center"/>
+        <w:tblLook w:firstColumn="1" w:firstRow="1" w:lastColumn="0" w:lastRow="0" w:noHBand="0" w:noVBand="1" w:val="04A0"/>
+      </w:tblPr>
+      <w:tblGrid>
+        <w:gridCol w:w="4844"/>
+        <w:gridCol w:w="4844"/>
+      </w:tblGrid>
+      <w:tr>
+        <w:tc>
+          <w:tcPr>
+            <w:tcW w:type="dxa" w:w="4844"/>
+            <w:vAlign w:val="center"/>
+            <w:tcMar>
+              <w:top w:w="100" w:type="dxa"/>
+              <w:bottom w:w="100" w:type="dxa"/>
+              <w:left w:w="120" w:type="dxa"/>
+              <w:right w:w="120" w:type="dxa"/>
+            </w:tcMar>
+            <w:shd w:val="clear" w:color="auto" w:fill="F2F2F2"/>
+          </w:tcPr>
+          <w:p>
+            <w:pPr>
+              <w:spacing w:before="0" w:after="0" w:line="240" w:lineRule="auto"/>
+              <w:jc w:val="center"/>
+            </w:pPr>
+            <w:r/>
+            <w:r>
+              <w:rPr>
+                <w:rFonts w:ascii="Times New Roman" w:hAnsi="Times New Roman"/>
+                <w:b/>
+                <w:i w:val="0"/>
+                <w:color w:val="000000"/>
+                <w:sz w:val="20"/>
+                <w:rFonts w:ascii="Times New Roman" w:hAnsi="Times New Roman" w:cs="Times New Roman" w:eastAsia="Times New Roman"/>
+              </w:rPr>
+              <w:t>Оценка</w:t>
+            </w:r>
+          </w:p>
+        </w:tc>
+        <w:tc>
+          <w:tcPr>
+            <w:tcW w:type="dxa" w:w="4844"/>
+            <w:vAlign w:val="center"/>
+            <w:tcMar>
+              <w:top w:w="100" w:type="dxa"/>
+              <w:bottom w:w="100" w:type="dxa"/>
+              <w:left w:w="120" w:type="dxa"/>
+              <w:right w:w="120" w:type="dxa"/>
+            </w:tcMar>
+            <w:shd w:val="clear" w:color="auto" w:fill="F2F2F2"/>
+          </w:tcPr>
+          <w:p>
+            <w:pPr>
+              <w:spacing w:before="0" w:after="0" w:line="240" w:lineRule="auto"/>
+              <w:jc w:val="center"/>
+            </w:pPr>
+            <w:r/>
+            <w:r>
+              <w:rPr>
+                <w:rFonts w:ascii="Times New Roman" w:hAnsi="Times New Roman"/>
+                <w:b/>
+                <w:i w:val="0"/>
+                <w:color w:val="000000"/>
+                <w:sz w:val="20"/>
+                <w:rFonts w:ascii="Times New Roman" w:hAnsi="Times New Roman" w:cs="Times New Roman" w:eastAsia="Times New Roman"/>
+              </w:rPr>
+              <w:t>Набрано баллов</w:t>
+            </w:r>
+          </w:p>
+        </w:tc>
+      </w:tr>
+      <w:tr>
+        <w:trPr>
+          <w:cantSplit/>
+        </w:trPr>
+        <w:tc>
+          <w:tcPr>
+            <w:tcW w:type="dxa" w:w="4844"/>
+            <w:vAlign w:val="center"/>
+            <w:tcMar>
+              <w:top w:w="100" w:type="dxa"/>
+              <w:bottom w:w="100" w:type="dxa"/>
+              <w:left w:w="120" w:type="dxa"/>
+              <w:right w:w="120" w:type="dxa"/>
+            </w:tcMar>
+          </w:tcPr>
+          <w:p>
+            <w:pPr>
+              <w:spacing w:before="0" w:after="0" w:line="240" w:lineRule="auto"/>
+              <w:jc w:val="center"/>
+            </w:pPr>
+            <w:r/>
+            <w:r>
+              <w:rPr>
+                <w:rFonts w:ascii="Times New Roman" w:hAnsi="Times New Roman"/>
+                <w:b w:val="0"/>
+                <w:i w:val="0"/>
+                <w:color w:val="000000"/>
+                <w:sz w:val="20"/>
+                <w:rFonts w:ascii="Times New Roman" w:hAnsi="Times New Roman" w:cs="Times New Roman" w:eastAsia="Times New Roman"/>
+              </w:rPr>
+              <w:t>«отлично»</w:t>
+            </w:r>
+          </w:p>
+        </w:tc>
+        <w:tc>
+          <w:tcPr>
+            <w:tcW w:type="dxa" w:w="4844"/>
+            <w:vAlign w:val="center"/>
+            <w:tcMar>
+              <w:top w:w="100" w:type="dxa"/>
+              <w:bottom w:w="100" w:type="dxa"/>
+              <w:left w:w="120" w:type="dxa"/>
+              <w:right w:w="120" w:type="dxa"/>
+            </w:tcMar>
+          </w:tcPr>
+          <w:p>
+            <w:pPr>
+              <w:spacing w:before="0" w:after="0" w:line="240" w:lineRule="auto"/>
+              <w:jc w:val="center"/>
+            </w:pPr>
+            <w:r/>
+            <w:r>
+              <w:rPr>
+                <w:rFonts w:ascii="Times New Roman" w:hAnsi="Times New Roman"/>
+                <w:b w:val="0"/>
+                <w:i w:val="0"/>
+                <w:color w:val="000000"/>
+                <w:sz w:val="20"/>
+                <w:rFonts w:ascii="Times New Roman" w:hAnsi="Times New Roman" w:cs="Times New Roman" w:eastAsia="Times New Roman"/>
+              </w:rPr>
+              <w:t>90-100</w:t>
+            </w:r>
+          </w:p>
+        </w:tc>
+      </w:tr>
+      <w:tr>
+        <w:trPr>
+          <w:cantSplit/>
+        </w:trPr>
+        <w:tc>
+          <w:tcPr>
+            <w:tcW w:type="dxa" w:w="4844"/>
+            <w:vAlign w:val="center"/>
+            <w:tcMar>
+              <w:top w:w="100" w:type="dxa"/>
+              <w:bottom w:w="100" w:type="dxa"/>
+              <w:left w:w="120" w:type="dxa"/>
+              <w:right w:w="120" w:type="dxa"/>
+            </w:tcMar>
+          </w:tcPr>
+          <w:p>
+            <w:pPr>
+              <w:spacing w:before="0" w:after="0" w:line="240" w:lineRule="auto"/>
+              <w:jc w:val="center"/>
+            </w:pPr>
+            <w:r/>
+            <w:r>
+              <w:rPr>
+                <w:rFonts w:ascii="Times New Roman" w:hAnsi="Times New Roman"/>
+                <w:b w:val="0"/>
+                <w:i w:val="0"/>
+                <w:color w:val="000000"/>
+                <w:sz w:val="20"/>
+                <w:rFonts w:ascii="Times New Roman" w:hAnsi="Times New Roman" w:cs="Times New Roman" w:eastAsia="Times New Roman"/>
+              </w:rPr>
+              <w:t>«хорошо»</w:t>
+            </w:r>
+          </w:p>
+        </w:tc>
+        <w:tc>
+          <w:tcPr>
+            <w:tcW w:type="dxa" w:w="4844"/>
+            <w:vAlign w:val="center"/>
+            <w:tcMar>
+              <w:top w:w="100" w:type="dxa"/>
+              <w:bottom w:w="100" w:type="dxa"/>
+              <w:left w:w="120" w:type="dxa"/>
+              <w:right w:w="120" w:type="dxa"/>
+            </w:tcMar>
+          </w:tcPr>
+          <w:p>
+            <w:pPr>
+              <w:spacing w:before="0" w:after="0" w:line="240" w:lineRule="auto"/>
+              <w:jc w:val="center"/>
+            </w:pPr>
+            <w:r/>
+            <w:r>
+              <w:rPr>
+                <w:rFonts w:ascii="Times New Roman" w:hAnsi="Times New Roman"/>
+                <w:b w:val="0"/>
+                <w:i w:val="0"/>
+                <w:color w:val="000000"/>
+                <w:sz w:val="20"/>
+                <w:rFonts w:ascii="Times New Roman" w:hAnsi="Times New Roman" w:cs="Times New Roman" w:eastAsia="Times New Roman"/>
+              </w:rPr>
+              <w:t>75-89</w:t>
+            </w:r>
+          </w:p>
+        </w:tc>
+      </w:tr>
+      <w:tr>
+        <w:trPr>
+          <w:cantSplit/>
+        </w:trPr>
+        <w:tc>
+          <w:tcPr>
+            <w:tcW w:type="dxa" w:w="4844"/>
+            <w:vAlign w:val="center"/>
+            <w:tcMar>
+              <w:top w:w="100" w:type="dxa"/>
+              <w:bottom w:w="100" w:type="dxa"/>
+              <w:left w:w="120" w:type="dxa"/>
+              <w:right w:w="120" w:type="dxa"/>
+            </w:tcMar>
+          </w:tcPr>
+          <w:p>
+            <w:pPr>
+              <w:spacing w:before="0" w:after="0" w:line="240" w:lineRule="auto"/>
+              <w:jc w:val="center"/>
+            </w:pPr>
+            <w:r/>
+            <w:r>
+              <w:rPr>
+                <w:rFonts w:ascii="Times New Roman" w:hAnsi="Times New Roman"/>
+                <w:b w:val="0"/>
+                <w:i w:val="0"/>
+                <w:color w:val="000000"/>
+                <w:sz w:val="20"/>
+                <w:rFonts w:ascii="Times New Roman" w:hAnsi="Times New Roman" w:cs="Times New Roman" w:eastAsia="Times New Roman"/>
+              </w:rPr>
+              <w:t>«удовлетворительно»</w:t>
+            </w:r>
+          </w:p>
+        </w:tc>
+        <w:tc>
+          <w:tcPr>
+            <w:tcW w:type="dxa" w:w="4844"/>
+            <w:vAlign w:val="center"/>
+            <w:tcMar>
+              <w:top w:w="100" w:type="dxa"/>
+              <w:bottom w:w="100" w:type="dxa"/>
+              <w:left w:w="120" w:type="dxa"/>
+              <w:right w:w="120" w:type="dxa"/>
+            </w:tcMar>
+          </w:tcPr>
+          <w:p>
+            <w:pPr>
+              <w:spacing w:before="0" w:after="0" w:line="240" w:lineRule="auto"/>
+              <w:jc w:val="center"/>
+            </w:pPr>
+            <w:r/>
+            <w:r>
+              <w:rPr>
+                <w:rFonts w:ascii="Times New Roman" w:hAnsi="Times New Roman"/>
+                <w:b w:val="0"/>
+                <w:i w:val="0"/>
+                <w:color w:val="000000"/>
+                <w:sz w:val="20"/>
+                <w:rFonts w:ascii="Times New Roman" w:hAnsi="Times New Roman" w:cs="Times New Roman" w:eastAsia="Times New Roman"/>
+              </w:rPr>
+              <w:t>50-74</w:t>
+            </w:r>
+          </w:p>
+        </w:tc>
+      </w:tr>
+      <w:tr>
+        <w:trPr>
+          <w:cantSplit/>
+        </w:trPr>
+        <w:tc>
+          <w:tcPr>
+            <w:tcW w:type="dxa" w:w="4844"/>
+            <w:vAlign w:val="center"/>
+            <w:tcMar>
+              <w:top w:w="100" w:type="dxa"/>
+              <w:bottom w:w="100" w:type="dxa"/>
+              <w:left w:w="120" w:type="dxa"/>
+              <w:right w:w="120" w:type="dxa"/>
+            </w:tcMar>
+          </w:tcPr>
+          <w:p>
+            <w:pPr>
+              <w:spacing w:before="0" w:after="0" w:line="240" w:lineRule="auto"/>
+              <w:jc w:val="center"/>
+            </w:pPr>
+            <w:r/>
+            <w:r>
+              <w:rPr>
+                <w:rFonts w:ascii="Times New Roman" w:hAnsi="Times New Roman"/>
+                <w:b w:val="0"/>
+                <w:i w:val="0"/>
+                <w:color w:val="000000"/>
+                <w:sz w:val="20"/>
+                <w:rFonts w:ascii="Times New Roman" w:hAnsi="Times New Roman" w:cs="Times New Roman" w:eastAsia="Times New Roman"/>
+              </w:rPr>
+              <w:t>«неудовлетворительно»</w:t>
+            </w:r>
+          </w:p>
+        </w:tc>
+        <w:tc>
+          <w:tcPr>
+            <w:tcW w:type="dxa" w:w="4844"/>
+            <w:vAlign w:val="center"/>
+            <w:tcMar>
+              <w:top w:w="100" w:type="dxa"/>
+              <w:bottom w:w="100" w:type="dxa"/>
+              <w:left w:w="120" w:type="dxa"/>
+              <w:right w:w="120" w:type="dxa"/>
+            </w:tcMar>
+          </w:tcPr>
+          <w:p>
+            <w:pPr>
+              <w:spacing w:before="0" w:after="0" w:line="240" w:lineRule="auto"/>
+              <w:jc w:val="center"/>
+            </w:pPr>
+            <w:r/>
+            <w:r>
+              <w:rPr>
+                <w:rFonts w:ascii="Times New Roman" w:hAnsi="Times New Roman"/>
+                <w:b w:val="0"/>
+                <w:i w:val="0"/>
+                <w:color w:val="000000"/>
+                <w:sz w:val="20"/>
+                <w:rFonts w:ascii="Times New Roman" w:hAnsi="Times New Roman" w:cs="Times New Roman" w:eastAsia="Times New Roman"/>
+              </w:rPr>
+              <w:t>0-49</w:t>
+            </w:r>
+          </w:p>
+        </w:tc>
+      </w:tr>
+    </w:tbl>
+    <w:p>
+      <w:pPr>
+        <w:spacing w:before="240" w:after="120" w:line="240" w:lineRule="auto"/>
+        <w:jc w:val="both"/>
+      </w:pPr>
+    </w:p>
+    <w:p>
+      <w:pPr>
+        <w:spacing w:before="0" w:after="120" w:line="240" w:lineRule="auto"/>
+        <w:jc w:val="both"/>
+      </w:pPr>
+      <w:r>
+        <w:rPr>
+          <w:rFonts w:ascii="Times New Roman" w:hAnsi="Times New Roman"/>
+          <w:b w:val="0"/>
+          <w:i w:val="0"/>
+          <w:color w:val="000000"/>
+          <w:sz w:val="28"/>
+          <w:rFonts w:ascii="Times New Roman" w:hAnsi="Times New Roman" w:cs="Times New Roman" w:eastAsia="Times New Roman"/>
+        </w:rPr>
+        <w:t>Если сумма набранных баллов менее 50 – обучающийся не допускается до промежуточной аттестации.</w:t>
+      </w:r>
+    </w:p>
+    <w:p>
+      <w:pPr>
+        <w:spacing w:before="0" w:after="120" w:line="240" w:lineRule="auto"/>
+        <w:jc w:val="both"/>
+      </w:pPr>
+      <w:r>
+        <w:rPr>
+          <w:rFonts w:ascii="Times New Roman" w:hAnsi="Times New Roman"/>
+          <w:b w:val="0"/>
+          <w:i w:val="0"/>
+          <w:color w:val="000000"/>
+          <w:sz w:val="28"/>
+          <w:rFonts w:ascii="Times New Roman" w:hAnsi="Times New Roman" w:cs="Times New Roman" w:eastAsia="Times New Roman"/>
+        </w:rPr>
+        <w:t>Если сумма баллов составляет от 50 до 100 баллов, обучающийся допускается до промежуточной аттестации.</w:t>
+      </w:r>
+    </w:p>
+    <w:p>
+      <w:pPr>
+        <w:spacing w:before="0" w:after="120" w:line="240" w:lineRule="auto"/>
+        <w:jc w:val="both"/>
+      </w:pPr>
+      <w:r>
+        <w:rPr>
+          <w:rFonts w:ascii="Times New Roman" w:hAnsi="Times New Roman"/>
+          <w:b w:val="0"/>
+          <w:i w:val="0"/>
+          <w:color w:val="000000"/>
+          <w:sz w:val="28"/>
+          <w:rFonts w:ascii="Times New Roman" w:hAnsi="Times New Roman" w:cs="Times New Roman" w:eastAsia="Times New Roman"/>
+        </w:rPr>
+        <w:t>Билет к зачету с оценкой включает 1 теоретический и 2 практических задания. Промежуточная аттестация проводится в письменной форме. Время на подготовку: 60-90 минут. При оценивании результатов обучения по дисциплине в ходе промежуточной аттестации используются следующие критерии и шкала оценки:</w:t>
+      </w:r>
+    </w:p>
+    <w:tbl>
+      <w:tblPr>
+        <w:tblStyle w:val="TableGrid"/>
+        <w:tblW w:type="auto" w:w="0"/>
+        <w:jc w:val="center"/>
+        <w:tblLook w:firstColumn="1" w:firstRow="1" w:lastColumn="0" w:lastRow="0" w:noHBand="0" w:noVBand="1" w:val="04A0"/>
+      </w:tblPr>
+      <w:tblGrid>
+        <w:gridCol w:w="4844"/>
+        <w:gridCol w:w="4844"/>
+      </w:tblGrid>
+      <w:tr>
+        <w:tc>
+          <w:tcPr>
+            <w:tcW w:type="dxa" w:w="2268"/>
+            <w:vAlign w:val="center"/>
+            <w:tcMar>
+              <w:top w:w="100" w:type="dxa"/>
+              <w:bottom w:w="100" w:type="dxa"/>
+              <w:left w:w="120" w:type="dxa"/>
+              <w:right w:w="120" w:type="dxa"/>
+            </w:tcMar>
+            <w:shd w:val="clear" w:color="auto" w:fill="F2F2F2"/>
+          </w:tcPr>
+          <w:p>
+            <w:pPr>
+              <w:spacing w:before="0" w:after="0" w:line="240" w:lineRule="auto"/>
+              <w:jc w:val="center"/>
+            </w:pPr>
+            <w:r/>
+            <w:r>
+              <w:rPr>
+                <w:rFonts w:ascii="Times New Roman" w:hAnsi="Times New Roman"/>
+                <w:b/>
+                <w:i w:val="0"/>
+                <w:color w:val="000000"/>
+                <w:sz w:val="20"/>
+                <w:rFonts w:ascii="Times New Roman" w:hAnsi="Times New Roman" w:cs="Times New Roman" w:eastAsia="Times New Roman"/>
+              </w:rPr>
+              <w:t>Оценка</w:t>
+            </w:r>
+          </w:p>
+        </w:tc>
+        <w:tc>
+          <w:tcPr>
+            <w:tcW w:type="dxa" w:w="6803"/>
+            <w:vAlign w:val="center"/>
+            <w:tcMar>
+              <w:top w:w="100" w:type="dxa"/>
+              <w:bottom w:w="100" w:type="dxa"/>
+              <w:left w:w="120" w:type="dxa"/>
+              <w:right w:w="120" w:type="dxa"/>
+            </w:tcMar>
+            <w:shd w:val="clear" w:color="auto" w:fill="F2F2F2"/>
+          </w:tcPr>
+          <w:p>
+            <w:pPr>
+              <w:spacing w:before="0" w:after="0" w:line="240" w:lineRule="auto"/>
+              <w:jc w:val="center"/>
+            </w:pPr>
+            <w:r/>
+            <w:r>
+              <w:rPr>
+                <w:rFonts w:ascii="Times New Roman" w:hAnsi="Times New Roman"/>
+                <w:b/>
+                <w:i w:val="0"/>
+                <w:color w:val="000000"/>
+                <w:sz w:val="20"/>
+                <w:rFonts w:ascii="Times New Roman" w:hAnsi="Times New Roman" w:cs="Times New Roman" w:eastAsia="Times New Roman"/>
+              </w:rPr>
+              <w:t>Критерии оценки</w:t>
+            </w:r>
+          </w:p>
+        </w:tc>
+      </w:tr>
+      <w:tr>
+        <w:trPr>
+          <w:cantSplit/>
+        </w:trPr>
+        <w:tc>
+          <w:tcPr>
+            <w:tcW w:type="dxa" w:w="2268"/>
+            <w:vAlign w:val="center"/>
+            <w:tcMar>
+              <w:top w:w="100" w:type="dxa"/>
+              <w:bottom w:w="100" w:type="dxa"/>
+              <w:left w:w="120" w:type="dxa"/>
+              <w:right w:w="120" w:type="dxa"/>
+            </w:tcMar>
+          </w:tcPr>
+          <w:p>
+            <w:pPr>
+              <w:spacing w:before="0" w:after="0" w:line="240" w:lineRule="auto"/>
+              <w:jc w:val="center"/>
+            </w:pPr>
+            <w:r/>
+            <w:r>
+              <w:rPr>
+                <w:rFonts w:ascii="Times New Roman" w:hAnsi="Times New Roman"/>
+                <w:b w:val="0"/>
+                <w:i w:val="0"/>
+                <w:color w:val="000000"/>
+                <w:sz w:val="20"/>
+                <w:rFonts w:ascii="Times New Roman" w:hAnsi="Times New Roman" w:cs="Times New Roman" w:eastAsia="Times New Roman"/>
+              </w:rPr>
+              <w:t>«отлично»</w:t>
+            </w:r>
+          </w:p>
+        </w:tc>
+        <w:tc>
+          <w:tcPr>
+            <w:tcW w:type="dxa" w:w="6803"/>
+            <w:vAlign w:val="center"/>
+            <w:tcMar>
+              <w:top w:w="100" w:type="dxa"/>
+              <w:bottom w:w="100" w:type="dxa"/>
+              <w:left w:w="120" w:type="dxa"/>
+              <w:right w:w="120" w:type="dxa"/>
+            </w:tcMar>
+          </w:tcPr>
+          <w:p>
+            <w:pPr>
+              <w:spacing w:before="0" w:after="0" w:line="240" w:lineRule="auto"/>
+              <w:jc w:val="both"/>
+            </w:pPr>
+            <w:r/>
+            <w:r>
+              <w:rPr>
+                <w:rFonts w:ascii="Times New Roman" w:hAnsi="Times New Roman"/>
+                <w:b w:val="0"/>
+                <w:i w:val="0"/>
+                <w:color w:val="000000"/>
+                <w:sz w:val="20"/>
+                <w:rFonts w:ascii="Times New Roman" w:hAnsi="Times New Roman" w:cs="Times New Roman" w:eastAsia="Times New Roman"/>
+              </w:rPr>
+              <w:t>Обучающийся показал всестороннее, систематическое и глубокое знание учебного материала, предусмотренного программой, умение уверенно применять на их практике при решении задач (выполнении заданий), способность полно, правильно и аргументировано отвечать на вопросы и делать необходимые выводы. Свободно использует основную литературу и знаком с дополнительной литературой, рекомендованной программой.</w:t>
+            </w:r>
+          </w:p>
+        </w:tc>
+      </w:tr>
+      <w:tr>
+        <w:trPr>
+          <w:cantSplit/>
+        </w:trPr>
+        <w:tc>
+          <w:tcPr>
+            <w:tcW w:type="dxa" w:w="2268"/>
+            <w:vAlign w:val="center"/>
+            <w:tcMar>
+              <w:top w:w="100" w:type="dxa"/>
+              <w:bottom w:w="100" w:type="dxa"/>
+              <w:left w:w="120" w:type="dxa"/>
+              <w:right w:w="120" w:type="dxa"/>
+            </w:tcMar>
+          </w:tcPr>
+          <w:p>
+            <w:pPr>
+              <w:spacing w:before="0" w:after="0" w:line="240" w:lineRule="auto"/>
+              <w:jc w:val="center"/>
+            </w:pPr>
+            <w:r/>
+            <w:r>
+              <w:rPr>
+                <w:rFonts w:ascii="Times New Roman" w:hAnsi="Times New Roman"/>
+                <w:b w:val="0"/>
+                <w:i w:val="0"/>
+                <w:color w:val="000000"/>
+                <w:sz w:val="20"/>
+                <w:rFonts w:ascii="Times New Roman" w:hAnsi="Times New Roman" w:cs="Times New Roman" w:eastAsia="Times New Roman"/>
+              </w:rPr>
+              <w:t>«хорошо»</w:t>
+            </w:r>
+          </w:p>
+        </w:tc>
+        <w:tc>
+          <w:tcPr>
+            <w:tcW w:type="dxa" w:w="6803"/>
+            <w:vAlign w:val="center"/>
+            <w:tcMar>
+              <w:top w:w="100" w:type="dxa"/>
+              <w:bottom w:w="100" w:type="dxa"/>
+              <w:left w:w="120" w:type="dxa"/>
+              <w:right w:w="120" w:type="dxa"/>
+            </w:tcMar>
+          </w:tcPr>
+          <w:p>
+            <w:pPr>
+              <w:spacing w:before="0" w:after="0" w:line="240" w:lineRule="auto"/>
+              <w:jc w:val="both"/>
+            </w:pPr>
+            <w:r/>
+            <w:r>
+              <w:rPr>
+                <w:rFonts w:ascii="Times New Roman" w:hAnsi="Times New Roman"/>
+                <w:b w:val="0"/>
+                <w:i w:val="0"/>
+                <w:color w:val="000000"/>
+                <w:sz w:val="20"/>
+                <w:rFonts w:ascii="Times New Roman" w:hAnsi="Times New Roman" w:cs="Times New Roman" w:eastAsia="Times New Roman"/>
+              </w:rPr>
+              <w:t>Обучающийся показал полное знание теоретического материала, владение основной литературой, рекомендованной в программе, умение самостоятельно решать задачи (выполнять задания), способность аргументировано отвечать на вопросы и делать необходимые выводы, допускает единичные ошибки, исправляемые после замечания преподавателя. Способен к самостоятельному пополнению и обновлению знаний в ходе дальнейшей учебной работы и профессиональной деятельности.</w:t>
+            </w:r>
+          </w:p>
+        </w:tc>
+      </w:tr>
+      <w:tr>
+        <w:trPr>
+          <w:cantSplit/>
+        </w:trPr>
+        <w:tc>
+          <w:tcPr>
+            <w:tcW w:type="dxa" w:w="2268"/>
+            <w:vAlign w:val="center"/>
+            <w:tcMar>
+              <w:top w:w="100" w:type="dxa"/>
+              <w:bottom w:w="100" w:type="dxa"/>
+              <w:left w:w="120" w:type="dxa"/>
+              <w:right w:w="120" w:type="dxa"/>
+            </w:tcMar>
+          </w:tcPr>
+          <w:p>
+            <w:pPr>
+              <w:spacing w:before="0" w:after="0" w:line="240" w:lineRule="auto"/>
+              <w:jc w:val="center"/>
+            </w:pPr>
+            <w:r/>
+            <w:r>
+              <w:rPr>
+                <w:rFonts w:ascii="Times New Roman" w:hAnsi="Times New Roman"/>
+                <w:b w:val="0"/>
+                <w:i w:val="0"/>
+                <w:color w:val="000000"/>
+                <w:sz w:val="20"/>
+                <w:rFonts w:ascii="Times New Roman" w:hAnsi="Times New Roman" w:cs="Times New Roman" w:eastAsia="Times New Roman"/>
+              </w:rPr>
+              <w:t>«удовлетворительно»</w:t>
+            </w:r>
+          </w:p>
+        </w:tc>
+        <w:tc>
+          <w:tcPr>
+            <w:tcW w:type="dxa" w:w="6803"/>
+            <w:vAlign w:val="center"/>
+            <w:tcMar>
+              <w:top w:w="100" w:type="dxa"/>
+              <w:bottom w:w="100" w:type="dxa"/>
+              <w:left w:w="120" w:type="dxa"/>
+              <w:right w:w="120" w:type="dxa"/>
+            </w:tcMar>
+          </w:tcPr>
+          <w:p>
+            <w:pPr>
+              <w:spacing w:before="0" w:after="0" w:line="240" w:lineRule="auto"/>
+              <w:jc w:val="both"/>
+            </w:pPr>
+            <w:r/>
+            <w:r>
+              <w:rPr>
+                <w:rFonts w:ascii="Times New Roman" w:hAnsi="Times New Roman"/>
+                <w:b w:val="0"/>
+                <w:i w:val="0"/>
+                <w:color w:val="000000"/>
+                <w:sz w:val="20"/>
+                <w:rFonts w:ascii="Times New Roman" w:hAnsi="Times New Roman" w:cs="Times New Roman" w:eastAsia="Times New Roman"/>
+              </w:rPr>
+              <w:t>Обучающийся демонстрирует неполное или фрагментарное знание основного учебного материала, допускает существенные ошибки в его изложении, испытывает затруднения и допускает ошибки при выполнении заданий (решении задач), выполняет задание при подсказке преподавателя, затрудняется в формулировке выводов. Владеет знанием основных разделов, необходимых для дальнейшего обучения, знаком с основной и дополнительной литературой, рекомендованной программой.</w:t>
+            </w:r>
+          </w:p>
+        </w:tc>
+      </w:tr>
+      <w:tr>
+        <w:trPr>
+          <w:cantSplit/>
+        </w:trPr>
+        <w:tc>
+          <w:tcPr>
+            <w:tcW w:type="dxa" w:w="2268"/>
+            <w:vAlign w:val="center"/>
+            <w:tcMar>
+              <w:top w:w="100" w:type="dxa"/>
+              <w:bottom w:w="100" w:type="dxa"/>
+              <w:left w:w="120" w:type="dxa"/>
+              <w:right w:w="120" w:type="dxa"/>
+            </w:tcMar>
+          </w:tcPr>
+          <w:p>
+            <w:pPr>
+              <w:spacing w:before="0" w:after="0" w:line="240" w:lineRule="auto"/>
+              <w:jc w:val="center"/>
+            </w:pPr>
+            <w:r/>
+            <w:r>
+              <w:rPr>
+                <w:rFonts w:ascii="Times New Roman" w:hAnsi="Times New Roman"/>
+                <w:b w:val="0"/>
+                <w:i w:val="0"/>
+                <w:color w:val="000000"/>
+                <w:sz w:val="20"/>
+                <w:rFonts w:ascii="Times New Roman" w:hAnsi="Times New Roman" w:cs="Times New Roman" w:eastAsia="Times New Roman"/>
+              </w:rPr>
+              <w:t>«неудовлетворительно»</w:t>
+            </w:r>
+          </w:p>
+        </w:tc>
+        <w:tc>
+          <w:tcPr>
+            <w:tcW w:type="dxa" w:w="6803"/>
+            <w:vAlign w:val="center"/>
+            <w:tcMar>
+              <w:top w:w="100" w:type="dxa"/>
+              <w:bottom w:w="100" w:type="dxa"/>
+              <w:left w:w="120" w:type="dxa"/>
+              <w:right w:w="120" w:type="dxa"/>
+            </w:tcMar>
+          </w:tcPr>
+          <w:p>
+            <w:pPr>
+              <w:spacing w:before="0" w:after="0" w:line="240" w:lineRule="auto"/>
+              <w:jc w:val="both"/>
+            </w:pPr>
+            <w:r/>
+            <w:r>
+              <w:rPr>
+                <w:rFonts w:ascii="Times New Roman" w:hAnsi="Times New Roman"/>
+                <w:b w:val="0"/>
+                <w:i w:val="0"/>
+                <w:color w:val="000000"/>
+                <w:sz w:val="20"/>
+                <w:rFonts w:ascii="Times New Roman" w:hAnsi="Times New Roman" w:cs="Times New Roman" w:eastAsia="Times New Roman"/>
+              </w:rPr>
+              <w:t>Обучающийся при ответе демонстрирует существенные пробелы в знаниях основного учебного материала, допускает грубые ошибки в формулировании основных понятий и при решении типовых задач (при выполнении типовых заданий), не способен ответить на наводящие вопросы преподавателя. Оценка ставится обучающимся, которые не могут продолжить обучение или приступить к профессиональной деятельности по окончании образовательного учреждения без дополнительных занятий по рассматриваемой дисциплине.</w:t>
             </w:r>
           </w:p>
         </w:tc>
